--- a/assets/docs/แบบข้อตกลงในการพัฒนางาน ไม่มีวิทยฐานะ.docx
+++ b/assets/docs/แบบข้อตกลงในการพัฒนางาน ไม่มีวิทยฐานะ.docx
@@ -219,25 +219,10 @@
       </w:pPr>
       <w:r>
         <w:rPr>
-          <w:rFonts w:ascii="TH SarabunPSK" w:hAnsi="TH SarabunPSK" w:cs="TH SarabunPSK"/>
-          <w:b/>
-          <w:bCs/>
-          <w:sz w:val="32"/>
-          <w:szCs w:val="32"/>
-          <w:cs/>
-        </w:rPr>
-        <w:t>ประจำปีงบประมาณ พ.ศ. 25</w:t>
-      </w:r>
-      <w:r>
-        <w:rPr>
-          <w:rFonts w:ascii="TH SarabunPSK" w:hAnsi="TH SarabunPSK" w:cs="TH SarabunPSK"/>
-          <w:b/>
-          <w:bCs/>
-          <w:sz w:val="32"/>
-          <w:szCs w:val="32"/>
-          <w:cs/>
-        </w:rPr>
-        <w:t>68</w:t>
+          <w:rFonts w:ascii="TH SarabunPSK" w:hAnsi="TH SarabunPSK"/>
+          <w:sz w:val="32"/>
+        </w:rPr>
+        <w:t>ประจำปีงบประมาณ พ.ศ. 2569</w:t>
       </w:r>
     </w:p>
     <w:p>
@@ -254,101 +239,10 @@
       </w:pPr>
       <w:r>
         <w:rPr>
-          <w:rFonts w:ascii="TH SarabunPSK" w:hAnsi="TH SarabunPSK" w:cs="TH SarabunPSK"/>
-          <w:b/>
-          <w:bCs/>
-          <w:sz w:val="32"/>
-          <w:szCs w:val="32"/>
-        </w:rPr>
-        <w:t xml:space="preserve"> </w:t>
-      </w:r>
-      <w:r>
-        <w:rPr>
-          <w:rFonts w:ascii="TH SarabunPSK" w:hAnsi="TH SarabunPSK" w:cs="TH SarabunPSK"/>
-          <w:b/>
-          <w:bCs/>
-          <w:sz w:val="32"/>
-          <w:szCs w:val="32"/>
-          <w:cs/>
-        </w:rPr>
-        <w:t xml:space="preserve">ระหว่างวันที่ </w:t>
-      </w:r>
-      <w:r>
-        <w:rPr>
-          <w:rFonts w:ascii="TH SarabunPSK" w:hAnsi="TH SarabunPSK" w:cs="TH SarabunPSK"/>
-          <w:b/>
-          <w:bCs/>
-          <w:sz w:val="32"/>
-          <w:szCs w:val="32"/>
-          <w:cs/>
-        </w:rPr>
-        <w:t>1</w:t>
-      </w:r>
-      <w:r>
-        <w:rPr>
-          <w:rFonts w:ascii="TH SarabunPSK" w:hAnsi="TH SarabunPSK" w:cs="TH SarabunPSK"/>
-          <w:b/>
-          <w:bCs/>
-          <w:sz w:val="32"/>
-          <w:szCs w:val="32"/>
-          <w:cs/>
-        </w:rPr>
-        <w:t xml:space="preserve"> เดือน  ตุลาคม พ.ศ. 25</w:t>
-      </w:r>
-      <w:r>
-        <w:rPr>
-          <w:rFonts w:ascii="TH SarabunPSK" w:hAnsi="TH SarabunPSK" w:cs="TH SarabunPSK"/>
-          <w:b/>
-          <w:bCs/>
-          <w:sz w:val="32"/>
-          <w:szCs w:val="32"/>
-          <w:cs/>
-        </w:rPr>
-        <w:t xml:space="preserve">68 </w:t>
-      </w:r>
-      <w:r>
-        <w:rPr>
-          <w:rFonts w:ascii="TH SarabunPSK" w:hAnsi="TH SarabunPSK" w:cs="TH SarabunPSK"/>
-          <w:b/>
-          <w:bCs/>
-          <w:sz w:val="32"/>
-          <w:szCs w:val="32"/>
-          <w:cs/>
-        </w:rPr>
-        <w:t xml:space="preserve">ถึงวันที่ </w:t>
-      </w:r>
-      <w:r>
-        <w:rPr>
-          <w:rFonts w:ascii="TH SarabunPSK" w:hAnsi="TH SarabunPSK" w:cs="TH SarabunPSK"/>
-          <w:b/>
-          <w:bCs/>
-          <w:sz w:val="32"/>
-          <w:szCs w:val="32"/>
-          <w:cs/>
-        </w:rPr>
-        <w:t xml:space="preserve">30 </w:t>
-      </w:r>
-      <w:r>
-        <w:rPr>
-          <w:rFonts w:ascii="TH SarabunPSK" w:hAnsi="TH SarabunPSK" w:cs="TH SarabunPSK"/>
-          <w:b/>
-          <w:bCs/>
-          <w:sz w:val="32"/>
-          <w:szCs w:val="32"/>
-          <w:cs/>
-        </w:rPr>
-        <w:t>เดือน กันยายน พ.ศ. 25</w:t>
-      </w:r>
-      <w:r>
-        <w:rPr>
-          <w:rFonts w:ascii="TH SarabunPSK" w:hAnsi="TH SarabunPSK" w:cs="TH SarabunPSK"/>
-          <w:b/>
-          <w:bCs/>
-          <w:sz w:val="32"/>
-          <w:szCs w:val="32"/>
-          <w:cs/>
-        </w:rPr>
-        <w:t>69</w:t>
+          <w:rFonts w:ascii="TH SarabunPSK" w:hAnsi="TH SarabunPSK"/>
+          <w:sz w:val="32"/>
+        </w:rPr>
+        <w:t>ระหว่างวันที่ 1 เดือน ตุลาคม พ.ศ. 2568 ถึงวันที่ 30 เดือน กันยายน พ.ศ. 2569</w:t>
       </w:r>
     </w:p>
     <w:p>
@@ -430,7 +324,6 @@
         </w:rPr>
         <w:t xml:space="preserve">ชื่อ  </w:t>
       </w:r>
-      <w:proofErr w:type="spellStart"/>
       <w:r>
         <w:rPr>
           <w:rFonts w:ascii="TH SarabunPSK" w:hAnsi="TH SarabunPSK" w:cs="TH SarabunPSK"/>
@@ -440,19 +333,7 @@
           <w:szCs w:val="32"/>
           <w:cs/>
         </w:rPr>
-        <w:t>อนันต</w:t>
-      </w:r>
-      <w:proofErr w:type="spellEnd"/>
-      <w:r>
-        <w:rPr>
-          <w:rFonts w:ascii="TH SarabunPSK" w:hAnsi="TH SarabunPSK" w:cs="TH SarabunPSK"/>
-          <w:b/>
-          <w:bCs/>
-          <w:sz w:val="32"/>
-          <w:szCs w:val="32"/>
-          <w:cs/>
-        </w:rPr>
-        <w:t>ชัย</w:t>
+        <w:t>อนันตชัย</w:t>
       </w:r>
       <w:r>
         <w:rPr>
@@ -652,27 +533,7 @@
           <w:szCs w:val="32"/>
           <w:cs/>
         </w:rPr>
-        <w:t xml:space="preserve">รับเงินเดือนในอันดับ </w:t>
-      </w:r>
-      <w:proofErr w:type="spellStart"/>
-      <w:r>
-        <w:rPr>
-          <w:rFonts w:ascii="TH SarabunPSK" w:hAnsi="TH SarabunPSK" w:cs="TH SarabunPSK"/>
-          <w:sz w:val="32"/>
-          <w:szCs w:val="32"/>
-          <w:cs/>
-        </w:rPr>
-        <w:t>คศ</w:t>
-      </w:r>
-      <w:proofErr w:type="spellEnd"/>
-      <w:r>
-        <w:rPr>
-          <w:rFonts w:ascii="TH SarabunPSK" w:hAnsi="TH SarabunPSK" w:cs="TH SarabunPSK"/>
-          <w:sz w:val="32"/>
-          <w:szCs w:val="32"/>
-          <w:cs/>
-        </w:rPr>
-        <w:t xml:space="preserve">. 1 </w:t>
+        <w:t xml:space="preserve">รับเงินเดือนในอันดับ คศ. 1 </w:t>
       </w:r>
       <w:r>
         <w:rPr>
@@ -1412,25 +1273,7 @@
           <w:szCs w:val="32"/>
           <w:cs/>
         </w:rPr>
-        <w:t>วิทยาการคำนวณ(ชั้นป.</w:t>
-      </w:r>
-      <w:r>
-        <w:rPr>
-          <w:rFonts w:ascii="TH SarabunPSK" w:hAnsi="TH SarabunPSK" w:cs="TH SarabunPSK"/>
-          <w:sz w:val="32"/>
-          <w:szCs w:val="32"/>
-          <w:cs/>
-        </w:rPr>
-        <w:t>2</w:t>
-      </w:r>
-      <w:r>
-        <w:rPr>
-          <w:rFonts w:ascii="TH SarabunPSK" w:hAnsi="TH SarabunPSK" w:cs="TH SarabunPSK"/>
-          <w:sz w:val="32"/>
-          <w:szCs w:val="32"/>
-          <w:cs/>
-        </w:rPr>
-        <w:t>)</w:t>
+        <w:t>วิทยาการคำนวณ(ชั้นป.2)</w:t>
       </w:r>
       <w:r>
         <w:rPr>
@@ -1514,25 +1357,7 @@
           <w:szCs w:val="32"/>
           <w:cs/>
         </w:rPr>
-        <w:t>วิทยาการคำนวณ(ชั้นป.</w:t>
-      </w:r>
-      <w:r>
-        <w:rPr>
-          <w:rFonts w:ascii="TH SarabunPSK" w:hAnsi="TH SarabunPSK" w:cs="TH SarabunPSK"/>
-          <w:sz w:val="32"/>
-          <w:szCs w:val="32"/>
-          <w:cs/>
-        </w:rPr>
-        <w:t>4</w:t>
-      </w:r>
-      <w:r>
-        <w:rPr>
-          <w:rFonts w:ascii="TH SarabunPSK" w:hAnsi="TH SarabunPSK" w:cs="TH SarabunPSK"/>
-          <w:sz w:val="32"/>
-          <w:szCs w:val="32"/>
-          <w:cs/>
-        </w:rPr>
-        <w:t>)</w:t>
+        <w:t>วิทยาการคำนวณ(ชั้นป.4)</w:t>
       </w:r>
       <w:r>
         <w:rPr>
@@ -1614,25 +1439,7 @@
           <w:szCs w:val="32"/>
           <w:cs/>
         </w:rPr>
-        <w:t>วิทยาการคำนวณ(ชั้นป.</w:t>
-      </w:r>
-      <w:r>
-        <w:rPr>
-          <w:rFonts w:ascii="TH SarabunPSK" w:hAnsi="TH SarabunPSK" w:cs="TH SarabunPSK"/>
-          <w:sz w:val="32"/>
-          <w:szCs w:val="32"/>
-          <w:cs/>
-        </w:rPr>
-        <w:t>5</w:t>
-      </w:r>
-      <w:r>
-        <w:rPr>
-          <w:rFonts w:ascii="TH SarabunPSK" w:hAnsi="TH SarabunPSK" w:cs="TH SarabunPSK"/>
-          <w:sz w:val="32"/>
-          <w:szCs w:val="32"/>
-          <w:cs/>
-        </w:rPr>
-        <w:t>)</w:t>
+        <w:t>วิทยาการคำนวณ(ชั้นป.5)</w:t>
       </w:r>
       <w:r>
         <w:rPr>
@@ -1716,43 +1523,7 @@
           <w:szCs w:val="32"/>
           <w:cs/>
         </w:rPr>
-        <w:t>วิทยา</w:t>
-      </w:r>
-      <w:r>
-        <w:rPr>
-          <w:rFonts w:ascii="TH SarabunPSK" w:hAnsi="TH SarabunPSK" w:cs="TH SarabunPSK"/>
-          <w:sz w:val="32"/>
-          <w:szCs w:val="32"/>
-          <w:cs/>
-        </w:rPr>
-        <w:t>ศาสตร์</w:t>
-      </w:r>
-      <w:r>
-        <w:rPr>
-          <w:rFonts w:ascii="TH SarabunPSK" w:hAnsi="TH SarabunPSK" w:cs="TH SarabunPSK"/>
-          <w:sz w:val="32"/>
-          <w:szCs w:val="32"/>
-          <w:cs/>
-        </w:rPr>
-        <w:t>(ชั้นป.</w:t>
-      </w:r>
-      <w:r>
-        <w:rPr>
-          <w:rFonts w:ascii="TH SarabunPSK" w:hAnsi="TH SarabunPSK" w:cs="TH SarabunPSK"/>
-          <w:sz w:val="32"/>
-          <w:szCs w:val="32"/>
-          <w:cs/>
-        </w:rPr>
-        <w:t>4</w:t>
-      </w:r>
-      <w:r>
-        <w:rPr>
-          <w:rFonts w:ascii="TH SarabunPSK" w:hAnsi="TH SarabunPSK" w:cs="TH SarabunPSK"/>
-          <w:sz w:val="32"/>
-          <w:szCs w:val="32"/>
-          <w:cs/>
-        </w:rPr>
-        <w:t>)</w:t>
+        <w:t>วิทยาศาสตร์(ชั้นป.4)</w:t>
       </w:r>
       <w:r>
         <w:rPr>
@@ -1834,25 +1605,7 @@
           <w:szCs w:val="32"/>
           <w:cs/>
         </w:rPr>
-        <w:t>วิทยาศาสตร์(ชั้นป.</w:t>
-      </w:r>
-      <w:r>
-        <w:rPr>
-          <w:rFonts w:ascii="TH SarabunPSK" w:hAnsi="TH SarabunPSK" w:cs="TH SarabunPSK"/>
-          <w:sz w:val="32"/>
-          <w:szCs w:val="32"/>
-          <w:cs/>
-        </w:rPr>
-        <w:t>5</w:t>
-      </w:r>
-      <w:r>
-        <w:rPr>
-          <w:rFonts w:ascii="TH SarabunPSK" w:hAnsi="TH SarabunPSK" w:cs="TH SarabunPSK"/>
-          <w:sz w:val="32"/>
-          <w:szCs w:val="32"/>
-          <w:cs/>
-        </w:rPr>
-        <w:t>)</w:t>
+        <w:t>วิทยาศาสตร์(ชั้นป.5)</w:t>
       </w:r>
       <w:r>
         <w:rPr>
@@ -2210,16 +1963,7 @@
           <w:szCs w:val="32"/>
           <w:cs/>
         </w:rPr>
-        <w:t>ม.</w:t>
-      </w:r>
-      <w:r>
-        <w:rPr>
-          <w:rFonts w:ascii="TH SarabunPSK" w:hAnsi="TH SarabunPSK" w:cs="TH SarabunPSK" w:hint="cs"/>
-          <w:sz w:val="32"/>
-          <w:szCs w:val="32"/>
-          <w:cs/>
-        </w:rPr>
-        <w:t>2</w:t>
+        <w:t>ม.2</w:t>
       </w:r>
       <w:r>
         <w:rPr>
@@ -2346,16 +2090,7 @@
           <w:szCs w:val="32"/>
           <w:cs/>
         </w:rPr>
-        <w:t>ม.</w:t>
-      </w:r>
-      <w:r>
-        <w:rPr>
-          <w:rFonts w:ascii="TH SarabunPSK" w:hAnsi="TH SarabunPSK" w:cs="TH SarabunPSK" w:hint="cs"/>
-          <w:sz w:val="32"/>
-          <w:szCs w:val="32"/>
-          <w:cs/>
-        </w:rPr>
-        <w:t>3</w:t>
+        <w:t>ม.3</w:t>
       </w:r>
       <w:r>
         <w:rPr>
@@ -2609,16 +2344,7 @@
           <w:szCs w:val="32"/>
           <w:cs/>
         </w:rPr>
-        <w:t>ม.</w:t>
-      </w:r>
-      <w:r>
-        <w:rPr>
-          <w:rFonts w:ascii="TH SarabunPSK" w:hAnsi="TH SarabunPSK" w:cs="TH SarabunPSK" w:hint="cs"/>
-          <w:sz w:val="32"/>
-          <w:szCs w:val="32"/>
-          <w:cs/>
-        </w:rPr>
-        <w:t>3</w:t>
+        <w:t>ม.3</w:t>
       </w:r>
       <w:r>
         <w:rPr>
@@ -2990,17 +2716,7 @@
           <w:szCs w:val="32"/>
           <w:cs/>
         </w:rPr>
-        <w:t xml:space="preserve"> </w:t>
-      </w:r>
-      <w:proofErr w:type="gramStart"/>
-      <w:r>
-        <w:rPr>
-          <w:rFonts w:ascii="TH SarabunPSK" w:hAnsi="TH SarabunPSK" w:cs="TH SarabunPSK"/>
-          <w:sz w:val="32"/>
-          <w:szCs w:val="32"/>
-          <w:cs/>
-        </w:rPr>
-        <w:t xml:space="preserve">กิจกรรมพัฒนาผู้เรียน  </w:t>
+        <w:t xml:space="preserve"> กิจกรรมพัฒนาผู้เรียน  </w:t>
       </w:r>
       <w:r>
         <w:rPr>
@@ -3011,7 +2727,6 @@
         </w:rPr>
         <w:tab/>
       </w:r>
-      <w:proofErr w:type="gramEnd"/>
       <w:r>
         <w:rPr>
           <w:rFonts w:ascii="TH SarabunPSK" w:hAnsi="TH SarabunPSK" w:cs="TH SarabunPSK"/>
@@ -3093,7 +2808,6 @@
         </w:rPr>
         <w:t>(</w:t>
       </w:r>
-      <w:proofErr w:type="spellStart"/>
       <w:r>
         <w:rPr>
           <w:rFonts w:ascii="TH SarabunPSK" w:hAnsi="TH SarabunPSK" w:cs="TH SarabunPSK" w:hint="cs"/>
@@ -3101,17 +2815,7 @@
           <w:szCs w:val="32"/>
           <w:cs/>
         </w:rPr>
-        <w:t>เป</w:t>
-      </w:r>
-      <w:proofErr w:type="spellEnd"/>
-      <w:r>
-        <w:rPr>
-          <w:rFonts w:ascii="TH SarabunPSK" w:hAnsi="TH SarabunPSK" w:cs="TH SarabunPSK" w:hint="cs"/>
-          <w:sz w:val="32"/>
-          <w:szCs w:val="32"/>
-          <w:cs/>
-        </w:rPr>
-        <w:t>ตอง</w:t>
+        <w:t>เปตอง</w:t>
       </w:r>
       <w:r>
         <w:rPr>
@@ -3129,17 +2833,7 @@
           <w:szCs w:val="32"/>
           <w:cs/>
         </w:rPr>
-        <w:t xml:space="preserve"> </w:t>
-      </w:r>
-      <w:proofErr w:type="gramStart"/>
-      <w:r>
-        <w:rPr>
-          <w:rFonts w:ascii="TH SarabunPSK" w:hAnsi="TH SarabunPSK" w:cs="TH SarabunPSK"/>
-          <w:sz w:val="32"/>
-          <w:szCs w:val="32"/>
-          <w:cs/>
-        </w:rPr>
-        <w:t xml:space="preserve">กิจกรรมพัฒนาผู้เรียน  </w:t>
+        <w:t xml:space="preserve"> กิจกรรมพัฒนาผู้เรียน  </w:t>
       </w:r>
       <w:r>
         <w:rPr>
@@ -3150,7 +2844,6 @@
         </w:rPr>
         <w:tab/>
       </w:r>
-      <w:proofErr w:type="gramEnd"/>
       <w:r>
         <w:rPr>
           <w:rFonts w:ascii="TH SarabunPSK" w:hAnsi="TH SarabunPSK" w:cs="TH SarabunPSK"/>
@@ -3275,36 +2968,16 @@
           <w:szCs w:val="32"/>
           <w:cs/>
         </w:rPr>
-        <w:t xml:space="preserve"> </w:t>
-      </w:r>
-      <w:proofErr w:type="gramStart"/>
-      <w:r>
-        <w:rPr>
-          <w:rFonts w:ascii="TH SarabunPSK" w:hAnsi="TH SarabunPSK" w:cs="TH SarabunPSK"/>
-          <w:sz w:val="32"/>
-          <w:szCs w:val="32"/>
-          <w:cs/>
-        </w:rPr>
-        <w:t xml:space="preserve">กิจกรรมพัฒนาผู้เรียน  </w:t>
-      </w:r>
-      <w:r>
-        <w:rPr>
-          <w:rFonts w:ascii="TH SarabunPSK" w:hAnsi="TH SarabunPSK" w:cs="TH SarabunPSK"/>
-          <w:sz w:val="32"/>
-          <w:szCs w:val="32"/>
-          <w:cs/>
-        </w:rPr>
-        <w:t>จำนวน</w:t>
-      </w:r>
-      <w:proofErr w:type="gramEnd"/>
-      <w:r>
-        <w:rPr>
-          <w:rFonts w:ascii="TH SarabunPSK" w:hAnsi="TH SarabunPSK" w:cs="TH SarabunPSK"/>
-          <w:sz w:val="32"/>
-          <w:szCs w:val="32"/>
-          <w:cs/>
-        </w:rPr>
-        <w:t xml:space="preserve"> </w:t>
+        <w:t xml:space="preserve"> กิจกรรมพัฒนาผู้เรียน  </w:t>
+      </w:r>
+      <w:r>
+        <w:rPr>
+          <w:rFonts w:ascii="TH SarabunPSK" w:hAnsi="TH SarabunPSK" w:cs="TH SarabunPSK"/>
+          <w:sz w:val="32"/>
+          <w:szCs w:val="32"/>
+          <w:cs/>
+        </w:rPr>
+        <w:t xml:space="preserve">จำนวน </w:t>
       </w:r>
       <w:r>
         <w:rPr>
@@ -3371,36 +3044,16 @@
           <w:szCs w:val="32"/>
           <w:cs/>
         </w:rPr>
-        <w:t xml:space="preserve">ดการเรียนรู้ </w:t>
-      </w:r>
-      <w:proofErr w:type="gramStart"/>
-      <w:r>
-        <w:rPr>
-          <w:rFonts w:ascii="TH SarabunPSK" w:hAnsi="TH SarabunPSK" w:cs="TH SarabunPSK"/>
-          <w:sz w:val="32"/>
-          <w:szCs w:val="32"/>
-          <w:cs/>
-        </w:rPr>
-        <w:t xml:space="preserve">จำนวน </w:t>
-      </w:r>
-      <w:r>
-        <w:rPr>
-          <w:rFonts w:ascii="TH SarabunPSK" w:hAnsi="TH SarabunPSK" w:cs="TH SarabunPSK"/>
-          <w:sz w:val="32"/>
-          <w:szCs w:val="32"/>
-          <w:cs/>
-        </w:rPr>
-        <w:t xml:space="preserve"> ชั่วโมง</w:t>
-      </w:r>
-      <w:proofErr w:type="gramEnd"/>
-      <w:r>
-        <w:rPr>
-          <w:rFonts w:ascii="TH SarabunPSK" w:hAnsi="TH SarabunPSK" w:cs="TH SarabunPSK"/>
-          <w:sz w:val="32"/>
-          <w:szCs w:val="32"/>
-          <w:cs/>
-        </w:rPr>
-        <w:t>/สัปดาห์</w:t>
+        <w:t xml:space="preserve">ดการเรียนรู้ จำนวน </w:t>
+      </w:r>
+      <w:r>
+        <w:rPr>
+          <w:rFonts w:ascii="TH SarabunPSK" w:hAnsi="TH SarabunPSK" w:cs="TH SarabunPSK"/>
+          <w:sz w:val="32"/>
+          <w:szCs w:val="32"/>
+          <w:cs/>
+        </w:rPr>
+        <w:t xml:space="preserve"> ชั่วโมง/สัปดาห์</w:t>
       </w:r>
     </w:p>
     <w:p>
@@ -3408,7 +3061,7 @@
         <w:spacing w:after="0" w:line="240" w:lineRule="auto"/>
         <w:ind w:left="556" w:firstLine="720"/>
         <w:rPr>
-          <w:rFonts w:ascii="TH SarabunPSK" w:hAnsi="TH SarabunPSK" w:cs="TH SarabunPSK" w:hint="cs"/>
+          <w:rFonts w:ascii="TH SarabunPSK" w:hAnsi="TH SarabunPSK" w:cs="TH SarabunPSK"/>
           <w:sz w:val="32"/>
           <w:szCs w:val="32"/>
           <w:cs/>
@@ -3429,36 +3082,26 @@
           <w:szCs w:val="32"/>
           <w:cs/>
         </w:rPr>
+        <w:t xml:space="preserve"> งานพัฒนาคุณภาพการจัดการศึกษา</w:t>
+      </w:r>
+      <w:r>
+        <w:rPr>
+          <w:rFonts w:ascii="TH SarabunPSK" w:hAnsi="TH SarabunPSK" w:cs="TH SarabunPSK"/>
+          <w:sz w:val="32"/>
+          <w:szCs w:val="32"/>
+          <w:cs/>
+        </w:rPr>
+        <w:t xml:space="preserve">ของสถานศึกษา </w:t>
+      </w:r>
+      <w:r>
+        <w:rPr>
+          <w:rFonts w:ascii="TH SarabunPSK" w:hAnsi="TH SarabunPSK" w:cs="TH SarabunPSK"/>
+          <w:sz w:val="32"/>
+          <w:szCs w:val="32"/>
+          <w:cs/>
+        </w:rPr>
         <w:t xml:space="preserve"> </w:t>
       </w:r>
-      <w:proofErr w:type="gramStart"/>
-      <w:r>
-        <w:rPr>
-          <w:rFonts w:ascii="TH SarabunPSK" w:hAnsi="TH SarabunPSK" w:cs="TH SarabunPSK"/>
-          <w:sz w:val="32"/>
-          <w:szCs w:val="32"/>
-          <w:cs/>
-        </w:rPr>
-        <w:t>งานพัฒนาคุณภาพการจัดการศึกษา</w:t>
-      </w:r>
-      <w:r>
-        <w:rPr>
-          <w:rFonts w:ascii="TH SarabunPSK" w:hAnsi="TH SarabunPSK" w:cs="TH SarabunPSK"/>
-          <w:sz w:val="32"/>
-          <w:szCs w:val="32"/>
-          <w:cs/>
-        </w:rPr>
-        <w:t xml:space="preserve">ของสถานศึกษา </w:t>
-      </w:r>
-      <w:r>
-        <w:rPr>
-          <w:rFonts w:ascii="TH SarabunPSK" w:hAnsi="TH SarabunPSK" w:cs="TH SarabunPSK"/>
-          <w:sz w:val="32"/>
-          <w:szCs w:val="32"/>
-          <w:cs/>
-        </w:rPr>
-        <w:t xml:space="preserve"> </w:t>
-      </w:r>
       <w:r>
         <w:rPr>
           <w:rFonts w:ascii="TH SarabunPSK" w:hAnsi="TH SarabunPSK" w:cs="TH SarabunPSK"/>
@@ -3468,7 +3111,6 @@
         </w:rPr>
         <w:t>จำนวน</w:t>
       </w:r>
-      <w:proofErr w:type="gramEnd"/>
       <w:r>
         <w:rPr>
           <w:rFonts w:ascii="TH SarabunPSK" w:hAnsi="TH SarabunPSK" w:cs="TH SarabunPSK"/>
@@ -3566,7 +3208,6 @@
         </w:rPr>
         <w:t xml:space="preserve">2. </w:t>
       </w:r>
-      <w:proofErr w:type="gramStart"/>
       <w:r>
         <w:rPr>
           <w:rFonts w:ascii="TH SarabunPSK" w:hAnsi="TH SarabunPSK" w:cs="TH SarabunPSK"/>
@@ -3576,19 +3217,7 @@
           <w:szCs w:val="32"/>
           <w:cs/>
         </w:rPr>
-        <w:t>งานที่จะปฏิบัติตามมาตรฐานตำแหน่งครู  (</w:t>
-      </w:r>
-      <w:proofErr w:type="gramEnd"/>
-      <w:r>
-        <w:rPr>
-          <w:rFonts w:ascii="TH SarabunPSK" w:hAnsi="TH SarabunPSK" w:cs="TH SarabunPSK"/>
-          <w:b/>
-          <w:bCs/>
-          <w:sz w:val="32"/>
-          <w:szCs w:val="32"/>
-          <w:cs/>
-        </w:rPr>
-        <w:t>ให้ระบุรายละเอียดของงานที่จะปฏิบัติในแต่ละด้านว่าจะดำเนินการอย่างไร โดยอาจระบุระยะเวลาที่ใช้ในการดำเนินการด้วยก็ได้)</w:t>
+        <w:t>งานที่จะปฏิบัติตามมาตรฐานตำแหน่งครู  (ให้ระบุรายละเอียดของงานที่จะปฏิบัติในแต่ละด้านว่าจะดำเนินการอย่างไร โดยอาจระบุระยะเวลาที่ใช้ในการดำเนินการด้วยก็ได้)</w:t>
       </w:r>
     </w:p>
     <w:p>
@@ -4119,48 +3748,31 @@
           </w:tcPr>
           <w:p>
             <w:pPr>
-              <w:rPr>
-                <w:rFonts w:ascii="TH SarabunPSK" w:hAnsi="TH SarabunPSK" w:cs="TH SarabunPSK"/>
-                <w:sz w:val="32"/>
-                <w:szCs w:val="32"/>
-              </w:rPr>
-            </w:pPr>
-            <w:r>
-              <w:rPr>
-                <w:rFonts w:ascii="TH SarabunPSK" w:hAnsi="TH SarabunPSK" w:cs="TH SarabunPSK"/>
-                <w:sz w:val="32"/>
-                <w:szCs w:val="32"/>
-                <w:cs/>
-              </w:rPr>
-              <w:t xml:space="preserve">1. </w:t>
-            </w:r>
-            <w:r>
-              <w:rPr>
-                <w:rFonts w:ascii="TH SarabunPSK" w:hAnsi="TH SarabunPSK" w:cs="TH SarabunPSK"/>
-                <w:sz w:val="32"/>
-                <w:szCs w:val="32"/>
-                <w:cs/>
-              </w:rPr>
-              <w:t>ผู้เรียนได้รับการจัดการเรียนรู้ตามหลักสูตรและมีความรู้ตามมาตรฐานและตัวชี้วัด</w:t>
-            </w:r>
-          </w:p>
-          <w:p>
-            <w:pPr>
-              <w:rPr>
-                <w:rFonts w:ascii="TH SarabunPSK" w:hAnsi="TH SarabunPSK" w:cs="TH SarabunPSK"/>
-                <w:sz w:val="32"/>
-                <w:szCs w:val="32"/>
-                <w:cs/>
-              </w:rPr>
-            </w:pPr>
-            <w:r>
-              <w:rPr>
-                <w:rFonts w:ascii="TH SarabunPSK" w:hAnsi="TH SarabunPSK" w:cs="TH SarabunPSK"/>
-                <w:sz w:val="32"/>
-                <w:szCs w:val="32"/>
-                <w:cs/>
-              </w:rPr>
-              <w:t>2. ผู้เรียนได้รับการพัฒนาคุณลักษณะอันพึงประสงค์ การอ่าน การเขียน คิด วิเคราะห์ สมรรถนะสำคัญของผู้เรียน</w:t>
+              <w:spacing w:before="0" w:after="40" w:line="252" w:lineRule="auto"/>
+            </w:pPr>
+            <w:r/>
+            <w:r>
+              <w:rPr>
+                <w:rFonts w:ascii="TH SarabunPSK" w:hAnsi="TH SarabunPSK"/>
+                <w:b w:val="0"/>
+                <w:sz w:val="32"/>
+                <w:rFonts w:ascii="TH SarabunPSK" w:hAnsi="TH SarabunPSK" w:cs="TH SarabunPSK"/>
+              </w:rPr>
+              <w:t>1. ผู้เรียนมีความรู้และสมรรถนะสำคัญตามมาตรฐานการเรียนรู้และตัวชี้วัดของหลักสูตร</w:t>
+            </w:r>
+          </w:p>
+          <w:p>
+            <w:pPr>
+              <w:spacing w:before="0" w:after="40" w:line="252" w:lineRule="auto"/>
+            </w:pPr>
+            <w:r>
+              <w:rPr>
+                <w:rFonts w:ascii="TH SarabunPSK" w:hAnsi="TH SarabunPSK"/>
+                <w:b w:val="0"/>
+                <w:sz w:val="32"/>
+                <w:rFonts w:ascii="TH SarabunPSK" w:hAnsi="TH SarabunPSK" w:cs="TH SarabunPSK"/>
+              </w:rPr>
+              <w:t>2. ผู้เรียนได้รับการพัฒนาเต็มตามศักยภาพ</w:t>
             </w:r>
           </w:p>
         </w:tc>
@@ -4170,92 +3782,17 @@
           </w:tcPr>
           <w:p>
             <w:pPr>
-              <w:rPr>
-                <w:rFonts w:ascii="TH SarabunPSK" w:hAnsi="TH SarabunPSK" w:cs="TH SarabunPSK"/>
-                <w:color w:val="000000" w:themeColor="text1"/>
-                <w:sz w:val="32"/>
-                <w:szCs w:val="32"/>
-              </w:rPr>
-            </w:pPr>
-            <w:r>
-              <w:rPr>
-                <w:rFonts w:ascii="TH SarabunPSK" w:hAnsi="TH SarabunPSK" w:cs="TH SarabunPSK"/>
-                <w:color w:val="000000" w:themeColor="text1"/>
-                <w:sz w:val="32"/>
-                <w:szCs w:val="32"/>
-              </w:rPr>
-              <w:t xml:space="preserve">1. </w:t>
-            </w:r>
-            <w:r>
-              <w:rPr>
-                <w:rFonts w:ascii="TH SarabunPSK" w:hAnsi="TH SarabunPSK" w:cs="TH SarabunPSK"/>
-                <w:color w:val="000000" w:themeColor="text1"/>
-                <w:sz w:val="32"/>
-                <w:szCs w:val="32"/>
-                <w:cs/>
-              </w:rPr>
-              <w:t>ร้อยละ 85 ของผู้เรียน</w:t>
-            </w:r>
-            <w:r>
-              <w:rPr>
-                <w:rFonts w:ascii="TH SarabunPSK" w:hAnsi="TH SarabunPSK" w:cs="TH SarabunPSK"/>
-                <w:color w:val="000000" w:themeColor="text1"/>
-                <w:sz w:val="32"/>
-                <w:szCs w:val="32"/>
-                <w:cs/>
-              </w:rPr>
-              <w:t xml:space="preserve"> </w:t>
-            </w:r>
-            <w:r>
-              <w:rPr>
-                <w:rFonts w:ascii="TH SarabunPSK" w:hAnsi="TH SarabunPSK" w:cs="TH SarabunPSK"/>
-                <w:color w:val="000000" w:themeColor="text1"/>
-                <w:sz w:val="32"/>
-                <w:szCs w:val="32"/>
-                <w:cs/>
-              </w:rPr>
-              <w:t>มีความรู้ผ่านเกณฑ์การประเมินตามที่สถานศึกษากำหนด</w:t>
-            </w:r>
-          </w:p>
-          <w:p>
-            <w:pPr>
-              <w:rPr>
-                <w:rFonts w:ascii="TH SarabunPSK" w:hAnsi="TH SarabunPSK" w:cs="TH SarabunPSK"/>
-                <w:color w:val="000000" w:themeColor="text1"/>
-                <w:sz w:val="32"/>
-                <w:szCs w:val="32"/>
-                <w:cs/>
-              </w:rPr>
-            </w:pPr>
-            <w:r>
-              <w:rPr>
-                <w:rFonts w:ascii="TH SarabunPSK" w:hAnsi="TH SarabunPSK" w:cs="TH SarabunPSK"/>
-                <w:color w:val="000000" w:themeColor="text1"/>
-                <w:sz w:val="32"/>
-                <w:szCs w:val="32"/>
-                <w:cs/>
-              </w:rPr>
-              <w:t>2. ร้อยละ 85 ของผู้เรียน</w:t>
-            </w:r>
-            <w:r>
-              <w:rPr>
-                <w:rFonts w:ascii="TH SarabunPSK" w:hAnsi="TH SarabunPSK" w:cs="TH SarabunPSK"/>
-                <w:color w:val="000000" w:themeColor="text1"/>
-                <w:sz w:val="32"/>
-                <w:szCs w:val="32"/>
-                <w:cs/>
-              </w:rPr>
-              <w:t xml:space="preserve"> </w:t>
-            </w:r>
-            <w:r>
-              <w:rPr>
-                <w:rFonts w:ascii="TH SarabunPSK" w:hAnsi="TH SarabunPSK" w:cs="TH SarabunPSK"/>
-                <w:color w:val="000000" w:themeColor="text1"/>
-                <w:sz w:val="32"/>
-                <w:szCs w:val="32"/>
-                <w:cs/>
-              </w:rPr>
-              <w:t>มีผลสัมฤทธิ์สูงขึ้นเป็นไปตามค่าเป้าหมายที่สถานศึกษากำหนด</w:t>
+              <w:spacing w:before="0" w:after="40" w:line="252" w:lineRule="auto"/>
+            </w:pPr>
+            <w:r/>
+            <w:r>
+              <w:rPr>
+                <w:rFonts w:ascii="TH SarabunPSK" w:hAnsi="TH SarabunPSK"/>
+                <w:b w:val="0"/>
+                <w:sz w:val="32"/>
+                <w:rFonts w:ascii="TH SarabunPSK" w:hAnsi="TH SarabunPSK" w:cs="TH SarabunPSK"/>
+              </w:rPr>
+              <w:t>ผู้เรียนมีความรู้และทักษะผ่านเกณฑ์การประเมินตามที่สถานศึกษากำหนด</w:t>
             </w:r>
           </w:p>
         </w:tc>
@@ -4362,7 +3899,7 @@
           <w:p>
             <w:pPr>
               <w:rPr>
-                <w:rFonts w:ascii="TH SarabunPSK" w:hAnsi="TH SarabunPSK" w:cs="TH SarabunPSK" w:hint="cs"/>
+                <w:rFonts w:ascii="TH SarabunPSK" w:hAnsi="TH SarabunPSK" w:cs="TH SarabunPSK"/>
                 <w:sz w:val="32"/>
                 <w:szCs w:val="32"/>
                 <w:cs/>
@@ -4454,86 +3991,32 @@
           </w:tcPr>
           <w:p>
             <w:pPr>
-              <w:rPr>
-                <w:rFonts w:ascii="TH SarabunPSK" w:hAnsi="TH SarabunPSK" w:cs="TH SarabunPSK"/>
-                <w:sz w:val="32"/>
-                <w:szCs w:val="32"/>
-              </w:rPr>
-            </w:pPr>
-            <w:r>
-              <w:rPr>
-                <w:rFonts w:ascii="TH SarabunPSK" w:hAnsi="TH SarabunPSK" w:cs="TH SarabunPSK"/>
-                <w:sz w:val="32"/>
-                <w:szCs w:val="32"/>
-                <w:cs/>
-              </w:rPr>
-              <w:t>1</w:t>
-            </w:r>
-            <w:r>
-              <w:rPr>
-                <w:rFonts w:ascii="TH SarabunPSK" w:hAnsi="TH SarabunPSK" w:cs="TH SarabunPSK"/>
-                <w:sz w:val="32"/>
-                <w:szCs w:val="32"/>
-                <w:cs/>
-              </w:rPr>
-              <w:t>.</w:t>
-            </w:r>
-            <w:r>
-              <w:rPr>
-                <w:rFonts w:ascii="TH SarabunPSK" w:hAnsi="TH SarabunPSK" w:cs="TH SarabunPSK"/>
-                <w:sz w:val="32"/>
-                <w:szCs w:val="32"/>
-                <w:cs/>
-              </w:rPr>
-              <w:t xml:space="preserve"> ผู้เรียนมีความรู้ตามมาตรฐานและตัวชี้วัดตามธรรมชาติวิชา</w:t>
-            </w:r>
-          </w:p>
-          <w:p>
-            <w:pPr>
-              <w:rPr>
-                <w:rFonts w:ascii="TH SarabunPSK" w:hAnsi="TH SarabunPSK" w:cs="TH SarabunPSK"/>
-                <w:sz w:val="32"/>
-                <w:szCs w:val="32"/>
-                <w:cs/>
-              </w:rPr>
-            </w:pPr>
-            <w:r>
-              <w:rPr>
-                <w:rFonts w:ascii="TH SarabunPSK" w:hAnsi="TH SarabunPSK" w:cs="TH SarabunPSK"/>
-                <w:sz w:val="32"/>
-                <w:szCs w:val="32"/>
-                <w:cs/>
-              </w:rPr>
-              <w:t>2. ผู้เรียนได้รับการพัฒนาในด้านคุณลักษณะอันพึงประสงค์และสมรรถนะสำคัญตามหลักสูตร</w:t>
-            </w:r>
-          </w:p>
-          <w:p>
-            <w:pPr>
-              <w:rPr>
-                <w:rFonts w:ascii="TH SarabunPSK" w:hAnsi="TH SarabunPSK" w:cs="TH SarabunPSK"/>
-                <w:sz w:val="32"/>
-                <w:szCs w:val="32"/>
-              </w:rPr>
-            </w:pPr>
-          </w:p>
-          <w:p>
-            <w:pPr>
-              <w:rPr>
-                <w:rFonts w:ascii="TH SarabunPSK" w:hAnsi="TH SarabunPSK" w:cs="TH SarabunPSK"/>
-                <w:sz w:val="32"/>
-                <w:szCs w:val="32"/>
-              </w:rPr>
-            </w:pPr>
-          </w:p>
-          <w:p>
-            <w:pPr>
-              <w:rPr>
-                <w:rFonts w:ascii="TH SarabunPSK" w:hAnsi="TH SarabunPSK" w:cs="TH SarabunPSK"/>
-                <w:sz w:val="32"/>
-                <w:szCs w:val="32"/>
-                <w:cs/>
-              </w:rPr>
-            </w:pPr>
+              <w:spacing w:before="0" w:after="40" w:line="252" w:lineRule="auto"/>
+            </w:pPr>
+            <w:r/>
+            <w:r>
+              <w:rPr>
+                <w:rFonts w:ascii="TH SarabunPSK" w:hAnsi="TH SarabunPSK"/>
+                <w:b w:val="0"/>
+                <w:sz w:val="32"/>
+                <w:rFonts w:ascii="TH SarabunPSK" w:hAnsi="TH SarabunPSK" w:cs="TH SarabunPSK"/>
+              </w:rPr>
+              <w:t>1. ผู้เรียนมีความรู้ ทักษะ และคุณลักษณะประจำวิชาตามที่หลักสูตรกำหนด</w:t>
+            </w:r>
+          </w:p>
+          <w:p>
+            <w:pPr>
+              <w:spacing w:before="0" w:after="40" w:line="252" w:lineRule="auto"/>
+            </w:pPr>
+            <w:r>
+              <w:rPr>
+                <w:rFonts w:ascii="TH SarabunPSK" w:hAnsi="TH SarabunPSK"/>
+                <w:b w:val="0"/>
+                <w:sz w:val="32"/>
+                <w:rFonts w:ascii="TH SarabunPSK" w:hAnsi="TH SarabunPSK" w:cs="TH SarabunPSK"/>
+              </w:rPr>
+              <w:t>2. ผู้เรียนเกิดสมรรถนะสำคัญในการคิดและการใช้เทคโนโลยี</w:t>
+            </w:r>
           </w:p>
         </w:tc>
         <w:tc>
@@ -4542,112 +4025,17 @@
           </w:tcPr>
           <w:p>
             <w:pPr>
-              <w:rPr>
-                <w:rFonts w:ascii="TH SarabunPSK" w:hAnsi="TH SarabunPSK" w:cs="TH SarabunPSK"/>
-                <w:color w:val="000000" w:themeColor="text1"/>
-                <w:sz w:val="32"/>
-                <w:szCs w:val="32"/>
-              </w:rPr>
-            </w:pPr>
-            <w:r>
-              <w:rPr>
-                <w:rFonts w:ascii="TH SarabunPSK" w:hAnsi="TH SarabunPSK" w:cs="TH SarabunPSK"/>
-                <w:color w:val="000000" w:themeColor="text1"/>
-                <w:sz w:val="32"/>
-                <w:szCs w:val="32"/>
-                <w:cs/>
-              </w:rPr>
-              <w:t>1</w:t>
-            </w:r>
-            <w:r>
-              <w:rPr>
-                <w:rFonts w:ascii="TH SarabunPSK" w:hAnsi="TH SarabunPSK" w:cs="TH SarabunPSK"/>
-                <w:color w:val="000000" w:themeColor="text1"/>
-                <w:sz w:val="32"/>
-                <w:szCs w:val="32"/>
-                <w:cs/>
-              </w:rPr>
-              <w:t xml:space="preserve">. </w:t>
-            </w:r>
-            <w:r>
-              <w:rPr>
-                <w:rFonts w:ascii="TH SarabunPSK" w:hAnsi="TH SarabunPSK" w:cs="TH SarabunPSK"/>
-                <w:color w:val="000000" w:themeColor="text1"/>
-                <w:sz w:val="32"/>
-                <w:szCs w:val="32"/>
-                <w:cs/>
-              </w:rPr>
-              <w:t>ร้อยละ 85 ของผู้เรียน มีความรู้</w:t>
-            </w:r>
-            <w:r>
-              <w:rPr>
-                <w:rFonts w:ascii="TH SarabunPSK" w:hAnsi="TH SarabunPSK" w:cs="TH SarabunPSK"/>
-                <w:color w:val="000000" w:themeColor="text1"/>
-                <w:sz w:val="32"/>
-                <w:szCs w:val="32"/>
-                <w:cs/>
-              </w:rPr>
-              <w:t>ผ่านเกณฑ์การประเมิน</w:t>
-            </w:r>
-            <w:r>
-              <w:rPr>
-                <w:rFonts w:ascii="TH SarabunPSK" w:hAnsi="TH SarabunPSK" w:cs="TH SarabunPSK"/>
-                <w:color w:val="000000" w:themeColor="text1"/>
-                <w:sz w:val="32"/>
-                <w:szCs w:val="32"/>
-                <w:cs/>
-              </w:rPr>
-              <w:t>ตามที่สถานศึกษากำหนด</w:t>
-            </w:r>
-          </w:p>
-          <w:p>
-            <w:pPr>
-              <w:rPr>
-                <w:rFonts w:ascii="TH SarabunPSK" w:hAnsi="TH SarabunPSK" w:cs="TH SarabunPSK"/>
-                <w:color w:val="000000" w:themeColor="text1"/>
-                <w:sz w:val="32"/>
-                <w:szCs w:val="32"/>
-              </w:rPr>
-            </w:pPr>
-            <w:r>
-              <w:rPr>
-                <w:rFonts w:ascii="TH SarabunPSK" w:hAnsi="TH SarabunPSK" w:cs="TH SarabunPSK"/>
-                <w:color w:val="000000" w:themeColor="text1"/>
-                <w:sz w:val="32"/>
-                <w:szCs w:val="32"/>
-                <w:cs/>
-              </w:rPr>
-              <w:t>2. ร้อยละ 85 ของผู้เรียนมีผลการประเมินในด้านคุณลักษณะอันพึงประสงค์และ</w:t>
-            </w:r>
-            <w:r>
-              <w:rPr>
-                <w:rFonts w:ascii="TH SarabunPSK" w:hAnsi="TH SarabunPSK" w:cs="TH SarabunPSK"/>
-                <w:color w:val="000000" w:themeColor="text1"/>
-                <w:sz w:val="32"/>
-                <w:szCs w:val="32"/>
-                <w:cs/>
-              </w:rPr>
-              <w:t>ส</w:t>
-            </w:r>
-            <w:r>
-              <w:rPr>
-                <w:rFonts w:ascii="TH SarabunPSK" w:hAnsi="TH SarabunPSK" w:cs="TH SarabunPSK"/>
-                <w:color w:val="000000" w:themeColor="text1"/>
-                <w:sz w:val="32"/>
-                <w:szCs w:val="32"/>
-                <w:cs/>
-              </w:rPr>
-              <w:t>มรรถนะ</w:t>
-            </w:r>
-            <w:r>
-              <w:rPr>
-                <w:rFonts w:ascii="TH SarabunPSK" w:hAnsi="TH SarabunPSK" w:cs="TH SarabunPSK"/>
-                <w:color w:val="000000" w:themeColor="text1"/>
-                <w:sz w:val="32"/>
-                <w:szCs w:val="32"/>
-                <w:cs/>
-              </w:rPr>
-              <w:t>สำคัญตามหลักสูตรสูงขึ้น</w:t>
+              <w:spacing w:before="0" w:after="40" w:line="252" w:lineRule="auto"/>
+            </w:pPr>
+            <w:r/>
+            <w:r>
+              <w:rPr>
+                <w:rFonts w:ascii="TH SarabunPSK" w:hAnsi="TH SarabunPSK"/>
+                <w:b w:val="0"/>
+                <w:sz w:val="32"/>
+                <w:rFonts w:ascii="TH SarabunPSK" w:hAnsi="TH SarabunPSK" w:cs="TH SarabunPSK"/>
+              </w:rPr>
+              <w:t>ผู้เรียนมีผลสัมฤทธิ์ทางการเรียนและผลการประเมินสมรรถนะสำคัญตามหลักสูตรสูงขึ้น</w:t>
             </w:r>
           </w:p>
         </w:tc>
@@ -5154,73 +4542,31 @@
           </w:tcPr>
           <w:p>
             <w:pPr>
-              <w:rPr>
-                <w:rFonts w:ascii="TH SarabunPSK" w:hAnsi="TH SarabunPSK" w:cs="TH SarabunPSK"/>
-                <w:sz w:val="32"/>
-                <w:szCs w:val="32"/>
-              </w:rPr>
-            </w:pPr>
-            <w:r>
-              <w:rPr>
-                <w:rFonts w:ascii="TH SarabunPSK" w:hAnsi="TH SarabunPSK" w:cs="TH SarabunPSK"/>
-                <w:sz w:val="32"/>
-                <w:szCs w:val="32"/>
-                <w:cs/>
-              </w:rPr>
-              <w:t>1. ผู้เรียนได้รับการพัฒนาตามศักยภาพความแตกต่างของแต่ละบุคคล</w:t>
-            </w:r>
-          </w:p>
-          <w:p>
-            <w:pPr>
-              <w:rPr>
-                <w:rFonts w:ascii="TH SarabunPSK" w:hAnsi="TH SarabunPSK" w:cs="TH SarabunPSK"/>
-                <w:sz w:val="32"/>
-                <w:szCs w:val="32"/>
-              </w:rPr>
-            </w:pPr>
-            <w:r>
-              <w:rPr>
-                <w:rFonts w:ascii="TH SarabunPSK" w:hAnsi="TH SarabunPSK" w:cs="TH SarabunPSK"/>
-                <w:sz w:val="32"/>
-                <w:szCs w:val="32"/>
-                <w:cs/>
-              </w:rPr>
-              <w:t>2. ผู้เรียนมีนิสัยใฝ่เรียนรู้ มุ่งมั่นในการทำงานและสามารถทำงานร่วมกับผู้อื่นได้เป็นอย่างดี</w:t>
-            </w:r>
-          </w:p>
-          <w:p>
-            <w:pPr>
-              <w:rPr>
-                <w:rFonts w:ascii="TH SarabunPSK" w:hAnsi="TH SarabunPSK" w:cs="TH SarabunPSK"/>
-                <w:sz w:val="32"/>
-                <w:szCs w:val="32"/>
-                <w:cs/>
-              </w:rPr>
-            </w:pPr>
-            <w:r>
-              <w:rPr>
-                <w:rFonts w:ascii="TH SarabunPSK" w:hAnsi="TH SarabunPSK" w:cs="TH SarabunPSK"/>
-                <w:sz w:val="32"/>
-                <w:szCs w:val="32"/>
-              </w:rPr>
-              <w:t xml:space="preserve">3. </w:t>
-            </w:r>
-            <w:r>
-              <w:rPr>
-                <w:rFonts w:ascii="TH SarabunPSK" w:hAnsi="TH SarabunPSK" w:cs="TH SarabunPSK"/>
-                <w:sz w:val="32"/>
-                <w:szCs w:val="32"/>
-                <w:cs/>
-              </w:rPr>
-              <w:t xml:space="preserve">ผู้เรียนเกิดความพึงพอใจต่อการเรียนวิชาวิทยาการคำนวณ มากยิ่งขึ้นและมีส่วนร่วมในการจัดกิจกรรมการเรียนการสอนรูปแบบ </w:t>
-            </w:r>
-            <w:r>
-              <w:rPr>
-                <w:rFonts w:ascii="TH SarabunPSK" w:hAnsi="TH SarabunPSK" w:cs="TH SarabunPSK"/>
-                <w:sz w:val="32"/>
-                <w:szCs w:val="32"/>
-              </w:rPr>
-              <w:t>Active Learning</w:t>
+              <w:spacing w:before="0" w:after="40" w:line="252" w:lineRule="auto"/>
+            </w:pPr>
+            <w:r/>
+            <w:r>
+              <w:rPr>
+                <w:rFonts w:ascii="TH SarabunPSK" w:hAnsi="TH SarabunPSK"/>
+                <w:b w:val="0"/>
+                <w:sz w:val="32"/>
+                <w:rFonts w:ascii="TH SarabunPSK" w:hAnsi="TH SarabunPSK" w:cs="TH SarabunPSK"/>
+              </w:rPr>
+              <w:t>1. ผู้เรียนได้ลงมือปฏิบัติจริงและเรียนรู้ตามศักยภาพของตนเอง</w:t>
+            </w:r>
+          </w:p>
+          <w:p>
+            <w:pPr>
+              <w:spacing w:before="0" w:after="40" w:line="252" w:lineRule="auto"/>
+            </w:pPr>
+            <w:r>
+              <w:rPr>
+                <w:rFonts w:ascii="TH SarabunPSK" w:hAnsi="TH SarabunPSK"/>
+                <w:b w:val="0"/>
+                <w:sz w:val="32"/>
+                <w:rFonts w:ascii="TH SarabunPSK" w:hAnsi="TH SarabunPSK" w:cs="TH SarabunPSK"/>
+              </w:rPr>
+              <w:t>2. ผู้เรียนมีเจตคติที่ดีและมีความกระตือรือร้นในการมีส่วนร่วมในกิจกรรม</w:t>
             </w:r>
           </w:p>
         </w:tc>
@@ -5230,173 +4576,17 @@
           </w:tcPr>
           <w:p>
             <w:pPr>
-              <w:rPr>
-                <w:rFonts w:ascii="TH SarabunPSK" w:hAnsi="TH SarabunPSK" w:cs="TH SarabunPSK"/>
-                <w:color w:val="000000" w:themeColor="text1"/>
-                <w:sz w:val="32"/>
-                <w:szCs w:val="32"/>
-              </w:rPr>
-            </w:pPr>
-            <w:r>
-              <w:rPr>
-                <w:rFonts w:ascii="TH SarabunPSK" w:hAnsi="TH SarabunPSK" w:cs="TH SarabunPSK"/>
-                <w:color w:val="000000" w:themeColor="text1"/>
-                <w:sz w:val="32"/>
-                <w:szCs w:val="32"/>
-                <w:cs/>
-              </w:rPr>
-              <w:t>1. ร้อยละ 85 ของผู้เรียน มี</w:t>
-            </w:r>
-            <w:r>
-              <w:rPr>
-                <w:rFonts w:ascii="TH SarabunPSK" w:hAnsi="TH SarabunPSK" w:cs="TH SarabunPSK"/>
-                <w:color w:val="000000" w:themeColor="text1"/>
-                <w:sz w:val="32"/>
-                <w:szCs w:val="32"/>
-                <w:cs/>
-              </w:rPr>
-              <w:t xml:space="preserve">ความพึงพอใจต่อการเรียนวิชาวิทยาการคำนวณมากและมีส่วนร่วมในการจัดกิจกรรมการเรียนการสอนรูปแบบ  </w:t>
-            </w:r>
-            <w:r>
-              <w:rPr>
-                <w:rFonts w:ascii="TH SarabunPSK" w:hAnsi="TH SarabunPSK" w:cs="TH SarabunPSK"/>
-                <w:color w:val="000000" w:themeColor="text1"/>
-                <w:sz w:val="32"/>
-                <w:szCs w:val="32"/>
-              </w:rPr>
-              <w:t>Active Learning</w:t>
-            </w:r>
-            <w:r>
-              <w:rPr>
-                <w:rFonts w:ascii="TH SarabunPSK" w:hAnsi="TH SarabunPSK" w:cs="TH SarabunPSK"/>
-                <w:color w:val="000000" w:themeColor="text1"/>
-                <w:sz w:val="32"/>
-                <w:szCs w:val="32"/>
-                <w:cs/>
-              </w:rPr>
-              <w:t xml:space="preserve">  </w:t>
-            </w:r>
-          </w:p>
-          <w:p>
-            <w:pPr>
-              <w:rPr>
-                <w:rFonts w:ascii="TH SarabunPSK" w:hAnsi="TH SarabunPSK" w:cs="TH SarabunPSK"/>
-                <w:color w:val="000000" w:themeColor="text1"/>
-                <w:sz w:val="32"/>
-                <w:szCs w:val="32"/>
-              </w:rPr>
-            </w:pPr>
-            <w:r>
-              <w:rPr>
-                <w:rFonts w:ascii="TH SarabunPSK" w:hAnsi="TH SarabunPSK" w:cs="TH SarabunPSK"/>
-                <w:color w:val="000000" w:themeColor="text1"/>
-                <w:sz w:val="32"/>
-                <w:szCs w:val="32"/>
-              </w:rPr>
-              <w:t xml:space="preserve">2. </w:t>
-            </w:r>
-            <w:r>
-              <w:rPr>
-                <w:rFonts w:ascii="TH SarabunPSK" w:hAnsi="TH SarabunPSK" w:cs="TH SarabunPSK"/>
-                <w:color w:val="000000" w:themeColor="text1"/>
-                <w:sz w:val="32"/>
-                <w:szCs w:val="32"/>
-                <w:cs/>
-              </w:rPr>
-              <w:t xml:space="preserve">ร้อยละ 85 ของผู้เรียน </w:t>
-            </w:r>
-            <w:r>
-              <w:rPr>
-                <w:rFonts w:ascii="TH SarabunPSK" w:hAnsi="TH SarabunPSK" w:cs="TH SarabunPSK"/>
-                <w:color w:val="000000" w:themeColor="text1"/>
-                <w:sz w:val="32"/>
-                <w:szCs w:val="32"/>
-                <w:cs/>
-              </w:rPr>
-              <w:t xml:space="preserve">ร่วมในกิจกรรมการเรียนการสอนแบบ </w:t>
-            </w:r>
-          </w:p>
-          <w:p>
-            <w:pPr>
-              <w:rPr>
-                <w:rFonts w:ascii="TH SarabunPSK" w:hAnsi="TH SarabunPSK" w:cs="TH SarabunPSK"/>
-                <w:color w:val="000000" w:themeColor="text1"/>
-                <w:sz w:val="32"/>
-                <w:szCs w:val="32"/>
-                <w:cs/>
-              </w:rPr>
-            </w:pPr>
-            <w:proofErr w:type="gramStart"/>
-            <w:r>
-              <w:rPr>
-                <w:rFonts w:ascii="TH SarabunPSK" w:hAnsi="TH SarabunPSK" w:cs="TH SarabunPSK"/>
-                <w:color w:val="000000" w:themeColor="text1"/>
-                <w:sz w:val="32"/>
-                <w:szCs w:val="32"/>
-              </w:rPr>
-              <w:t>On Line</w:t>
-            </w:r>
-            <w:proofErr w:type="gramEnd"/>
-            <w:r>
-              <w:rPr>
-                <w:rFonts w:ascii="TH SarabunPSK" w:hAnsi="TH SarabunPSK" w:cs="TH SarabunPSK"/>
-                <w:color w:val="000000" w:themeColor="text1"/>
-                <w:sz w:val="32"/>
-                <w:szCs w:val="32"/>
-              </w:rPr>
-              <w:t xml:space="preserve"> On Hand </w:t>
-            </w:r>
-            <w:proofErr w:type="gramStart"/>
-            <w:r>
-              <w:rPr>
-                <w:rFonts w:ascii="TH SarabunPSK" w:hAnsi="TH SarabunPSK" w:cs="TH SarabunPSK"/>
-                <w:color w:val="000000" w:themeColor="text1"/>
-                <w:sz w:val="32"/>
-                <w:szCs w:val="32"/>
-              </w:rPr>
-              <w:t>On</w:t>
-            </w:r>
-            <w:proofErr w:type="gramEnd"/>
-            <w:r>
-              <w:rPr>
-                <w:rFonts w:ascii="TH SarabunPSK" w:hAnsi="TH SarabunPSK" w:cs="TH SarabunPSK"/>
-                <w:color w:val="000000" w:themeColor="text1"/>
-                <w:sz w:val="32"/>
-                <w:szCs w:val="32"/>
-              </w:rPr>
-              <w:t xml:space="preserve"> Demand </w:t>
-            </w:r>
-            <w:r>
-              <w:rPr>
-                <w:rFonts w:ascii="TH SarabunPSK" w:hAnsi="TH SarabunPSK" w:cs="TH SarabunPSK"/>
-                <w:color w:val="000000" w:themeColor="text1"/>
-                <w:sz w:val="32"/>
-                <w:szCs w:val="32"/>
-                <w:cs/>
-              </w:rPr>
-              <w:t>ผ่านแอฟพลิเค</w:t>
-            </w:r>
-            <w:proofErr w:type="spellStart"/>
-            <w:r>
-              <w:rPr>
-                <w:rFonts w:ascii="TH SarabunPSK" w:hAnsi="TH SarabunPSK" w:cs="TH SarabunPSK"/>
-                <w:color w:val="000000" w:themeColor="text1"/>
-                <w:sz w:val="32"/>
-                <w:szCs w:val="32"/>
-                <w:cs/>
-              </w:rPr>
-              <w:t>ชั่น</w:t>
-            </w:r>
-            <w:proofErr w:type="spellEnd"/>
-            <w:r>
-              <w:rPr>
-                <w:rFonts w:ascii="TH SarabunPSK" w:hAnsi="TH SarabunPSK" w:cs="TH SarabunPSK"/>
-                <w:color w:val="000000" w:themeColor="text1"/>
-                <w:sz w:val="32"/>
-                <w:szCs w:val="32"/>
-                <w:cs/>
-              </w:rPr>
-              <w:t>ต่างๆเป็นอย่างดี</w:t>
+              <w:spacing w:before="0" w:after="40" w:line="252" w:lineRule="auto"/>
+            </w:pPr>
+            <w:r/>
+            <w:r>
+              <w:rPr>
+                <w:rFonts w:ascii="TH SarabunPSK" w:hAnsi="TH SarabunPSK"/>
+                <w:b w:val="0"/>
+                <w:sz w:val="32"/>
+                <w:rFonts w:ascii="TH SarabunPSK" w:hAnsi="TH SarabunPSK" w:cs="TH SarabunPSK"/>
+              </w:rPr>
+              <w:t>ผู้เรียนมีส่วนร่วมในกิจกรรมการเรียนรู้แบบ Active Learning และมีความพึงพอใจต่อการจัดกิจกรรมการเรียนรู้</w:t>
             </w:r>
           </w:p>
         </w:tc>
@@ -5541,7 +4731,7 @@
           <w:p>
             <w:pPr>
               <w:rPr>
-                <w:rFonts w:ascii="TH SarabunPSK" w:hAnsi="TH SarabunPSK" w:cs="TH SarabunPSK" w:hint="cs"/>
+                <w:rFonts w:ascii="TH SarabunPSK" w:hAnsi="TH SarabunPSK" w:cs="TH SarabunPSK"/>
                 <w:color w:val="000000" w:themeColor="text1"/>
                 <w:sz w:val="32"/>
                 <w:szCs w:val="32"/>
@@ -5586,39 +4776,31 @@
           </w:tcPr>
           <w:p>
             <w:pPr>
-              <w:rPr>
-                <w:rFonts w:ascii="TH SarabunPSK" w:hAnsi="TH SarabunPSK" w:cs="TH SarabunPSK"/>
-                <w:sz w:val="32"/>
-                <w:szCs w:val="32"/>
-              </w:rPr>
-            </w:pPr>
-            <w:r>
-              <w:rPr>
-                <w:rFonts w:ascii="TH SarabunPSK" w:hAnsi="TH SarabunPSK" w:cs="TH SarabunPSK"/>
-                <w:sz w:val="32"/>
-                <w:szCs w:val="32"/>
-                <w:cs/>
-              </w:rPr>
-              <w:t>1. ผู้เรียนได้รับความรู้จากการใช้สื่อที่หลากหลาย สอดคล้องกับกิจกรรมการเรียนรู้และทันสมัย</w:t>
-            </w:r>
-          </w:p>
-          <w:p>
-            <w:pPr>
-              <w:rPr>
-                <w:rFonts w:ascii="TH SarabunPSK" w:hAnsi="TH SarabunPSK" w:cs="TH SarabunPSK"/>
-                <w:sz w:val="32"/>
-                <w:szCs w:val="32"/>
-                <w:cs/>
-              </w:rPr>
-            </w:pPr>
-            <w:r>
-              <w:rPr>
-                <w:rFonts w:ascii="TH SarabunPSK" w:hAnsi="TH SarabunPSK" w:cs="TH SarabunPSK"/>
-                <w:sz w:val="32"/>
-                <w:szCs w:val="32"/>
-                <w:cs/>
-              </w:rPr>
-              <w:t>2. ผู้เรียนได้รับความรู้จากการใช้แหล่งเรียนรู้ที่หลากหลายและสอดคล้องกับการเรียนรู้</w:t>
+              <w:spacing w:before="0" w:after="40" w:line="252" w:lineRule="auto"/>
+            </w:pPr>
+            <w:r/>
+            <w:r>
+              <w:rPr>
+                <w:rFonts w:ascii="TH SarabunPSK" w:hAnsi="TH SarabunPSK"/>
+                <w:b w:val="0"/>
+                <w:sz w:val="32"/>
+                <w:rFonts w:ascii="TH SarabunPSK" w:hAnsi="TH SarabunPSK" w:cs="TH SarabunPSK"/>
+              </w:rPr>
+              <w:t>1. ผู้เรียนได้รับความรู้และฝึกทักษะผ่านสื่อนวัตกรรมเทคโนโลยีที่ทันสมัย</w:t>
+            </w:r>
+          </w:p>
+          <w:p>
+            <w:pPr>
+              <w:spacing w:before="0" w:after="40" w:line="252" w:lineRule="auto"/>
+            </w:pPr>
+            <w:r>
+              <w:rPr>
+                <w:rFonts w:ascii="TH SarabunPSK" w:hAnsi="TH SarabunPSK"/>
+                <w:b w:val="0"/>
+                <w:sz w:val="32"/>
+                <w:rFonts w:ascii="TH SarabunPSK" w:hAnsi="TH SarabunPSK" w:cs="TH SarabunPSK"/>
+              </w:rPr>
+              <w:t>2. ผู้เรียนสามารถเข้าถึงแหล่งเรียนรู้ดิจิทัลได้อย่างสะดวก</w:t>
             </w:r>
           </w:p>
         </w:tc>
@@ -5628,43 +4810,17 @@
           </w:tcPr>
           <w:p>
             <w:pPr>
-              <w:rPr>
-                <w:rFonts w:ascii="TH SarabunPSK" w:hAnsi="TH SarabunPSK" w:cs="TH SarabunPSK"/>
-                <w:color w:val="000000" w:themeColor="text1"/>
-                <w:sz w:val="32"/>
-                <w:szCs w:val="32"/>
-              </w:rPr>
-            </w:pPr>
-            <w:r>
-              <w:rPr>
-                <w:rFonts w:ascii="TH SarabunPSK" w:hAnsi="TH SarabunPSK" w:cs="TH SarabunPSK"/>
-                <w:color w:val="000000" w:themeColor="text1"/>
-                <w:sz w:val="32"/>
-                <w:szCs w:val="32"/>
-                <w:cs/>
-              </w:rPr>
-              <w:t>1. ร้อยละ 85 ของผู้เรียน มีความรู้ผ่านเกณฑ์การประเมินตามที่สถานศึกษากำหนด</w:t>
-            </w:r>
-          </w:p>
-          <w:p>
-            <w:pPr>
-              <w:rPr>
-                <w:rFonts w:ascii="TH SarabunPSK" w:hAnsi="TH SarabunPSK" w:cs="TH SarabunPSK"/>
-                <w:color w:val="000000" w:themeColor="text1"/>
-                <w:sz w:val="32"/>
-                <w:szCs w:val="32"/>
-                <w:cs/>
-              </w:rPr>
-            </w:pPr>
-            <w:r>
-              <w:rPr>
-                <w:rFonts w:ascii="TH SarabunPSK" w:hAnsi="TH SarabunPSK" w:cs="TH SarabunPSK"/>
-                <w:color w:val="000000" w:themeColor="text1"/>
-                <w:sz w:val="32"/>
-                <w:szCs w:val="32"/>
-                <w:cs/>
-              </w:rPr>
-              <w:t>2. ร้อยละ 85 ของผู้เรียนมีผลสัมฤทธิ์สูงขึ้น เป็นไปตามค่าเป้าหมายที่สถานศึกษากำหนด</w:t>
+              <w:spacing w:before="0" w:after="40" w:line="252" w:lineRule="auto"/>
+            </w:pPr>
+            <w:r/>
+            <w:r>
+              <w:rPr>
+                <w:rFonts w:ascii="TH SarabunPSK" w:hAnsi="TH SarabunPSK"/>
+                <w:b w:val="0"/>
+                <w:sz w:val="32"/>
+                <w:rFonts w:ascii="TH SarabunPSK" w:hAnsi="TH SarabunPSK" w:cs="TH SarabunPSK"/>
+              </w:rPr>
+              <w:t>ผู้เรียนสามารถใช้สื่อนวัตกรรมและแหล่งเรียนรู้เทคโนโลยีในการพัฒนาการเรียนรู้และปฏิบัติงานผ่านเกณฑ์ที่กำหนด</w:t>
             </w:r>
           </w:p>
         </w:tc>
@@ -6166,39 +5322,31 @@
           </w:tcPr>
           <w:p>
             <w:pPr>
-              <w:rPr>
-                <w:rFonts w:ascii="TH SarabunPSK" w:hAnsi="TH SarabunPSK" w:cs="TH SarabunPSK"/>
-                <w:sz w:val="32"/>
-                <w:szCs w:val="32"/>
-              </w:rPr>
-            </w:pPr>
-            <w:r>
-              <w:rPr>
-                <w:rFonts w:ascii="TH SarabunPSK" w:hAnsi="TH SarabunPSK" w:cs="TH SarabunPSK"/>
-                <w:sz w:val="32"/>
-                <w:szCs w:val="32"/>
-                <w:cs/>
-              </w:rPr>
-              <w:t>1. ผู้เรียนได้รับการประเมินผลการเรียนรู้อย่างต่อเนื่อง หลากหลาย</w:t>
-            </w:r>
-          </w:p>
-          <w:p>
-            <w:pPr>
-              <w:rPr>
-                <w:rFonts w:ascii="TH SarabunPSK" w:hAnsi="TH SarabunPSK" w:cs="TH SarabunPSK"/>
-                <w:sz w:val="32"/>
-                <w:szCs w:val="32"/>
-                <w:cs/>
-              </w:rPr>
-            </w:pPr>
-            <w:r>
-              <w:rPr>
-                <w:rFonts w:ascii="TH SarabunPSK" w:hAnsi="TH SarabunPSK" w:cs="TH SarabunPSK"/>
-                <w:sz w:val="32"/>
-                <w:szCs w:val="32"/>
-                <w:cs/>
-              </w:rPr>
-              <w:t>2. นำผลการประเมินมาใช้ในการส่งเสริมหรือปรับปรุงแก้ไขการเรียนรู้ของผู้เรียน</w:t>
+              <w:spacing w:before="0" w:after="40" w:line="252" w:lineRule="auto"/>
+            </w:pPr>
+            <w:r/>
+            <w:r>
+              <w:rPr>
+                <w:rFonts w:ascii="TH SarabunPSK" w:hAnsi="TH SarabunPSK"/>
+                <w:b w:val="0"/>
+                <w:sz w:val="32"/>
+                <w:rFonts w:ascii="TH SarabunPSK" w:hAnsi="TH SarabunPSK" w:cs="TH SarabunPSK"/>
+              </w:rPr>
+              <w:t>1. ผู้เรียนได้รับการวัดและประเมินผลการเรียนรู้อย่างรอบด้านและต่อเนื่อง</w:t>
+            </w:r>
+          </w:p>
+          <w:p>
+            <w:pPr>
+              <w:spacing w:before="0" w:after="40" w:line="252" w:lineRule="auto"/>
+            </w:pPr>
+            <w:r>
+              <w:rPr>
+                <w:rFonts w:ascii="TH SarabunPSK" w:hAnsi="TH SarabunPSK"/>
+                <w:b w:val="0"/>
+                <w:sz w:val="32"/>
+                <w:rFonts w:ascii="TH SarabunPSK" w:hAnsi="TH SarabunPSK" w:cs="TH SarabunPSK"/>
+              </w:rPr>
+              <w:t>2. ผู้เรียนได้รับการส่งเสริมและปรับปรุงการเรียนรู้จากผลการประเมิน</w:t>
             </w:r>
           </w:p>
         </w:tc>
@@ -6208,54 +5356,18 @@
           </w:tcPr>
           <w:p>
             <w:pPr>
-              <w:rPr>
-                <w:rFonts w:ascii="TH SarabunPSK" w:hAnsi="TH SarabunPSK" w:cs="TH SarabunPSK"/>
-                <w:color w:val="000000" w:themeColor="text1"/>
-                <w:sz w:val="32"/>
-                <w:szCs w:val="32"/>
-              </w:rPr>
-            </w:pPr>
-            <w:r>
-              <w:rPr>
-                <w:rFonts w:ascii="TH SarabunPSK" w:hAnsi="TH SarabunPSK" w:cs="TH SarabunPSK"/>
-                <w:color w:val="000000" w:themeColor="text1"/>
-                <w:sz w:val="32"/>
-                <w:szCs w:val="32"/>
-                <w:cs/>
-              </w:rPr>
-              <w:t>1. ร้อยละ 85 ของผู้เรียน มีความรู้ผ่านเกณฑ์การประเมินเป็นไปตามระเบียบการวัดผลการประเมินของสถานศึกษา</w:t>
-            </w:r>
-          </w:p>
-          <w:p>
-            <w:pPr>
-              <w:rPr>
-                <w:rFonts w:ascii="TH SarabunPSK" w:hAnsi="TH SarabunPSK" w:cs="TH SarabunPSK"/>
-                <w:color w:val="000000" w:themeColor="text1"/>
-                <w:sz w:val="32"/>
-                <w:szCs w:val="32"/>
-              </w:rPr>
-            </w:pPr>
-            <w:r>
-              <w:rPr>
-                <w:rFonts w:ascii="TH SarabunPSK" w:hAnsi="TH SarabunPSK" w:cs="TH SarabunPSK"/>
-                <w:color w:val="000000" w:themeColor="text1"/>
-                <w:sz w:val="32"/>
-                <w:szCs w:val="32"/>
-                <w:cs/>
-              </w:rPr>
-              <w:t>2. ร้อยละ 85 ของผู้เรียน มีผลสัมฤทธิ์สูงขึ้น เป็นไปตามค่าเป้าหมายที่สถานศึกษากำหนด</w:t>
-            </w:r>
-          </w:p>
-          <w:p>
-            <w:pPr>
-              <w:rPr>
-                <w:rFonts w:ascii="TH SarabunPSK" w:hAnsi="TH SarabunPSK" w:cs="TH SarabunPSK"/>
-                <w:color w:val="000000" w:themeColor="text1"/>
-                <w:sz w:val="32"/>
-                <w:szCs w:val="32"/>
-                <w:cs/>
-              </w:rPr>
-            </w:pPr>
+              <w:spacing w:before="0" w:after="40" w:line="252" w:lineRule="auto"/>
+            </w:pPr>
+            <w:r/>
+            <w:r>
+              <w:rPr>
+                <w:rFonts w:ascii="TH SarabunPSK" w:hAnsi="TH SarabunPSK"/>
+                <w:b w:val="0"/>
+                <w:sz w:val="32"/>
+                <w:rFonts w:ascii="TH SarabunPSK" w:hAnsi="TH SarabunPSK" w:cs="TH SarabunPSK"/>
+              </w:rPr>
+              <w:t>ผู้เรียนมีผลการประเมินการเรียนรู้ผ่านเกณฑ์ตามระเบียบการวัดและประเมินผลของสถานศึกษา</w:t>
+            </w:r>
           </w:p>
         </w:tc>
       </w:tr>
@@ -6387,66 +5499,31 @@
           </w:tcPr>
           <w:p>
             <w:pPr>
-              <w:rPr>
-                <w:rFonts w:ascii="TH SarabunPSK" w:hAnsi="TH SarabunPSK" w:cs="TH SarabunPSK"/>
-                <w:sz w:val="32"/>
-                <w:szCs w:val="32"/>
-              </w:rPr>
-            </w:pPr>
-            <w:r>
-              <w:rPr>
-                <w:rFonts w:ascii="TH SarabunPSK" w:hAnsi="TH SarabunPSK" w:cs="TH SarabunPSK"/>
-                <w:sz w:val="32"/>
-                <w:szCs w:val="32"/>
-                <w:cs/>
-              </w:rPr>
-              <w:t>1. นักเรียนได้รับการแก้ปัญหา</w:t>
-            </w:r>
-            <w:r>
-              <w:rPr>
-                <w:rFonts w:ascii="TH SarabunPSK" w:hAnsi="TH SarabunPSK" w:cs="TH SarabunPSK"/>
-                <w:sz w:val="32"/>
-                <w:szCs w:val="32"/>
-                <w:cs/>
-              </w:rPr>
-              <w:t>หรือพัฒนาในด้านการเรียนรู้</w:t>
-            </w:r>
-          </w:p>
-          <w:p>
-            <w:pPr>
-              <w:rPr>
-                <w:rFonts w:ascii="TH SarabunPSK" w:hAnsi="TH SarabunPSK" w:cs="TH SarabunPSK"/>
-                <w:sz w:val="32"/>
-                <w:szCs w:val="32"/>
-              </w:rPr>
-            </w:pPr>
-            <w:r>
-              <w:rPr>
-                <w:rFonts w:ascii="TH SarabunPSK" w:hAnsi="TH SarabunPSK" w:cs="TH SarabunPSK"/>
-                <w:sz w:val="32"/>
-                <w:szCs w:val="32"/>
-                <w:cs/>
-              </w:rPr>
-              <w:t>2. นักเรียนได้รับการแก้ปัญหาหรือพัฒนาด้านคุณลักษณะอันพึงประสงค์</w:t>
-            </w:r>
-          </w:p>
-          <w:p>
-            <w:pPr>
-              <w:rPr>
-                <w:rFonts w:ascii="TH SarabunPSK" w:hAnsi="TH SarabunPSK" w:cs="TH SarabunPSK"/>
-                <w:sz w:val="32"/>
-                <w:szCs w:val="32"/>
-                <w:cs/>
-              </w:rPr>
-            </w:pPr>
-            <w:r>
-              <w:rPr>
-                <w:rFonts w:ascii="TH SarabunPSK" w:hAnsi="TH SarabunPSK" w:cs="TH SarabunPSK"/>
-                <w:sz w:val="32"/>
-                <w:szCs w:val="32"/>
-                <w:cs/>
-              </w:rPr>
-              <w:t>3. นักเรียนได้รับการแก้ปัญหาหรือพัฒนาด้านสมารรถนะสำคัญผู้เรียน</w:t>
+              <w:spacing w:before="0" w:after="40" w:line="252" w:lineRule="auto"/>
+            </w:pPr>
+            <w:r/>
+            <w:r>
+              <w:rPr>
+                <w:rFonts w:ascii="TH SarabunPSK" w:hAnsi="TH SarabunPSK"/>
+                <w:b w:val="0"/>
+                <w:sz w:val="32"/>
+                <w:rFonts w:ascii="TH SarabunPSK" w:hAnsi="TH SarabunPSK" w:cs="TH SarabunPSK"/>
+              </w:rPr>
+              <w:t>1. ผู้เรียนได้รับการแก้ไขปัญหาทางการเรียนรู้ตรงตามสภาพจริง</w:t>
+            </w:r>
+          </w:p>
+          <w:p>
+            <w:pPr>
+              <w:spacing w:before="0" w:after="40" w:line="252" w:lineRule="auto"/>
+            </w:pPr>
+            <w:r>
+              <w:rPr>
+                <w:rFonts w:ascii="TH SarabunPSK" w:hAnsi="TH SarabunPSK"/>
+                <w:b w:val="0"/>
+                <w:sz w:val="32"/>
+                <w:rFonts w:ascii="TH SarabunPSK" w:hAnsi="TH SarabunPSK" w:cs="TH SarabunPSK"/>
+              </w:rPr>
+              <w:t>2. ผู้เรียนได้รับการพัฒนาทักษะเฉพาะด้านตามความแตกต่างระหว่างบุคคล</w:t>
             </w:r>
           </w:p>
         </w:tc>
@@ -6456,54 +5533,18 @@
           </w:tcPr>
           <w:p>
             <w:pPr>
-              <w:rPr>
-                <w:rFonts w:ascii="TH SarabunPSK" w:hAnsi="TH SarabunPSK" w:cs="TH SarabunPSK"/>
-                <w:color w:val="000000" w:themeColor="text1"/>
-                <w:sz w:val="32"/>
-                <w:szCs w:val="32"/>
-              </w:rPr>
-            </w:pPr>
-            <w:r>
-              <w:rPr>
-                <w:rFonts w:ascii="TH SarabunPSK" w:hAnsi="TH SarabunPSK" w:cs="TH SarabunPSK"/>
-                <w:color w:val="000000" w:themeColor="text1"/>
-                <w:sz w:val="32"/>
-                <w:szCs w:val="32"/>
-                <w:cs/>
-              </w:rPr>
-              <w:t>1. ร้อยละ 85 ของผู้เรียน มีความรู้ผ่านเกณฑ์การประเมินของสถานศึกษา</w:t>
-            </w:r>
-          </w:p>
-          <w:p>
-            <w:pPr>
-              <w:rPr>
-                <w:rFonts w:ascii="TH SarabunPSK" w:hAnsi="TH SarabunPSK" w:cs="TH SarabunPSK"/>
-                <w:color w:val="000000" w:themeColor="text1"/>
-                <w:sz w:val="32"/>
-                <w:szCs w:val="32"/>
-              </w:rPr>
-            </w:pPr>
-            <w:r>
-              <w:rPr>
-                <w:rFonts w:ascii="TH SarabunPSK" w:hAnsi="TH SarabunPSK" w:cs="TH SarabunPSK"/>
-                <w:color w:val="000000" w:themeColor="text1"/>
-                <w:sz w:val="32"/>
-                <w:szCs w:val="32"/>
-                <w:cs/>
-              </w:rPr>
-              <w:t>2. ร้อยละ 85 ของผู้เรียน มีผลการประเมินในด้านคุณลักษณะอันพึงประสงค์และสมรรถนะสำคัญตามหลักสูตรที่สูงขึ้น เป็นไปตามค่าเป้าหมายที่สถานศึกษากำหนด</w:t>
-            </w:r>
-          </w:p>
-          <w:p>
-            <w:pPr>
-              <w:rPr>
-                <w:rFonts w:ascii="TH SarabunPSK" w:hAnsi="TH SarabunPSK" w:cs="TH SarabunPSK"/>
-                <w:color w:val="000000" w:themeColor="text1"/>
-                <w:sz w:val="32"/>
-                <w:szCs w:val="32"/>
-                <w:cs/>
-              </w:rPr>
-            </w:pPr>
+              <w:spacing w:before="0" w:after="40" w:line="252" w:lineRule="auto"/>
+            </w:pPr>
+            <w:r/>
+            <w:r>
+              <w:rPr>
+                <w:rFonts w:ascii="TH SarabunPSK" w:hAnsi="TH SarabunPSK"/>
+                <w:b w:val="0"/>
+                <w:sz w:val="32"/>
+                <w:rFonts w:ascii="TH SarabunPSK" w:hAnsi="TH SarabunPSK" w:cs="TH SarabunPSK"/>
+              </w:rPr>
+              <w:t>ผู้เรียนได้รับการแก้ปัญหาหรือพัฒนาการเรียนรู้ และมีผลการเรียนรู้หรือพฤติกรรมในทางที่ดีขึ้น</w:t>
+            </w:r>
           </w:p>
         </w:tc>
       </w:tr>
@@ -7035,29 +6076,17 @@
           </w:tcPr>
           <w:p>
             <w:pPr>
-              <w:rPr>
-                <w:rFonts w:ascii="TH SarabunPSK" w:hAnsi="TH SarabunPSK" w:cs="TH SarabunPSK"/>
-                <w:sz w:val="32"/>
-                <w:szCs w:val="32"/>
-                <w:cs/>
-              </w:rPr>
-            </w:pPr>
-            <w:r>
-              <w:rPr>
-                <w:rFonts w:ascii="TH SarabunPSK" w:hAnsi="TH SarabunPSK" w:cs="TH SarabunPSK"/>
-                <w:sz w:val="32"/>
-                <w:szCs w:val="32"/>
-              </w:rPr>
-              <w:t xml:space="preserve">1. </w:t>
-            </w:r>
-            <w:r>
-              <w:rPr>
-                <w:rFonts w:ascii="TH SarabunPSK" w:hAnsi="TH SarabunPSK" w:cs="TH SarabunPSK"/>
-                <w:sz w:val="32"/>
-                <w:szCs w:val="32"/>
-                <w:cs/>
-              </w:rPr>
-              <w:t>ผู้เรียนได้รับการพัฒนาในด้านสมรรถนะสำคัญของผู้เรียน</w:t>
+              <w:spacing w:before="0" w:after="40" w:line="252" w:lineRule="auto"/>
+            </w:pPr>
+            <w:r/>
+            <w:r>
+              <w:rPr>
+                <w:rFonts w:ascii="TH SarabunPSK" w:hAnsi="TH SarabunPSK"/>
+                <w:b w:val="0"/>
+                <w:sz w:val="32"/>
+                <w:rFonts w:ascii="TH SarabunPSK" w:hAnsi="TH SarabunPSK" w:cs="TH SarabunPSK"/>
+              </w:rPr>
+              <w:t>ผู้เรียนมีความสุขในการเรียนรู้ ได้รับการพัฒนาทักษะกระบวนการคิด ทักษะการทำงาน และการใช้เทคโนโลยีสารสนเทศอย่างเหมาะสม</w:t>
             </w:r>
           </w:p>
         </w:tc>
@@ -7067,23 +6096,17 @@
           </w:tcPr>
           <w:p>
             <w:pPr>
-              <w:rPr>
-                <w:rFonts w:ascii="TH SarabunPSK" w:hAnsi="TH SarabunPSK" w:cs="TH SarabunPSK"/>
-                <w:color w:val="000000" w:themeColor="text1"/>
-                <w:sz w:val="32"/>
-                <w:szCs w:val="32"/>
-                <w:cs/>
-              </w:rPr>
-            </w:pPr>
-            <w:r>
-              <w:rPr>
-                <w:rFonts w:ascii="TH SarabunPSK" w:hAnsi="TH SarabunPSK" w:cs="TH SarabunPSK"/>
-                <w:color w:val="000000" w:themeColor="text1"/>
-                <w:sz w:val="32"/>
-                <w:szCs w:val="32"/>
-                <w:cs/>
-              </w:rPr>
-              <w:t>1. ร้อยละ 85 ของผู้เรียนมีผลการประเมินในด้านสมรรถนะสำคัญตามหลักสูตรสูงขึ้นเป็นไปตามค่าเป้าหมายที่สถานศึกษากำหนด</w:t>
+              <w:spacing w:before="0" w:after="40" w:line="252" w:lineRule="auto"/>
+            </w:pPr>
+            <w:r/>
+            <w:r>
+              <w:rPr>
+                <w:rFonts w:ascii="TH SarabunPSK" w:hAnsi="TH SarabunPSK"/>
+                <w:b w:val="0"/>
+                <w:sz w:val="32"/>
+                <w:rFonts w:ascii="TH SarabunPSK" w:hAnsi="TH SarabunPSK" w:cs="TH SarabunPSK"/>
+              </w:rPr>
+              <w:t>ผู้เรียนได้รับการจัดบรรยากาศที่ส่งเสริมและพัฒนาให้เกิดกระบวนการคิด ทักษะชีวิต ทักษะการทำงาน ทักษะการเรียนรู้และนวัตกรรม ทักษะด้านสารสนเทศ สื่อ และเทคโนโลยี</w:t>
             </w:r>
           </w:p>
         </w:tc>
@@ -7173,47 +6196,17 @@
           </w:tcPr>
           <w:p>
             <w:pPr>
-              <w:rPr>
-                <w:rFonts w:ascii="TH SarabunPSK" w:hAnsi="TH SarabunPSK" w:cs="TH SarabunPSK"/>
-                <w:sz w:val="32"/>
-                <w:szCs w:val="32"/>
-                <w:cs/>
-              </w:rPr>
-            </w:pPr>
-            <w:r>
-              <w:rPr>
-                <w:rFonts w:ascii="TH SarabunPSK" w:hAnsi="TH SarabunPSK" w:cs="TH SarabunPSK"/>
-                <w:sz w:val="32"/>
-                <w:szCs w:val="32"/>
-              </w:rPr>
-              <w:t xml:space="preserve">1. </w:t>
-            </w:r>
-            <w:r>
-              <w:rPr>
-                <w:rFonts w:ascii="TH SarabunPSK" w:hAnsi="TH SarabunPSK" w:cs="TH SarabunPSK"/>
-                <w:sz w:val="32"/>
-                <w:szCs w:val="32"/>
-                <w:cs/>
-              </w:rPr>
-              <w:t>ผู้เรียนได้รับการพัฒนาในด้านคุณลักษณะ</w:t>
-            </w:r>
-            <w:r>
-              <w:rPr>
-                <w:rFonts w:ascii="TH SarabunPSK" w:hAnsi="TH SarabunPSK" w:cs="TH SarabunPSK"/>
-                <w:sz w:val="32"/>
-                <w:szCs w:val="32"/>
-                <w:cs/>
-              </w:rPr>
-              <w:t>นิสัย</w:t>
-            </w:r>
-            <w:r>
-              <w:rPr>
-                <w:rFonts w:ascii="TH SarabunPSK" w:hAnsi="TH SarabunPSK" w:cs="TH SarabunPSK"/>
-                <w:sz w:val="32"/>
-                <w:szCs w:val="32"/>
-                <w:cs/>
-              </w:rPr>
-              <w:t>อันพึงประสงค์</w:t>
+              <w:spacing w:before="0" w:after="40" w:line="252" w:lineRule="auto"/>
+            </w:pPr>
+            <w:r/>
+            <w:r>
+              <w:rPr>
+                <w:rFonts w:ascii="TH SarabunPSK" w:hAnsi="TH SarabunPSK"/>
+                <w:b w:val="0"/>
+                <w:sz w:val="32"/>
+                <w:rFonts w:ascii="TH SarabunPSK" w:hAnsi="TH SarabunPSK" w:cs="TH SarabunPSK"/>
+              </w:rPr>
+              <w:t>ผู้เรียนเป็นผู้มีวินัย ซื่อสัตย์ ใฝ่เรียนรู้ มุ่งมั่นในการทำงาน และมีคุณลักษณะอันพึงประสงค์</w:t>
             </w:r>
           </w:p>
         </w:tc>
@@ -7223,53 +6216,17 @@
           </w:tcPr>
           <w:p>
             <w:pPr>
-              <w:rPr>
-                <w:rFonts w:ascii="TH SarabunPSK" w:hAnsi="TH SarabunPSK" w:cs="TH SarabunPSK"/>
-                <w:color w:val="000000" w:themeColor="text1"/>
-                <w:sz w:val="32"/>
-                <w:szCs w:val="32"/>
-                <w:cs/>
-              </w:rPr>
-            </w:pPr>
-            <w:r>
-              <w:rPr>
-                <w:rFonts w:ascii="TH SarabunPSK" w:hAnsi="TH SarabunPSK" w:cs="TH SarabunPSK"/>
-                <w:color w:val="000000" w:themeColor="text1"/>
-                <w:sz w:val="32"/>
-                <w:szCs w:val="32"/>
-                <w:cs/>
-              </w:rPr>
-              <w:t>1. ร้อยละ 85 ของผู้เรียน มีผลการประเมินในด้านคุณลักษณะ</w:t>
-            </w:r>
-            <w:r>
-              <w:rPr>
-                <w:rFonts w:ascii="TH SarabunPSK" w:hAnsi="TH SarabunPSK" w:cs="TH SarabunPSK"/>
-                <w:color w:val="000000" w:themeColor="text1"/>
-                <w:sz w:val="32"/>
-                <w:szCs w:val="32"/>
-                <w:cs/>
-              </w:rPr>
-              <w:t>นิสัย</w:t>
-            </w:r>
-            <w:r>
-              <w:rPr>
-                <w:rFonts w:ascii="TH SarabunPSK" w:hAnsi="TH SarabunPSK" w:cs="TH SarabunPSK"/>
-                <w:color w:val="000000" w:themeColor="text1"/>
-                <w:sz w:val="32"/>
-                <w:szCs w:val="32"/>
-                <w:cs/>
-              </w:rPr>
-              <w:t>อันพึงประสงค์ ตามหลักสูตร</w:t>
-            </w:r>
-            <w:r>
-              <w:rPr>
-                <w:rFonts w:ascii="TH SarabunPSK" w:hAnsi="TH SarabunPSK" w:cs="TH SarabunPSK"/>
-                <w:color w:val="000000" w:themeColor="text1"/>
-                <w:sz w:val="32"/>
-                <w:szCs w:val="32"/>
-                <w:cs/>
-              </w:rPr>
-              <w:t>สูงขึ้น เป็นไปตามค่าเป้าหมายที่สถานศึกษากำหนด</w:t>
+              <w:spacing w:before="0" w:after="40" w:line="252" w:lineRule="auto"/>
+            </w:pPr>
+            <w:r/>
+            <w:r>
+              <w:rPr>
+                <w:rFonts w:ascii="TH SarabunPSK" w:hAnsi="TH SarabunPSK"/>
+                <w:b w:val="0"/>
+                <w:sz w:val="32"/>
+                <w:rFonts w:ascii="TH SarabunPSK" w:hAnsi="TH SarabunPSK" w:cs="TH SarabunPSK"/>
+              </w:rPr>
+              <w:t>ผู้เรียนมีผลการประเมินคุณลักษณะอันพึงประสงค์อยู่ในระดับดีขึ้นไปตามเกณฑ์ของสถานศึกษา</w:t>
             </w:r>
           </w:p>
         </w:tc>
@@ -7375,7 +6332,6 @@
                 <w:szCs w:val="32"/>
                 <w:cs/>
               </w:rPr>
-              <w:lastRenderedPageBreak/>
               <w:t>ลักษณะงานที่ปฏิบัติ</w:t>
             </w:r>
           </w:p>
@@ -7869,30 +6825,17 @@
           </w:tcPr>
           <w:p>
             <w:pPr>
-              <w:rPr>
-                <w:rFonts w:ascii="TH SarabunPSK" w:hAnsi="TH SarabunPSK" w:cs="TH SarabunPSK"/>
-                <w:sz w:val="32"/>
-                <w:szCs w:val="32"/>
-                <w:cs/>
-              </w:rPr>
-            </w:pPr>
-            <w:r>
-              <w:rPr>
-                <w:rFonts w:ascii="TH SarabunPSK" w:hAnsi="TH SarabunPSK" w:cs="TH SarabunPSK"/>
-                <w:sz w:val="32"/>
-                <w:szCs w:val="32"/>
-                <w:cs/>
-              </w:rPr>
-              <w:t>1. ผู้เรียนใช้ข้อมูลสารสนเทศตรวจสอบ</w:t>
-            </w:r>
-            <w:r>
-              <w:rPr>
-                <w:rFonts w:ascii="TH SarabunPSK" w:hAnsi="TH SarabunPSK" w:cs="TH SarabunPSK"/>
-                <w:sz w:val="32"/>
-                <w:szCs w:val="32"/>
-                <w:cs/>
-              </w:rPr>
-              <w:t>คะแนนส่วนบุคคลได้</w:t>
+              <w:spacing w:before="0" w:after="40" w:line="252" w:lineRule="auto"/>
+            </w:pPr>
+            <w:r/>
+            <w:r>
+              <w:rPr>
+                <w:rFonts w:ascii="TH SarabunPSK" w:hAnsi="TH SarabunPSK"/>
+                <w:b w:val="0"/>
+                <w:sz w:val="32"/>
+                <w:rFonts w:ascii="TH SarabunPSK" w:hAnsi="TH SarabunPSK" w:cs="TH SarabunPSK"/>
+              </w:rPr>
+              <w:t>ผู้เรียนมีข้อมูลสารสนเทศการเรียนรู้ที่ถูกต้อง ชัดเจน และเป็นปัจจุบันเพื่อใช้ส่งเสริมการเรียนรู้</w:t>
             </w:r>
           </w:p>
         </w:tc>
@@ -7902,21 +6845,17 @@
           </w:tcPr>
           <w:p>
             <w:pPr>
-              <w:rPr>
-                <w:rFonts w:ascii="TH SarabunPSK" w:hAnsi="TH SarabunPSK" w:cs="TH SarabunPSK"/>
-                <w:sz w:val="32"/>
-                <w:szCs w:val="32"/>
-                <w:cs/>
-              </w:rPr>
-            </w:pPr>
-            <w:r>
-              <w:rPr>
-                <w:rFonts w:ascii="TH SarabunPSK" w:hAnsi="TH SarabunPSK" w:cs="TH SarabunPSK"/>
-                <w:sz w:val="32"/>
-                <w:szCs w:val="32"/>
-                <w:cs/>
-              </w:rPr>
-              <w:t>1. ผู้เรียนร้อยละ 100 ได้ใช้ประโยชน์จากสารสนเทศ</w:t>
+              <w:spacing w:before="0" w:after="40" w:line="252" w:lineRule="auto"/>
+            </w:pPr>
+            <w:r/>
+            <w:r>
+              <w:rPr>
+                <w:rFonts w:ascii="TH SarabunPSK" w:hAnsi="TH SarabunPSK"/>
+                <w:b w:val="0"/>
+                <w:sz w:val="32"/>
+                <w:rFonts w:ascii="TH SarabunPSK" w:hAnsi="TH SarabunPSK" w:cs="TH SarabunPSK"/>
+              </w:rPr>
+              <w:t>ผู้เรียนได้รับการติดตามและสนับสนุนการเรียนรู้จากข้อมูลสารสนเทศอย่างเป็นระบบ</w:t>
             </w:r>
           </w:p>
         </w:tc>
@@ -8021,57 +6960,17 @@
           </w:tcPr>
           <w:p>
             <w:pPr>
-              <w:rPr>
-                <w:rFonts w:ascii="TH SarabunPSK" w:hAnsi="TH SarabunPSK" w:cs="TH SarabunPSK"/>
-                <w:sz w:val="32"/>
-                <w:szCs w:val="32"/>
-              </w:rPr>
-            </w:pPr>
-            <w:r>
-              <w:rPr>
-                <w:rFonts w:ascii="TH SarabunPSK" w:hAnsi="TH SarabunPSK" w:cs="TH SarabunPSK"/>
-                <w:sz w:val="32"/>
-                <w:szCs w:val="32"/>
-                <w:cs/>
-              </w:rPr>
-              <w:t>1. นักเรียนและผู้ปกครองมีส่วนร่วมกับครูผู้สอนในการแก้ไขปัญหานักเรียนในด้านการเรียนรู้และระบบดูแลช่วยเหลือนักเรียนรายบุคคล</w:t>
-            </w:r>
-          </w:p>
-          <w:p>
-            <w:pPr>
-              <w:rPr>
-                <w:rFonts w:ascii="TH SarabunPSK" w:hAnsi="TH SarabunPSK" w:cs="TH SarabunPSK"/>
-                <w:sz w:val="32"/>
-                <w:szCs w:val="32"/>
-              </w:rPr>
-            </w:pPr>
-            <w:r>
-              <w:rPr>
-                <w:rFonts w:ascii="TH SarabunPSK" w:hAnsi="TH SarabunPSK" w:cs="TH SarabunPSK"/>
-                <w:sz w:val="32"/>
-                <w:szCs w:val="32"/>
-                <w:cs/>
-              </w:rPr>
-              <w:t>1. นักเรียนได้รับการสนับสนุนช่วยเหลือดูแลทั้งด้านวิชาการ ลักษณะนิสัยอันพึงประสงค์ ร่วมทั้งสมรรถนะสำคัญผู้เรียน</w:t>
-            </w:r>
-          </w:p>
-          <w:p>
-            <w:pPr>
-              <w:rPr>
-                <w:rFonts w:ascii="TH SarabunPSK" w:hAnsi="TH SarabunPSK" w:cs="TH SarabunPSK"/>
-                <w:sz w:val="32"/>
-                <w:szCs w:val="32"/>
-                <w:cs/>
-              </w:rPr>
-            </w:pPr>
-            <w:r>
-              <w:rPr>
-                <w:rFonts w:ascii="TH SarabunPSK" w:hAnsi="TH SarabunPSK" w:cs="TH SarabunPSK"/>
-                <w:sz w:val="32"/>
-                <w:szCs w:val="32"/>
-                <w:cs/>
-              </w:rPr>
-              <w:t>2. นักเรียนได้รับการแก้ไขหรือพัฒนาทั้งด้านวิชาการลักษณะนิสัยอันพึงประสงค์ รวมทั้งสมรรถนะสำคัญผู้เรียน</w:t>
+              <w:spacing w:before="0" w:after="40" w:line="252" w:lineRule="auto"/>
+            </w:pPr>
+            <w:r/>
+            <w:r>
+              <w:rPr>
+                <w:rFonts w:ascii="TH SarabunPSK" w:hAnsi="TH SarabunPSK"/>
+                <w:b w:val="0"/>
+                <w:sz w:val="32"/>
+                <w:rFonts w:ascii="TH SarabunPSK" w:hAnsi="TH SarabunPSK" w:cs="TH SarabunPSK"/>
+              </w:rPr>
+              <w:t>ผู้เรียนได้รับการดูแลช่วยเหลือ คุ้มครอง และส่งเสริมพัฒนาการตามระบบดูแลช่วยเหลือผู้เรียน</w:t>
             </w:r>
           </w:p>
         </w:tc>
@@ -8081,21 +6980,17 @@
           </w:tcPr>
           <w:p>
             <w:pPr>
-              <w:rPr>
-                <w:rFonts w:ascii="TH SarabunPSK" w:hAnsi="TH SarabunPSK" w:cs="TH SarabunPSK"/>
-                <w:sz w:val="32"/>
-                <w:szCs w:val="32"/>
-                <w:cs/>
-              </w:rPr>
-            </w:pPr>
-            <w:r>
-              <w:rPr>
-                <w:rFonts w:ascii="TH SarabunPSK" w:hAnsi="TH SarabunPSK" w:cs="TH SarabunPSK"/>
-                <w:sz w:val="32"/>
-                <w:szCs w:val="32"/>
-                <w:cs/>
-              </w:rPr>
-              <w:t>2. ครูผู้ปกครองและผู้ที่เกี่ยวข้องร้อยละ 100 สามารถรับรู้ความก้าวหน้าพัฒนาการของผู้เรียนและสามารถช่วยเหลือนักเรียนได้อย่างทั่วถึง</w:t>
+              <w:spacing w:before="0" w:after="40" w:line="252" w:lineRule="auto"/>
+            </w:pPr>
+            <w:r/>
+            <w:r>
+              <w:rPr>
+                <w:rFonts w:ascii="TH SarabunPSK" w:hAnsi="TH SarabunPSK"/>
+                <w:b w:val="0"/>
+                <w:sz w:val="32"/>
+                <w:rFonts w:ascii="TH SarabunPSK" w:hAnsi="TH SarabunPSK" w:cs="TH SarabunPSK"/>
+              </w:rPr>
+              <w:t>ผู้เรียนได้รับการดูแลช่วยเหลือและแก้ไขปัญหาอย่างทั่วถึงตรงตามสภาพจริง</w:t>
             </w:r>
           </w:p>
         </w:tc>
@@ -8151,7 +7046,6 @@
                 <w:szCs w:val="32"/>
                 <w:cs/>
               </w:rPr>
-              <w:lastRenderedPageBreak/>
               <w:t>ลักษณะงานที่ปฏิบัติ</w:t>
             </w:r>
           </w:p>
@@ -8536,7 +7430,17 @@
                 <w:szCs w:val="32"/>
                 <w:cs/>
               </w:rPr>
-              <w:t>การจัดการเรียนรู้ลักษณะงานที่เสนอให้ครอบคลุมถึงการจัดทำข้อมูลสารสนเทศของผู้เรียนและรายวิชาการดำเนินการตามระบบดูแลช่วยเหลือผู้เรียน การปฏิบัติงานวิชาการและงานอื่นๆ ของสถานศึกษา และการประสานความร่วมมือกับผู้ปกครอง ภาคีเครือข่าย และหรือสถานประกอบการ</w:t>
+              <w:t xml:space="preserve">การจัดการเรียนรู้ลักษณะงานที่เสนอให้ครอบคลุมถึงการจัดทำข้อมูลสารสนเทศของผู้เรียนและรายวิชาการดำเนินการตามระบบดูแลช่วยเหลือผู้เรียน การปฏิบัติงานวิชาการและงานอื่นๆ ของสถานศึกษา และการประสานความร่วมมือกับผู้ปกครอง ภาคีเครือข่าย </w:t>
+            </w:r>
+            <w:r>
+              <w:rPr>
+                <w:rFonts w:ascii="TH SarabunPSK" w:hAnsi="TH SarabunPSK" w:cs="TH SarabunPSK"/>
+                <w:sz w:val="32"/>
+                <w:szCs w:val="32"/>
+                <w:cs/>
+              </w:rPr>
+              <w:lastRenderedPageBreak/>
+              <w:t>และหรือสถานประกอบการ</w:t>
             </w:r>
           </w:p>
           <w:p>
@@ -8571,6 +7475,7 @@
                 <w:szCs w:val="32"/>
                 <w:cs/>
               </w:rPr>
+              <w:lastRenderedPageBreak/>
               <w:t>2.3 ปฏิบัติงานวิชาการ และงานอื่นๆ ของสถานศึกษา</w:t>
             </w:r>
           </w:p>
@@ -8725,39 +7630,31 @@
           </w:tcPr>
           <w:p>
             <w:pPr>
-              <w:rPr>
-                <w:rFonts w:ascii="TH SarabunPSK" w:hAnsi="TH SarabunPSK" w:cs="TH SarabunPSK"/>
-                <w:sz w:val="32"/>
-                <w:szCs w:val="32"/>
-              </w:rPr>
-            </w:pPr>
-            <w:r>
-              <w:rPr>
-                <w:rFonts w:ascii="TH SarabunPSK" w:hAnsi="TH SarabunPSK" w:cs="TH SarabunPSK"/>
-                <w:sz w:val="32"/>
-                <w:szCs w:val="32"/>
-                <w:cs/>
-              </w:rPr>
-              <w:t>1. ผู้เรียนมีความรู้ ตามมาตรฐานและตัวชี้วัด</w:t>
-            </w:r>
-          </w:p>
-          <w:p>
-            <w:pPr>
-              <w:rPr>
-                <w:rFonts w:ascii="TH SarabunPSK" w:hAnsi="TH SarabunPSK" w:cs="TH SarabunPSK"/>
-                <w:sz w:val="32"/>
-                <w:szCs w:val="32"/>
-                <w:cs/>
-              </w:rPr>
-            </w:pPr>
-            <w:r>
-              <w:rPr>
-                <w:rFonts w:ascii="TH SarabunPSK" w:hAnsi="TH SarabunPSK" w:cs="TH SarabunPSK"/>
-                <w:sz w:val="32"/>
-                <w:szCs w:val="32"/>
-                <w:cs/>
-              </w:rPr>
-              <w:t>2. ผู้เรียนได้รับการพัฒนาที่ดีขึ้น</w:t>
+              <w:spacing w:before="0" w:after="40" w:line="252" w:lineRule="auto"/>
+            </w:pPr>
+            <w:r/>
+            <w:r>
+              <w:rPr>
+                <w:rFonts w:ascii="TH SarabunPSK" w:hAnsi="TH SarabunPSK"/>
+                <w:b w:val="0"/>
+                <w:sz w:val="32"/>
+                <w:rFonts w:ascii="TH SarabunPSK" w:hAnsi="TH SarabunPSK" w:cs="TH SarabunPSK"/>
+              </w:rPr>
+              <w:t>1. ผู้เรียนได้รับการพัฒนาจากการจัดการศึกษาที่มีประสิทธิภาพของสถานศึกษา</w:t>
+            </w:r>
+          </w:p>
+          <w:p>
+            <w:pPr>
+              <w:spacing w:before="0" w:after="40" w:line="252" w:lineRule="auto"/>
+            </w:pPr>
+            <w:r>
+              <w:rPr>
+                <w:rFonts w:ascii="TH SarabunPSK" w:hAnsi="TH SarabunPSK"/>
+                <w:b w:val="0"/>
+                <w:sz w:val="32"/>
+                <w:rFonts w:ascii="TH SarabunPSK" w:hAnsi="TH SarabunPSK" w:cs="TH SarabunPSK"/>
+              </w:rPr>
+              <w:t>2. ผู้เรียนได้ใช้ประโยชน์จากระบบเทคโนโลยีและสภาพแวดล้อมที่พร้อมใช้งาน</w:t>
             </w:r>
           </w:p>
         </w:tc>
@@ -8767,43 +7664,17 @@
           </w:tcPr>
           <w:p>
             <w:pPr>
-              <w:rPr>
-                <w:rFonts w:ascii="TH SarabunPSK" w:hAnsi="TH SarabunPSK" w:cs="TH SarabunPSK"/>
-                <w:color w:val="000000" w:themeColor="text1"/>
-                <w:sz w:val="32"/>
-                <w:szCs w:val="32"/>
-              </w:rPr>
-            </w:pPr>
-            <w:r>
-              <w:rPr>
-                <w:rFonts w:ascii="TH SarabunPSK" w:hAnsi="TH SarabunPSK" w:cs="TH SarabunPSK"/>
-                <w:color w:val="000000" w:themeColor="text1"/>
-                <w:sz w:val="32"/>
-                <w:szCs w:val="32"/>
-                <w:cs/>
-              </w:rPr>
-              <w:t>1. ร้อยละ 85 ของผู้เรียน มีความรู้ผ่านเกณฑ์การประเมิน เป็นไปตามระเบียบการวัดผลประเมินผลของสถานศึกษา</w:t>
-            </w:r>
-          </w:p>
-          <w:p>
-            <w:pPr>
-              <w:rPr>
-                <w:rFonts w:ascii="TH SarabunPSK" w:hAnsi="TH SarabunPSK" w:cs="TH SarabunPSK"/>
-                <w:color w:val="000000" w:themeColor="text1"/>
-                <w:sz w:val="32"/>
-                <w:szCs w:val="32"/>
-                <w:cs/>
-              </w:rPr>
-            </w:pPr>
-            <w:r>
-              <w:rPr>
-                <w:rFonts w:ascii="TH SarabunPSK" w:hAnsi="TH SarabunPSK" w:cs="TH SarabunPSK"/>
-                <w:color w:val="000000" w:themeColor="text1"/>
-                <w:sz w:val="32"/>
-                <w:szCs w:val="32"/>
-                <w:cs/>
-              </w:rPr>
-              <w:t>2. ร้อยละ 85 ของผู้เรียนมีผลสัมฤทธิ์สูงขึ้นเป็นไปตามค่าเป้าหมายของสถานศึกษากำหนด</w:t>
+              <w:spacing w:before="0" w:after="40" w:line="252" w:lineRule="auto"/>
+            </w:pPr>
+            <w:r/>
+            <w:r>
+              <w:rPr>
+                <w:rFonts w:ascii="TH SarabunPSK" w:hAnsi="TH SarabunPSK"/>
+                <w:b w:val="0"/>
+                <w:sz w:val="32"/>
+                <w:rFonts w:ascii="TH SarabunPSK" w:hAnsi="TH SarabunPSK" w:cs="TH SarabunPSK"/>
+              </w:rPr>
+              <w:t>ผู้เรียนได้รับประโยชน์จากการดำเนินงานวิชาการและงานพัฒนาสถานศึกษา ส่งผลให้มีคุณภาพการเรียนรู้ที่ดีขึ้น</w:t>
             </w:r>
           </w:p>
         </w:tc>
@@ -8926,45 +7797,17 @@
           </w:tcPr>
           <w:p>
             <w:pPr>
-              <w:tabs>
-                <w:tab w:val="center" w:pos="1041"/>
-              </w:tabs>
-              <w:rPr>
-                <w:rFonts w:ascii="TH SarabunPSK" w:hAnsi="TH SarabunPSK" w:cs="TH SarabunPSK"/>
-                <w:sz w:val="32"/>
-                <w:szCs w:val="32"/>
-              </w:rPr>
-            </w:pPr>
-            <w:r>
-              <w:rPr>
-                <w:rFonts w:ascii="TH SarabunPSK" w:hAnsi="TH SarabunPSK" w:cs="TH SarabunPSK"/>
-                <w:sz w:val="32"/>
-                <w:szCs w:val="32"/>
-                <w:cs/>
-              </w:rPr>
-              <w:t>1. นักเรียนได้รับการสนับสนุนช่วยเหลือดูแลทั้งด้านวิชาการ ลักษณะนิสัยอันพึงประสงค์ รวมทั้งสมรรถสำคัญผู้เรียน</w:t>
-            </w:r>
-          </w:p>
-          <w:p>
-            <w:pPr>
-              <w:tabs>
-                <w:tab w:val="center" w:pos="1041"/>
-              </w:tabs>
-              <w:rPr>
-                <w:rFonts w:ascii="TH SarabunPSK" w:hAnsi="TH SarabunPSK" w:cs="TH SarabunPSK"/>
-                <w:sz w:val="32"/>
-                <w:szCs w:val="32"/>
-                <w:cs/>
-              </w:rPr>
-            </w:pPr>
-            <w:r>
-              <w:rPr>
-                <w:rFonts w:ascii="TH SarabunPSK" w:hAnsi="TH SarabunPSK" w:cs="TH SarabunPSK"/>
-                <w:sz w:val="32"/>
-                <w:szCs w:val="32"/>
-                <w:cs/>
-              </w:rPr>
-              <w:t>2. นักเรียนได้รับการแก้ไขหรือพัฒนาทั้งด้านวิชาการ ลักษณะนิสัยอันพึงประสงค์ รวมทั้งสมรรถสำคัญผู้เรียน</w:t>
+              <w:spacing w:before="0" w:after="40" w:line="252" w:lineRule="auto"/>
+            </w:pPr>
+            <w:r/>
+            <w:r>
+              <w:rPr>
+                <w:rFonts w:ascii="TH SarabunPSK" w:hAnsi="TH SarabunPSK"/>
+                <w:b w:val="0"/>
+                <w:sz w:val="32"/>
+                <w:rFonts w:ascii="TH SarabunPSK" w:hAnsi="TH SarabunPSK" w:cs="TH SarabunPSK"/>
+              </w:rPr>
+              <w:t>นักเรียนได้รับการร่วมมือดูแลเอาใจใส่จากครูและผู้ปกครองอย่างต่อเนื่อง</w:t>
             </w:r>
           </w:p>
         </w:tc>
@@ -8974,54 +7817,18 @@
           </w:tcPr>
           <w:p>
             <w:pPr>
-              <w:rPr>
-                <w:rFonts w:ascii="TH SarabunPSK" w:hAnsi="TH SarabunPSK" w:cs="TH SarabunPSK"/>
-                <w:color w:val="000000" w:themeColor="text1"/>
-                <w:sz w:val="32"/>
-                <w:szCs w:val="32"/>
-              </w:rPr>
-            </w:pPr>
-            <w:r>
-              <w:rPr>
-                <w:rFonts w:ascii="TH SarabunPSK" w:hAnsi="TH SarabunPSK" w:cs="TH SarabunPSK"/>
-                <w:color w:val="000000" w:themeColor="text1"/>
-                <w:sz w:val="32"/>
-                <w:szCs w:val="32"/>
-                <w:cs/>
-              </w:rPr>
-              <w:t>1. ร้อยละ 85 ของผู้เรียน มีความรู้ผ่านเกณฑ์การประเมินของสถานศึกษา</w:t>
-            </w:r>
-          </w:p>
-          <w:p>
-            <w:pPr>
-              <w:rPr>
-                <w:rFonts w:ascii="TH SarabunPSK" w:hAnsi="TH SarabunPSK" w:cs="TH SarabunPSK"/>
-                <w:color w:val="000000" w:themeColor="text1"/>
-                <w:sz w:val="32"/>
-                <w:szCs w:val="32"/>
-              </w:rPr>
-            </w:pPr>
-            <w:r>
-              <w:rPr>
-                <w:rFonts w:ascii="TH SarabunPSK" w:hAnsi="TH SarabunPSK" w:cs="TH SarabunPSK"/>
-                <w:color w:val="000000" w:themeColor="text1"/>
-                <w:sz w:val="32"/>
-                <w:szCs w:val="32"/>
-                <w:cs/>
-              </w:rPr>
-              <w:t>2. ร้อยละ 85 ของผู้เรียน มีผลการประเมินในด้านคุณลักษณะอันพึงประสงค์ตามหลักสูตรสูงขึ้น เป็นไปตามค่าเป้าหมายที่สถานศึกษากำหนด</w:t>
-            </w:r>
-          </w:p>
-          <w:p>
-            <w:pPr>
-              <w:rPr>
-                <w:rFonts w:ascii="TH SarabunPSK" w:hAnsi="TH SarabunPSK" w:cs="TH SarabunPSK"/>
-                <w:color w:val="000000" w:themeColor="text1"/>
-                <w:sz w:val="32"/>
-                <w:szCs w:val="32"/>
-                <w:cs/>
-              </w:rPr>
-            </w:pPr>
+              <w:spacing w:before="0" w:after="40" w:line="252" w:lineRule="auto"/>
+            </w:pPr>
+            <w:r/>
+            <w:r>
+              <w:rPr>
+                <w:rFonts w:ascii="TH SarabunPSK" w:hAnsi="TH SarabunPSK"/>
+                <w:b w:val="0"/>
+                <w:sz w:val="32"/>
+                <w:rFonts w:ascii="TH SarabunPSK" w:hAnsi="TH SarabunPSK" w:cs="TH SarabunPSK"/>
+              </w:rPr>
+              <w:t>ผู้ปกครองและผู้เกี่ยวข้องได้รับรู้ความก้าวหน้าและมีส่วนร่วมในการส่งเสริมพัฒนาการของผู้เรียน</w:t>
+            </w:r>
           </w:p>
         </w:tc>
       </w:tr>
@@ -9053,7 +7860,6 @@
                 <w:szCs w:val="32"/>
                 <w:cs/>
               </w:rPr>
-              <w:lastRenderedPageBreak/>
               <w:t>ลักษณะงานที่ปฏิบัติ</w:t>
             </w:r>
           </w:p>
@@ -9437,7 +8243,17 @@
                 <w:szCs w:val="32"/>
                 <w:cs/>
               </w:rPr>
-              <w:t>เพื่อพัฒนาการจัดการเรียนรู้และการนำความรู้ความสามารถ ทักษะที่ได้จากการพัฒนาตนเองและวิชาชีพมาใช้ในการพัฒนาการจัดการเรียนรู้ การพัฒนาคุณภาพผู้เรียน และการพัฒนานวัตกรรมและการจัดการเรียนรู้</w:t>
+              <w:t xml:space="preserve">เพื่อพัฒนาการจัดการเรียนรู้และการนำความรู้ความสามารถ ทักษะที่ได้จากการพัฒนาตนเองและวิชาชีพมาใช้ในการพัฒนาการจัดการเรียนรู้ </w:t>
+            </w:r>
+            <w:r>
+              <w:rPr>
+                <w:rFonts w:ascii="TH SarabunPSK" w:hAnsi="TH SarabunPSK" w:cs="TH SarabunPSK"/>
+                <w:sz w:val="32"/>
+                <w:szCs w:val="32"/>
+                <w:cs/>
+              </w:rPr>
+              <w:lastRenderedPageBreak/>
+              <w:t>การพัฒนาคุณภาพผู้เรียน และการพัฒนานวัตกรรมและการจัดการเรียนรู้</w:t>
             </w:r>
           </w:p>
         </w:tc>
@@ -9462,6 +8278,7 @@
                 <w:szCs w:val="32"/>
                 <w:cs/>
               </w:rPr>
+              <w:lastRenderedPageBreak/>
               <w:t>3.1 พัฒนาตนเองอย่างเป็นระบบและต่อเนื่อง</w:t>
             </w:r>
             <w:r>
@@ -9544,75 +8361,31 @@
           </w:tcPr>
           <w:p>
             <w:pPr>
-              <w:rPr>
-                <w:rFonts w:ascii="TH SarabunPSK" w:hAnsi="TH SarabunPSK" w:cs="TH SarabunPSK"/>
-                <w:sz w:val="32"/>
-                <w:szCs w:val="32"/>
-              </w:rPr>
-            </w:pPr>
-            <w:r>
-              <w:rPr>
-                <w:rFonts w:ascii="TH SarabunPSK" w:hAnsi="TH SarabunPSK" w:cs="TH SarabunPSK"/>
-                <w:sz w:val="32"/>
-                <w:szCs w:val="32"/>
-                <w:cs/>
-              </w:rPr>
-              <w:t>1. นักเรีย</w:t>
-            </w:r>
-            <w:r>
-              <w:rPr>
-                <w:rFonts w:ascii="TH SarabunPSK" w:hAnsi="TH SarabunPSK" w:cs="TH SarabunPSK"/>
-                <w:sz w:val="32"/>
-                <w:szCs w:val="32"/>
-                <w:cs/>
-              </w:rPr>
-              <w:t>น</w:t>
-            </w:r>
-            <w:r>
-              <w:rPr>
-                <w:rFonts w:ascii="TH SarabunPSK" w:hAnsi="TH SarabunPSK" w:cs="TH SarabunPSK"/>
-                <w:sz w:val="32"/>
-                <w:szCs w:val="32"/>
-                <w:cs/>
-              </w:rPr>
-              <w:t>ได้รับการแก้ปัญหาหรือพัฒนาในด้านการเรียนรู้</w:t>
-            </w:r>
-          </w:p>
-          <w:p>
-            <w:pPr>
-              <w:rPr>
-                <w:rFonts w:ascii="TH SarabunPSK" w:hAnsi="TH SarabunPSK" w:cs="TH SarabunPSK"/>
-                <w:sz w:val="32"/>
-                <w:szCs w:val="32"/>
-              </w:rPr>
-            </w:pPr>
-            <w:r>
-              <w:rPr>
-                <w:rFonts w:ascii="TH SarabunPSK" w:hAnsi="TH SarabunPSK" w:cs="TH SarabunPSK"/>
-                <w:sz w:val="32"/>
-                <w:szCs w:val="32"/>
-                <w:cs/>
-              </w:rPr>
-              <w:t>2. นักเรียนได้รับการแก้ปัญหาหรือพัฒนาด้านคุณลักษณะอันพึงประสงค์</w:t>
-            </w:r>
-          </w:p>
-          <w:p>
-            <w:pPr>
-              <w:rPr>
-                <w:rFonts w:ascii="TH SarabunPSK" w:hAnsi="TH SarabunPSK" w:cs="TH SarabunPSK"/>
-                <w:sz w:val="32"/>
-                <w:szCs w:val="32"/>
-                <w:cs/>
-              </w:rPr>
-            </w:pPr>
-            <w:r>
-              <w:rPr>
-                <w:rFonts w:ascii="TH SarabunPSK" w:hAnsi="TH SarabunPSK" w:cs="TH SarabunPSK"/>
-                <w:sz w:val="32"/>
-                <w:szCs w:val="32"/>
-                <w:cs/>
-              </w:rPr>
-              <w:t>3. นักเรียนได้รับการแก้ปัญหาหรือพัฒนาด้านสมรรถนะสำคัญผู้เรียน</w:t>
+              <w:spacing w:before="0" w:after="40" w:line="252" w:lineRule="auto"/>
+            </w:pPr>
+            <w:r/>
+            <w:r>
+              <w:rPr>
+                <w:rFonts w:ascii="TH SarabunPSK" w:hAnsi="TH SarabunPSK"/>
+                <w:b w:val="0"/>
+                <w:sz w:val="32"/>
+                <w:rFonts w:ascii="TH SarabunPSK" w:hAnsi="TH SarabunPSK" w:cs="TH SarabunPSK"/>
+              </w:rPr>
+              <w:t>1. ผู้เรียนได้รับความรู้และเทคนิคการเรียนรู้ใหม่ๆ จากการพัฒนาตนเองของครู</w:t>
+            </w:r>
+          </w:p>
+          <w:p>
+            <w:pPr>
+              <w:spacing w:before="0" w:after="40" w:line="252" w:lineRule="auto"/>
+            </w:pPr>
+            <w:r>
+              <w:rPr>
+                <w:rFonts w:ascii="TH SarabunPSK" w:hAnsi="TH SarabunPSK"/>
+                <w:b w:val="0"/>
+                <w:sz w:val="32"/>
+                <w:rFonts w:ascii="TH SarabunPSK" w:hAnsi="TH SarabunPSK" w:cs="TH SarabunPSK"/>
+              </w:rPr>
+              <w:t>2. ผู้เรียนได้รับการจัดการเรียนรู้ที่มีคุณภาพและทันสมัย</w:t>
             </w:r>
           </w:p>
         </w:tc>
@@ -9622,64 +8395,18 @@
           </w:tcPr>
           <w:p>
             <w:pPr>
-              <w:rPr>
-                <w:rFonts w:ascii="TH SarabunPSK" w:hAnsi="TH SarabunPSK" w:cs="TH SarabunPSK"/>
-                <w:color w:val="000000" w:themeColor="text1"/>
-                <w:sz w:val="32"/>
-                <w:szCs w:val="32"/>
-              </w:rPr>
-            </w:pPr>
-            <w:r>
-              <w:rPr>
-                <w:rFonts w:ascii="TH SarabunPSK" w:hAnsi="TH SarabunPSK" w:cs="TH SarabunPSK"/>
-                <w:color w:val="000000" w:themeColor="text1"/>
-                <w:sz w:val="32"/>
-                <w:szCs w:val="32"/>
-                <w:cs/>
-              </w:rPr>
-              <w:t>1. ร้อยละ 85 ของผู้เรียน มีความรู้ผ่านเกณฑ์การประเมินของสถานศึกษา</w:t>
-            </w:r>
-          </w:p>
-          <w:p>
-            <w:pPr>
-              <w:rPr>
-                <w:rFonts w:ascii="TH SarabunPSK" w:hAnsi="TH SarabunPSK" w:cs="TH SarabunPSK"/>
-                <w:color w:val="000000" w:themeColor="text1"/>
-                <w:sz w:val="32"/>
-                <w:szCs w:val="32"/>
-              </w:rPr>
-            </w:pPr>
-            <w:r>
-              <w:rPr>
-                <w:rFonts w:ascii="TH SarabunPSK" w:hAnsi="TH SarabunPSK" w:cs="TH SarabunPSK"/>
-                <w:color w:val="000000" w:themeColor="text1"/>
-                <w:sz w:val="32"/>
-                <w:szCs w:val="32"/>
-                <w:cs/>
-              </w:rPr>
-              <w:t>2. ร้อยละ 85 ของผู้เรียน มี</w:t>
-            </w:r>
-            <w:r>
-              <w:rPr>
-                <w:rFonts w:ascii="TH SarabunPSK" w:hAnsi="TH SarabunPSK" w:cs="TH SarabunPSK"/>
-                <w:color w:val="000000" w:themeColor="text1"/>
-                <w:sz w:val="32"/>
-                <w:szCs w:val="32"/>
-                <w:cs/>
-              </w:rPr>
-              <w:t>ผลการประเมินในด้านคุณลักษณะอันพึงประสงค์และสมรรถนะสำคัญตามหลักสูตร เป็นไปตามค่าเป้าหมายที่สถานศึกษากำหนด</w:t>
-            </w:r>
-          </w:p>
-          <w:p>
-            <w:pPr>
-              <w:rPr>
-                <w:rFonts w:ascii="TH SarabunPSK" w:hAnsi="TH SarabunPSK" w:cs="TH SarabunPSK"/>
-                <w:color w:val="000000" w:themeColor="text1"/>
-                <w:sz w:val="32"/>
-                <w:szCs w:val="32"/>
-                <w:cs/>
-              </w:rPr>
-            </w:pPr>
+              <w:spacing w:before="0" w:after="40" w:line="252" w:lineRule="auto"/>
+            </w:pPr>
+            <w:r/>
+            <w:r>
+              <w:rPr>
+                <w:rFonts w:ascii="TH SarabunPSK" w:hAnsi="TH SarabunPSK"/>
+                <w:b w:val="0"/>
+                <w:sz w:val="32"/>
+                <w:rFonts w:ascii="TH SarabunPSK" w:hAnsi="TH SarabunPSK" w:cs="TH SarabunPSK"/>
+              </w:rPr>
+              <w:t>ผู้เรียนได้รับการจัดกิจกรรมการเรียนรู้จากองค์ความรู้และเทคโนโลยีใหม่ๆ ที่ครูนำมาปรับประยุกต์ใช้</w:t>
+            </w:r>
           </w:p>
         </w:tc>
       </w:tr>
@@ -9777,54 +8504,17 @@
           </w:tcPr>
           <w:p>
             <w:pPr>
-              <w:tabs>
-                <w:tab w:val="center" w:pos="1041"/>
-              </w:tabs>
-              <w:rPr>
-                <w:rFonts w:ascii="TH SarabunPSK" w:hAnsi="TH SarabunPSK" w:cs="TH SarabunPSK"/>
-                <w:sz w:val="32"/>
-                <w:szCs w:val="32"/>
-              </w:rPr>
-            </w:pPr>
-            <w:r>
-              <w:rPr>
-                <w:rFonts w:ascii="TH SarabunPSK" w:hAnsi="TH SarabunPSK" w:cs="TH SarabunPSK"/>
-                <w:sz w:val="32"/>
-                <w:szCs w:val="32"/>
-                <w:cs/>
-              </w:rPr>
-              <w:t xml:space="preserve">1. </w:t>
-            </w:r>
-            <w:r>
-              <w:rPr>
-                <w:rFonts w:ascii="TH SarabunPSK" w:hAnsi="TH SarabunPSK" w:cs="TH SarabunPSK"/>
-                <w:sz w:val="32"/>
-                <w:szCs w:val="32"/>
-                <w:cs/>
-              </w:rPr>
-              <w:t>นักเรียนได้รับการสนับสนุนช่วยเหลือดูแลทั้งด้านวิชาการลักษณะนิสัยอันพึงประสงค์ รวมทั้งสมรรถสำคัญผู้เรียน</w:t>
-            </w:r>
-          </w:p>
-          <w:p>
-            <w:pPr>
-              <w:tabs>
-                <w:tab w:val="center" w:pos="1041"/>
-              </w:tabs>
-              <w:rPr>
-                <w:rFonts w:ascii="TH SarabunPSK" w:hAnsi="TH SarabunPSK" w:cs="TH SarabunPSK"/>
-                <w:sz w:val="32"/>
-                <w:szCs w:val="32"/>
-                <w:cs/>
-              </w:rPr>
-            </w:pPr>
-            <w:r>
-              <w:rPr>
-                <w:rFonts w:ascii="TH SarabunPSK" w:hAnsi="TH SarabunPSK" w:cs="TH SarabunPSK"/>
-                <w:sz w:val="32"/>
-                <w:szCs w:val="32"/>
-                <w:cs/>
-              </w:rPr>
-              <w:t>2. นักเรียนได้รับการแก้ไขหรือพัฒนาทั้งด้านวิชาการลักษณะนิสัยอันพึงประสงค์ รวมทั้งสมรรถนะสำคัญผู้เรียน</w:t>
+              <w:spacing w:before="0" w:after="40" w:line="252" w:lineRule="auto"/>
+            </w:pPr>
+            <w:r/>
+            <w:r>
+              <w:rPr>
+                <w:rFonts w:ascii="TH SarabunPSK" w:hAnsi="TH SarabunPSK"/>
+                <w:b w:val="0"/>
+                <w:sz w:val="32"/>
+                <w:rFonts w:ascii="TH SarabunPSK" w:hAnsi="TH SarabunPSK" w:cs="TH SarabunPSK"/>
+              </w:rPr>
+              <w:t>ผู้เรียนได้รับการแก้ไขปัญหาการเรียนรู้ด้วยแนวทางที่ผ่านการแลกเปลี่ยนเรียนรู้ทางวิชาชีพ</w:t>
             </w:r>
           </w:p>
         </w:tc>
@@ -9834,54 +8524,18 @@
           </w:tcPr>
           <w:p>
             <w:pPr>
-              <w:rPr>
-                <w:rFonts w:ascii="TH SarabunPSK" w:hAnsi="TH SarabunPSK" w:cs="TH SarabunPSK"/>
-                <w:color w:val="000000" w:themeColor="text1"/>
-                <w:sz w:val="32"/>
-                <w:szCs w:val="32"/>
-              </w:rPr>
-            </w:pPr>
-            <w:r>
-              <w:rPr>
-                <w:rFonts w:ascii="TH SarabunPSK" w:hAnsi="TH SarabunPSK" w:cs="TH SarabunPSK"/>
-                <w:color w:val="000000" w:themeColor="text1"/>
-                <w:sz w:val="32"/>
-                <w:szCs w:val="32"/>
-                <w:cs/>
-              </w:rPr>
-              <w:t>1. ร้อยละ 85 ของผู้เรียน มีความรู้ผ่านเกณฑ์การประเมินของสถานศึกษา</w:t>
-            </w:r>
-          </w:p>
-          <w:p>
-            <w:pPr>
-              <w:rPr>
-                <w:rFonts w:ascii="TH SarabunPSK" w:hAnsi="TH SarabunPSK" w:cs="TH SarabunPSK"/>
-                <w:color w:val="000000" w:themeColor="text1"/>
-                <w:sz w:val="32"/>
-                <w:szCs w:val="32"/>
-              </w:rPr>
-            </w:pPr>
-            <w:r>
-              <w:rPr>
-                <w:rFonts w:ascii="TH SarabunPSK" w:hAnsi="TH SarabunPSK" w:cs="TH SarabunPSK"/>
-                <w:color w:val="000000" w:themeColor="text1"/>
-                <w:sz w:val="32"/>
-                <w:szCs w:val="32"/>
-                <w:cs/>
-              </w:rPr>
-              <w:t>2. ร้อยละ 85 ของผู้เรียน มีผลการประเมินในด้านคุณลักษณะอันพึงประสงค์และสมรรถนะสำคัญตามหลักสูตร เป็นไปตามค่าเป้าหมายที่สถานศึกษากำหนด</w:t>
-            </w:r>
-          </w:p>
-          <w:p>
-            <w:pPr>
-              <w:rPr>
-                <w:rFonts w:ascii="TH SarabunPSK" w:hAnsi="TH SarabunPSK" w:cs="TH SarabunPSK"/>
-                <w:color w:val="000000" w:themeColor="text1"/>
-                <w:sz w:val="32"/>
-                <w:szCs w:val="32"/>
-                <w:cs/>
-              </w:rPr>
-            </w:pPr>
+              <w:spacing w:before="0" w:after="40" w:line="252" w:lineRule="auto"/>
+            </w:pPr>
+            <w:r/>
+            <w:r>
+              <w:rPr>
+                <w:rFonts w:ascii="TH SarabunPSK" w:hAnsi="TH SarabunPSK"/>
+                <w:b w:val="0"/>
+                <w:sz w:val="32"/>
+                <w:rFonts w:ascii="TH SarabunPSK" w:hAnsi="TH SarabunPSK" w:cs="TH SarabunPSK"/>
+              </w:rPr>
+              <w:t>ผู้เรียนได้รับการแก้ไขปัญหาและพัฒนาคุณภาพการเรียนรู้อย่างตรงจุด</w:t>
+            </w:r>
           </w:p>
         </w:tc>
       </w:tr>
@@ -9946,7 +8600,6 @@
                 <w:szCs w:val="32"/>
                 <w:cs/>
               </w:rPr>
-              <w:lastRenderedPageBreak/>
               <w:t>ลักษณะงานที่ปฏิบัติ</w:t>
             </w:r>
           </w:p>
@@ -10320,7 +8973,17 @@
                 <w:szCs w:val="32"/>
                 <w:cs/>
               </w:rPr>
-              <w:t>ลักษณะงานที่เสนอให้ครอบคลุมถึงการพัฒนาตนเองอย่างเป็นระบบและต่อเนื่อง การมีส่วนร่วมในการแลกเปลี่ยนเรียนรู้ทางวิชาชีพเพื่อพัฒนาการจัดการเรียนรู้และการนำความรู้ความสามารถ ทักษะที่ได้จากการพัฒนาตนเองและวิชาชีพมาใช้ในการพัฒนาการจัดการเรียนรู้ การพัฒนาคุณภาพผู้เรียน และการพัฒนานวัตกรรมและการจัดการเรียนรู้</w:t>
+              <w:t>ลักษณะงานที่เสนอให้ครอบคลุมถึงการพัฒนาตนเองอย่างเป็นระบบและต่อเนื่อง การมีส่วนร่วมในการแลกเปลี่ยนเรียนรู้ทางวิชาชีพเพื่อพัฒนาการจัดการเรียนรู้และการนำความรู้ความสามารถ ทักษะที่ได้จากการพัฒนาตนเองและวิชาชีพมาใช้ในการพัฒนาการจัดการเรียนรู้ การพัฒนาคุณภาพ</w:t>
+            </w:r>
+            <w:r>
+              <w:rPr>
+                <w:rFonts w:ascii="TH SarabunPSK" w:hAnsi="TH SarabunPSK" w:cs="TH SarabunPSK"/>
+                <w:sz w:val="32"/>
+                <w:szCs w:val="32"/>
+                <w:cs/>
+              </w:rPr>
+              <w:lastRenderedPageBreak/>
+              <w:t>ผู้เรียน และการพัฒนานวัตกรรมและการจัดการเรียนรู้</w:t>
             </w:r>
           </w:p>
         </w:tc>
@@ -10347,6 +9010,7 @@
                 <w:szCs w:val="32"/>
                 <w:cs/>
               </w:rPr>
+              <w:lastRenderedPageBreak/>
               <w:t>3.3 นำความรู้ ความสามารถ ทักษะที่ได้จากการพัฒนาตนเองและวิชาชีพมาใช้ในการพัฒนาการจัดการเรียนรู้</w:t>
             </w:r>
           </w:p>
@@ -10375,23 +9039,13 @@
               </w:rPr>
               <w:t xml:space="preserve"> การเข้าร่วมการอบรม/การประชุมรูปแบบต่าง ๆ ทั้งแบบ </w:t>
             </w:r>
-            <w:proofErr w:type="gramStart"/>
-            <w:r>
-              <w:rPr>
-                <w:rFonts w:ascii="TH SarabunPSK" w:hAnsi="TH SarabunPSK" w:cs="TH SarabunPSK"/>
-                <w:sz w:val="32"/>
-                <w:szCs w:val="32"/>
-              </w:rPr>
-              <w:t>On Line</w:t>
-            </w:r>
-            <w:proofErr w:type="gramEnd"/>
-            <w:r>
-              <w:rPr>
-                <w:rFonts w:ascii="TH SarabunPSK" w:hAnsi="TH SarabunPSK" w:cs="TH SarabunPSK"/>
-                <w:sz w:val="32"/>
-                <w:szCs w:val="32"/>
-              </w:rPr>
-              <w:t xml:space="preserve"> </w:t>
+            <w:r>
+              <w:rPr>
+                <w:rFonts w:ascii="TH SarabunPSK" w:hAnsi="TH SarabunPSK" w:cs="TH SarabunPSK"/>
+                <w:sz w:val="32"/>
+                <w:szCs w:val="32"/>
+              </w:rPr>
+              <w:t xml:space="preserve">On Line </w:t>
             </w:r>
             <w:r>
               <w:rPr>
@@ -10429,39 +9083,17 @@
           </w:tcPr>
           <w:p>
             <w:pPr>
-              <w:rPr>
-                <w:rFonts w:ascii="TH SarabunPSK" w:hAnsi="TH SarabunPSK" w:cs="TH SarabunPSK"/>
-                <w:sz w:val="32"/>
-                <w:szCs w:val="32"/>
-              </w:rPr>
-            </w:pPr>
-            <w:r>
-              <w:rPr>
-                <w:rFonts w:ascii="TH SarabunPSK" w:hAnsi="TH SarabunPSK" w:cs="TH SarabunPSK"/>
-                <w:sz w:val="32"/>
-                <w:szCs w:val="32"/>
-                <w:cs/>
-              </w:rPr>
-              <w:t>1. นำทักษะและองค์ความรู้มาบูรณาการสอดแทรกในเนื้อหาสาระวิชาในการจัดการเรียนรู้หรือปรับประยุกต์และพัฒนานวัตกรรมการเรียนรู้ให้สอดคล้องกับความแตกต่างระหว่างบุคคล</w:t>
-            </w:r>
-          </w:p>
-          <w:p>
-            <w:pPr>
-              <w:rPr>
-                <w:rFonts w:ascii="TH SarabunPSK" w:hAnsi="TH SarabunPSK" w:cs="TH SarabunPSK"/>
-                <w:sz w:val="32"/>
-                <w:szCs w:val="32"/>
-                <w:cs/>
-              </w:rPr>
-            </w:pPr>
-            <w:r>
-              <w:rPr>
-                <w:rFonts w:ascii="TH SarabunPSK" w:hAnsi="TH SarabunPSK" w:cs="TH SarabunPSK"/>
-                <w:sz w:val="32"/>
-                <w:szCs w:val="32"/>
-                <w:cs/>
-              </w:rPr>
-              <w:t>2. ร่วมกิจกรรมชุมชนการเรียนรู้ทางวิชาชีพแลกเปลี่ยนปัญหาในการจัดการเรียนการสอนของผู้เรียนที่หลากหลาย</w:t>
+              <w:spacing w:before="0" w:after="40" w:line="252" w:lineRule="auto"/>
+            </w:pPr>
+            <w:r/>
+            <w:r>
+              <w:rPr>
+                <w:rFonts w:ascii="TH SarabunPSK" w:hAnsi="TH SarabunPSK"/>
+                <w:b w:val="0"/>
+                <w:sz w:val="32"/>
+                <w:rFonts w:ascii="TH SarabunPSK" w:hAnsi="TH SarabunPSK" w:cs="TH SarabunPSK"/>
+              </w:rPr>
+              <w:t>ผู้เรียนได้รับการพัฒนาทักษะกระบวนการคิดและทักษะการปฏิบัติจากนวัตกรรมที่ครูนำมาใช้</w:t>
             </w:r>
           </w:p>
         </w:tc>
@@ -10471,74 +9103,120 @@
           </w:tcPr>
           <w:p>
             <w:pPr>
+              <w:spacing w:before="0" w:after="40" w:line="252" w:lineRule="auto"/>
+            </w:pPr>
+            <w:r/>
+            <w:r>
+              <w:rPr>
+                <w:rFonts w:ascii="TH SarabunPSK" w:hAnsi="TH SarabunPSK"/>
+                <w:b w:val="0"/>
+                <w:sz w:val="32"/>
+                <w:rFonts w:ascii="TH SarabunPSK" w:hAnsi="TH SarabunPSK" w:cs="TH SarabunPSK"/>
+              </w:rPr>
+              <w:t>ผู้เรียนมีผลสัมฤทธิ์ทางการเรียนและชิ้นงานจากการเรียนรู้ผ่านเกณฑ์ตามที่กำหนด</w:t>
+            </w:r>
+          </w:p>
+        </w:tc>
+      </w:tr>
+      <w:tr>
+        <w:trPr>
+          <w:trHeight w:val="3626"/>
+        </w:trPr>
+        <w:tc>
+          <w:tcPr>
+            <w:tcW w:w="2263" w:type="dxa"/>
+          </w:tcPr>
+          <w:p>
+            <w:pPr>
+              <w:rPr>
+                <w:rFonts w:ascii="TH SarabunPSK" w:hAnsi="TH SarabunPSK" w:cs="TH SarabunPSK"/>
+                <w:b/>
+                <w:bCs/>
+                <w:sz w:val="32"/>
+                <w:szCs w:val="32"/>
+                <w:cs/>
+              </w:rPr>
+            </w:pPr>
+            <w:r>
+              <w:rPr>
+                <w:rFonts w:ascii="TH SarabunPSK" w:hAnsi="TH SarabunPSK" w:cs="TH SarabunPSK" w:hint="cs"/>
+                <w:b/>
+                <w:bCs/>
+                <w:sz w:val="32"/>
+                <w:szCs w:val="32"/>
+                <w:cs/>
+              </w:rPr>
+              <w:t xml:space="preserve">ด้านที่ 4 </w:t>
+            </w:r>
+            <w:r>
+              <w:rPr>
+                <w:rFonts w:ascii="TH SarabunPSK" w:hAnsi="TH SarabunPSK" w:cs="TH SarabunPSK" w:hint="cs"/>
+                <w:b/>
+                <w:bCs/>
+                <w:sz w:val="32"/>
+                <w:szCs w:val="32"/>
+                <w:cs/>
+              </w:rPr>
+              <w:t>การพัฒนาคุณภาพมาตราโรงเรียน</w:t>
+            </w:r>
+          </w:p>
+        </w:tc>
+        <w:tc>
+          <w:tcPr>
+            <w:tcW w:w="3390" w:type="dxa"/>
+          </w:tcPr>
+          <w:p>
+            <w:pPr>
+              <w:rPr>
+                <w:rFonts w:ascii="TH SarabunPSK" w:hAnsi="TH SarabunPSK" w:cs="TH SarabunPSK" w:hint="cs"/>
+                <w:b/>
+                <w:bCs/>
+                <w:sz w:val="32"/>
+                <w:szCs w:val="32"/>
+              </w:rPr>
+            </w:pPr>
+            <w:r>
+              <w:rPr>
+                <w:rFonts w:ascii="TH SarabunPSK" w:hAnsi="TH SarabunPSK" w:cs="TH SarabunPSK" w:hint="cs"/>
+                <w:b/>
+                <w:bCs/>
+                <w:sz w:val="32"/>
+                <w:szCs w:val="32"/>
+                <w:cs/>
+              </w:rPr>
+              <w:t>4.1 ใช้สื่อ เทคโนโลยีสารสนเทศ และ แหล่งเรียนรู้ที้อื้อต่อการเรียนรู้</w:t>
+            </w:r>
+          </w:p>
+        </w:tc>
+        <w:tc>
+          <w:tcPr>
+            <w:tcW w:w="2299" w:type="dxa"/>
+          </w:tcPr>
+          <w:p>
+            <w:pPr>
+              <w:rPr>
+                <w:rFonts w:ascii="TH SarabunPSK" w:hAnsi="TH SarabunPSK" w:cs="TH SarabunPSK"/>
+                <w:sz w:val="32"/>
+                <w:szCs w:val="32"/>
+                <w:cs/>
+              </w:rPr>
+            </w:pPr>
+          </w:p>
+        </w:tc>
+        <w:tc>
+          <w:tcPr>
+            <w:tcW w:w="1950" w:type="dxa"/>
+          </w:tcPr>
+          <w:p>
+            <w:pPr>
               <w:rPr>
                 <w:rFonts w:ascii="TH SarabunPSK" w:hAnsi="TH SarabunPSK" w:cs="TH SarabunPSK"/>
                 <w:color w:val="000000" w:themeColor="text1"/>
                 <w:sz w:val="32"/>
                 <w:szCs w:val="32"/>
-              </w:rPr>
-            </w:pPr>
-            <w:r>
-              <w:rPr>
-                <w:rFonts w:ascii="TH SarabunPSK" w:hAnsi="TH SarabunPSK" w:cs="TH SarabunPSK"/>
-                <w:color w:val="000000" w:themeColor="text1"/>
-                <w:sz w:val="32"/>
-                <w:szCs w:val="32"/>
-                <w:cs/>
-              </w:rPr>
-              <w:t>1. ร้อยละ 85 ของผู้เรียน</w:t>
-            </w:r>
-            <w:r>
-              <w:rPr>
-                <w:rFonts w:ascii="TH SarabunPSK" w:hAnsi="TH SarabunPSK" w:cs="TH SarabunPSK"/>
-                <w:color w:val="000000" w:themeColor="text1"/>
-                <w:sz w:val="32"/>
-                <w:szCs w:val="32"/>
-                <w:cs/>
-              </w:rPr>
-              <w:t xml:space="preserve"> มีผลสัมฤทธิ์รายวิชาวิทยาการคำนวณในระดับคุณภาพ 3 ขึ้นไป</w:t>
-            </w:r>
-          </w:p>
-          <w:p>
-            <w:pPr>
-              <w:rPr>
-                <w:rFonts w:ascii="TH SarabunPSK" w:hAnsi="TH SarabunPSK" w:cs="TH SarabunPSK"/>
-                <w:color w:val="000000" w:themeColor="text1"/>
-                <w:sz w:val="32"/>
-                <w:szCs w:val="32"/>
-                <w:cs/>
-              </w:rPr>
-            </w:pPr>
-            <w:r>
-              <w:rPr>
-                <w:rFonts w:ascii="TH SarabunPSK" w:hAnsi="TH SarabunPSK" w:cs="TH SarabunPSK"/>
-                <w:color w:val="000000" w:themeColor="text1"/>
-                <w:sz w:val="32"/>
-                <w:szCs w:val="32"/>
-                <w:cs/>
-              </w:rPr>
-              <w:t>2. ร้อยละ 85 ของผู้เรียน</w:t>
-            </w:r>
-            <w:r>
-              <w:rPr>
-                <w:rFonts w:ascii="TH SarabunPSK" w:hAnsi="TH SarabunPSK" w:cs="TH SarabunPSK"/>
-                <w:color w:val="000000" w:themeColor="text1"/>
-                <w:sz w:val="32"/>
-                <w:szCs w:val="32"/>
-                <w:cs/>
-              </w:rPr>
-              <w:t xml:space="preserve"> ได้รับการพัฒนาทักษะการคิด วิเคราะห์จากนวัตกรรมที่ครูผู้สอนประยุกต์ใช้ เช่น บทเรียน</w:t>
-            </w:r>
-            <w:r>
-              <w:rPr>
-                <w:rFonts w:ascii="TH SarabunPSK" w:hAnsi="TH SarabunPSK" w:cs="TH SarabunPSK"/>
-                <w:color w:val="000000" w:themeColor="text1"/>
-                <w:sz w:val="32"/>
-                <w:szCs w:val="32"/>
-                <w:cs/>
-              </w:rPr>
-              <w:t>ออนไลน์</w:t>
-            </w:r>
+                <w:cs/>
+              </w:rPr>
+            </w:pPr>
           </w:p>
         </w:tc>
       </w:tr>
@@ -10661,7 +9339,7 @@
         <w:ind w:firstLine="720"/>
         <w:jc w:val="thaiDistribute"/>
         <w:rPr>
-          <w:rFonts w:ascii="TH SarabunPSK" w:hAnsi="TH SarabunPSK" w:cs="TH SarabunPSK" w:hint="cs"/>
+          <w:rFonts w:ascii="TH SarabunPSK" w:hAnsi="TH SarabunPSK" w:cs="TH SarabunPSK"/>
           <w:sz w:val="32"/>
           <w:szCs w:val="32"/>
         </w:rPr>
@@ -10790,7 +9468,6 @@
           <w:szCs w:val="32"/>
           <w:cs/>
         </w:rPr>
-        <w:lastRenderedPageBreak/>
         <w:t xml:space="preserve">ส่วนที่ </w:t>
       </w:r>
       <w:r>
@@ -10885,7 +9562,7 @@
     </w:p>
     <w:p>
       <w:pPr>
-        <w:spacing w:after="120" w:line="240" w:lineRule="auto"/>
+        <w:spacing w:after="40" w:line="276" w:lineRule="auto" w:before="0"/>
         <w:ind w:firstLine="1440"/>
         <w:rPr>
           <w:rFonts w:ascii="TH SarabunPSK" w:hAnsi="TH SarabunPSK" w:cs="TH SarabunPSK"/>
@@ -10895,131 +9572,499 @@
           <w:u w:val="dotted"/>
         </w:rPr>
       </w:pPr>
-      <w:r>
-        <w:rPr>
-          <w:rFonts w:ascii="TH SarabunPSK" w:hAnsi="TH SarabunPSK" w:cs="TH SarabunPSK"/>
+      <w:r/>
+      <w:r>
+        <w:rPr>
+          <w:rFonts w:ascii="TH SarabunPSK" w:hAnsi="TH SarabunPSK"/>
           <w:b/>
-          <w:bCs/>
-          <w:color w:val="000000" w:themeColor="text1"/>
-          <w:sz w:val="32"/>
-          <w:szCs w:val="32"/>
-          <w:cs/>
-        </w:rPr>
-        <w:t>ประเด็นท้าทาย</w:t>
-      </w:r>
-      <w:r>
-        <w:rPr>
-          <w:rFonts w:ascii="TH SarabunPSK" w:hAnsi="TH SarabunPSK" w:cs="TH SarabunPSK"/>
-          <w:color w:val="000000" w:themeColor="text1"/>
-          <w:sz w:val="32"/>
-          <w:szCs w:val="32"/>
-          <w:cs/>
-        </w:rPr>
-        <w:t xml:space="preserve"> เรื่อง</w:t>
-      </w:r>
-      <w:r>
-        <w:rPr>
-          <w:rFonts w:ascii="TH SarabunPSK" w:hAnsi="TH SarabunPSK" w:cs="TH SarabunPSK"/>
-          <w:color w:val="000000" w:themeColor="text1"/>
-          <w:sz w:val="32"/>
-          <w:szCs w:val="32"/>
-          <w:u w:val="dotted"/>
-          <w:cs/>
-        </w:rPr>
-        <w:t xml:space="preserve"> </w:t>
-      </w:r>
-      <w:r>
-        <w:rPr>
-          <w:rFonts w:ascii="TH SarabunPSK" w:hAnsi="TH SarabunPSK" w:cs="TH SarabunPSK"/>
-          <w:color w:val="000000" w:themeColor="text1"/>
-          <w:sz w:val="32"/>
-          <w:szCs w:val="32"/>
-          <w:u w:val="dotted"/>
-          <w:cs/>
-        </w:rPr>
-        <w:t>การพัฒนาทักษะปฏิบัติการใช้เมาส์เบื้องต้นโดยใช้สื่อเกมคอมพิวเตอร์ตามแนวคิดเกม</w:t>
-      </w:r>
-      <w:proofErr w:type="spellStart"/>
-      <w:r>
-        <w:rPr>
-          <w:rFonts w:ascii="TH SarabunPSK" w:hAnsi="TH SarabunPSK" w:cs="TH SarabunPSK"/>
-          <w:color w:val="000000" w:themeColor="text1"/>
-          <w:sz w:val="32"/>
-          <w:szCs w:val="32"/>
-          <w:u w:val="dotted"/>
-          <w:cs/>
-        </w:rPr>
-        <w:t>มิฟิ</w:t>
-      </w:r>
-      <w:proofErr w:type="spellEnd"/>
-      <w:r>
-        <w:rPr>
-          <w:rFonts w:ascii="TH SarabunPSK" w:hAnsi="TH SarabunPSK" w:cs="TH SarabunPSK"/>
-          <w:color w:val="000000" w:themeColor="text1"/>
-          <w:sz w:val="32"/>
-          <w:szCs w:val="32"/>
-          <w:u w:val="dotted"/>
-          <w:cs/>
-        </w:rPr>
-        <w:t>เคชัน (</w:t>
-      </w:r>
-      <w:r>
-        <w:rPr>
-          <w:rFonts w:ascii="TH SarabunPSK" w:hAnsi="TH SarabunPSK" w:cs="TH SarabunPSK"/>
-          <w:color w:val="000000" w:themeColor="text1"/>
-          <w:sz w:val="32"/>
-          <w:szCs w:val="32"/>
-          <w:u w:val="dotted"/>
-        </w:rPr>
-        <w:t xml:space="preserve">Gamification) </w:t>
-      </w:r>
-      <w:r>
-        <w:rPr>
-          <w:rFonts w:ascii="TH SarabunPSK" w:hAnsi="TH SarabunPSK" w:cs="TH SarabunPSK"/>
-          <w:color w:val="000000" w:themeColor="text1"/>
-          <w:sz w:val="32"/>
-          <w:szCs w:val="32"/>
-          <w:u w:val="dotted"/>
-          <w:cs/>
-        </w:rPr>
-        <w:t xml:space="preserve">ร่วมกับเทคนิคการสอนแบบ </w:t>
-      </w:r>
-      <w:r>
-        <w:rPr>
-          <w:rFonts w:ascii="TH SarabunPSK" w:hAnsi="TH SarabunPSK" w:cs="TH SarabunPSK"/>
-          <w:color w:val="000000" w:themeColor="text1"/>
-          <w:sz w:val="32"/>
-          <w:szCs w:val="32"/>
-          <w:u w:val="dotted"/>
-        </w:rPr>
-        <w:t>Active Learning</w:t>
+          <w:sz w:val="32"/>
+          <w:rFonts w:ascii="TH SarabunPSK" w:hAnsi="TH SarabunPSK" w:cs="TH SarabunPSK"/>
+        </w:rPr>
+        <w:t>ประเด็นท้าทาย เรื่อง การพัฒนาทักษะการเขียนโปรแกรมแบบบล็อก (Block-based Programming) และการคิดแก้ปัญหาอย่างเป็นระบบ ของนักเรียนชั้นประถมศึกษาปีที่ ๕ ด้วยการจัดการเรียนรู้เชิงรุก (Active Learning) ร่วมกับสื่อดิจิทัลบนห้องเรียนออนไลน์ครูเจมส์</w:t>
       </w:r>
     </w:p>
     <w:p>
       <w:pPr>
-        <w:spacing w:after="120" w:line="240" w:lineRule="auto"/>
+        <w:spacing w:after="40" w:line="276" w:lineRule="auto" w:before="0"/>
         <w:ind w:firstLine="720"/>
         <w:rPr>
           <w:rFonts w:ascii="TH SarabunPSK" w:hAnsi="TH SarabunPSK" w:cs="TH SarabunPSK"/>
           <w:b/>
           <w:bCs/>
+          <w:color w:val="EE0000"/>
+          <w:sz w:val="32"/>
+          <w:szCs w:val="32"/>
+        </w:rPr>
+      </w:pPr>
+      <w:r/>
+      <w:r>
+        <w:rPr>
+          <w:rFonts w:ascii="TH SarabunPSK" w:hAnsi="TH SarabunPSK"/>
+          <w:b/>
+          <w:sz w:val="32"/>
+          <w:rFonts w:ascii="TH SarabunPSK" w:hAnsi="TH SarabunPSK" w:cs="TH SarabunPSK"/>
+        </w:rPr>
+        <w:t>๑. สภาพปัญหาการจัดการเรียนรู้และคุณภาพการเรียนรู้ของผู้เรียน</w:t>
+      </w:r>
+    </w:p>
+    <w:p>
+      <w:pPr>
+        <w:spacing w:before="0" w:after="40" w:line="276" w:lineRule="auto"/>
+        <w:ind w:firstLine="720"/>
+        <w:jc w:val="thaiDistribute"/>
+        <w:rPr>
+          <w:rFonts w:ascii="TH SarabunPSK" w:hAnsi="TH SarabunPSK" w:cs="TH SarabunPSK"/>
           <w:color w:val="000000" w:themeColor="text1"/>
           <w:sz w:val="32"/>
           <w:szCs w:val="32"/>
         </w:rPr>
       </w:pPr>
-      <w:r>
-        <w:rPr>
-          <w:rFonts w:ascii="TH SarabunPSK" w:hAnsi="TH SarabunPSK" w:cs="TH SarabunPSK"/>
+      <w:r/>
+      <w:r>
+        <w:rPr>
+          <w:rFonts w:ascii="TH SarabunPSK" w:hAnsi="TH SarabunPSK"/>
+          <w:b w:val="0"/>
+          <w:sz w:val="32"/>
+          <w:rFonts w:ascii="TH SarabunPSK" w:hAnsi="TH SarabunPSK" w:cs="TH SarabunPSK"/>
+        </w:rPr>
+        <w:t xml:space="preserve">   จากการจัดการเรียนรู้วิชาวิทยาการคำนวณและเทคโนโลยี ชั้นประถมศึกษาปีที่ ๕ โรงเรียนบ้านคลองมดแดง พบว่านักเรียนส่วนใหญ่ยังขาดความเข้าใจเกี่ยวกับตรรกะการทำงานของคอมพิวเตอร์และกระบวนการคิดเชิงคำนวณ ไม่สามารถจัดลำดับขั้นตอนการแก้ปัญหา (Algorithm) สับสนในการใช้งานคำสั่งวนซ้ำและคำสั่งแบบมีเงื่อนไข ส่งผลให้การเขียนคำสั่งเพื่อสั่งงานคอมพิวเตอร์เกิดข้อผิดพลาด และยังขาดทักษะในการตรวจสอบหาข้อผิดพลาด (Debugging) ด้วยตนเอง</w:t>
+      </w:r>
+    </w:p>
+    <w:p>
+      <w:pPr>
+        <w:spacing w:before="0" w:after="40" w:line="276" w:lineRule="auto"/>
+        <w:ind w:firstLine="720"/>
+        <w:jc w:val="thaiDistribute"/>
+        <w:rPr>
+          <w:rFonts w:ascii="TH SarabunPSK" w:hAnsi="TH SarabunPSK" w:cs="TH SarabunPSK"/>
+          <w:color w:val="000000" w:themeColor="text1"/>
+          <w:sz w:val="32"/>
+          <w:szCs w:val="32"/>
+        </w:rPr>
+      </w:pPr>
+      <w:r/>
+      <w:r>
+        <w:rPr>
+          <w:rFonts w:ascii="TH SarabunPSK" w:hAnsi="TH SarabunPSK"/>
+          <w:b w:val="0"/>
+          <w:sz w:val="32"/>
+          <w:rFonts w:ascii="TH SarabunPSK" w:hAnsi="TH SarabunPSK" w:cs="TH SarabunPSK"/>
+        </w:rPr>
+        <w:t xml:space="preserve">   นอกจากนี้ การจัดการเรียนรู้แบบเดิมที่เน้นการบรรยายทำให้ผู้เรียนมองว่าการเขียนโปรแกรมเป็นเรื่องยากและซับซ้อน ขาดแรงจูงใจในการเรียนรู้ ครูผู้สอนจึงมีแนวคิดในการนำ การจัดการเรียนรู้เชิงรุก (Active Learning) ร่วมกับ สื่อนวัตกรรมบล็อกคำสั่งออนไลน์ (Block-based Coding / Blockly) บนแพลตฟอร์มห้องเรียนออนไลน์ครูเจมส์ มาใช้จัดกิจกรรมเพื่อให้นักเรียนได้ลงมือต่อบล็อกคำสั่ง สังเกตผลลัพธ์การทำงานของโปรแกรม และฝึกทักษะการคิดแก้ปัญหาอย่างเป็นระบบผ่านสถานการณ์จำลองที่ท้าทายและเข้าใจง่าย</w:t>
+      </w:r>
+    </w:p>
+    <w:p>
+      <w:pPr>
+        <w:spacing w:before="0" w:after="40" w:line="276" w:lineRule="auto"/>
+        <w:ind w:firstLine="720"/>
+        <w:jc w:val="thaiDistribute"/>
+        <w:rPr>
+          <w:rFonts w:ascii="TH SarabunPSK" w:hAnsi="TH SarabunPSK" w:cs="TH SarabunPSK"/>
+          <w:color w:val="000000" w:themeColor="text1"/>
+          <w:sz w:val="32"/>
+          <w:szCs w:val="32"/>
+        </w:rPr>
+      </w:pPr>
+      <w:r/>
+      <w:r>
+        <w:rPr>
+          <w:rFonts w:ascii="TH SarabunPSK" w:hAnsi="TH SarabunPSK"/>
           <w:b/>
-          <w:bCs/>
+          <w:sz w:val="32"/>
+          <w:rFonts w:ascii="TH SarabunPSK" w:hAnsi="TH SarabunPSK" w:cs="TH SarabunPSK"/>
+        </w:rPr>
+        <w:t>๒. วิธีการดำเนินการให้บรรลุผล</w:t>
+      </w:r>
+    </w:p>
+    <w:p>
+      <w:pPr>
+        <w:spacing w:before="0" w:after="40" w:line="276" w:lineRule="auto"/>
+        <w:ind w:firstLine="720"/>
+        <w:jc w:val="thaiDistribute"/>
+        <w:rPr>
+          <w:rFonts w:ascii="TH SarabunPSK" w:hAnsi="TH SarabunPSK" w:cs="TH SarabunPSK"/>
           <w:color w:val="000000" w:themeColor="text1"/>
           <w:sz w:val="32"/>
           <w:szCs w:val="32"/>
-          <w:cs/>
-        </w:rPr>
-        <w:t>1. สภาพปัญหาของผู้เรียนและการจัดการเรียนรู้</w:t>
-      </w:r>
+        </w:rPr>
+      </w:pPr>
+      <w:r/>
+      <w:r>
+        <w:rPr>
+          <w:rFonts w:ascii="TH SarabunPSK" w:hAnsi="TH SarabunPSK"/>
+          <w:b w:val="0"/>
+          <w:sz w:val="32"/>
+          <w:rFonts w:ascii="TH SarabunPSK" w:hAnsi="TH SarabunPSK" w:cs="TH SarabunPSK"/>
+        </w:rPr>
+        <w:t xml:space="preserve">   ๒.๑ ขั้นวางแผน (Plan): วิเคราะห์มาตรฐานการเรียนรู้และตัวชี้วัด ว ๔.๒ ป.๕/๒ ออกแบบหน่วยการเรียนรู้และแผนการจัดการเรียนรู้เชิงรุก (Active Learning) เตรียมสื่อบล็อกคำสั่งออนไลน์บนเว็บไซต์ครูเจมส์ และนำเข้าสู่กระบวนการ PLC เพื่อตรวจสอบความเหมาะสม</w:t>
+      </w:r>
+    </w:p>
+    <w:p>
+      <w:pPr>
+        <w:spacing w:before="0" w:after="40" w:line="276" w:lineRule="auto"/>
+        <w:ind w:firstLine="720"/>
+        <w:jc w:val="thaiDistribute"/>
+        <w:rPr>
+          <w:rFonts w:ascii="TH SarabunPSK" w:hAnsi="TH SarabunPSK" w:cs="TH SarabunPSK"/>
+          <w:color w:val="000000" w:themeColor="text1"/>
+          <w:sz w:val="32"/>
+          <w:szCs w:val="32"/>
+        </w:rPr>
+      </w:pPr>
+      <w:r/>
+      <w:r>
+        <w:rPr>
+          <w:rFonts w:ascii="TH SarabunPSK" w:hAnsi="TH SarabunPSK"/>
+          <w:b w:val="0"/>
+          <w:sz w:val="32"/>
+          <w:rFonts w:ascii="TH SarabunPSK" w:hAnsi="TH SarabunPSK" w:cs="TH SarabunPSK"/>
+        </w:rPr>
+        <w:t xml:space="preserve">   ๒.๒ ขั้นปฏิบัติการจัดการเรียนรู้ (Do): จัดการเรียนรู้ตามแผน Active Learning โดยให้นักเรียนได้คิด วิเคราะห์ วางแผนขั้นตอนการทำงาน และลงมือต่อบล็อกคำสั่งแก้ปัญหาจริงผ่านระบบออนไลน์</w:t>
+      </w:r>
+    </w:p>
+    <w:p>
+      <w:pPr>
+        <w:spacing w:before="0" w:after="40" w:line="276" w:lineRule="auto"/>
+        <w:ind w:firstLine="720"/>
+        <w:jc w:val="thaiDistribute"/>
+        <w:rPr>
+          <w:rFonts w:ascii="TH SarabunPSK" w:hAnsi="TH SarabunPSK" w:cs="TH SarabunPSK"/>
+          <w:color w:val="000000" w:themeColor="text1"/>
+          <w:sz w:val="32"/>
+          <w:szCs w:val="32"/>
+        </w:rPr>
+      </w:pPr>
+      <w:r/>
+      <w:r>
+        <w:rPr>
+          <w:rFonts w:ascii="TH SarabunPSK" w:hAnsi="TH SarabunPSK"/>
+          <w:b w:val="0"/>
+          <w:sz w:val="32"/>
+          <w:rFonts w:ascii="TH SarabunPSK" w:hAnsi="TH SarabunPSK" w:cs="TH SarabunPSK"/>
+        </w:rPr>
+        <w:t xml:space="preserve">   ๒.๓ ขั้นตรวจสอบและประเมินผล (Check): ประเมินทักษะภาคปฏิบัติการเขียนโปรแกรมแบบบล็อก ชิ้นงานภารกิจ และวัดผลสัมฤทธิ์ก่อนเรียนและหลังเรียน</w:t>
+      </w:r>
+    </w:p>
+    <w:p>
+      <w:pPr>
+        <w:spacing w:before="0" w:after="40" w:line="276" w:lineRule="auto"/>
+        <w:ind w:left="720" w:firstLine="720"/>
+        <w:jc w:val="thaiDistribute"/>
+        <w:rPr>
+          <w:rFonts w:ascii="TH SarabunPSK" w:hAnsi="TH SarabunPSK" w:cs="TH SarabunPSK"/>
+          <w:color w:val="000000" w:themeColor="text1"/>
+          <w:sz w:val="32"/>
+          <w:szCs w:val="32"/>
+        </w:rPr>
+      </w:pPr>
+      <w:r/>
+      <w:r>
+        <w:rPr>
+          <w:rFonts w:ascii="TH SarabunPSK" w:hAnsi="TH SarabunPSK"/>
+          <w:b w:val="0"/>
+          <w:sz w:val="32"/>
+          <w:rFonts w:ascii="TH SarabunPSK" w:hAnsi="TH SarabunPSK" w:cs="TH SarabunPSK"/>
+        </w:rPr>
+        <w:t xml:space="preserve">   ๒.๔ ขั้นปรับปรุงและพัฒนา (Act): นำผลการประเมินมาสะท้อนคิดเพื่อพัฒนานักเรียนรายบุคคล ซ่อมเสริมนักเรียนที่ยังไม่เข้าใจ และสรุปรายงานผลการพัฒนางาน</w:t>
+      </w:r>
+    </w:p>
+    <w:p>
+      <w:pPr>
+        <w:spacing w:before="0" w:after="40" w:line="276" w:lineRule="auto"/>
+        <w:ind w:left="720" w:firstLine="720"/>
+        <w:jc w:val="thaiDistribute"/>
+        <w:rPr>
+          <w:rFonts w:ascii="TH SarabunPSK" w:hAnsi="TH SarabunPSK" w:cs="TH SarabunPSK"/>
+          <w:color w:val="000000" w:themeColor="text1"/>
+          <w:sz w:val="32"/>
+          <w:szCs w:val="32"/>
+        </w:rPr>
+      </w:pPr>
+      <w:r/>
+      <w:r>
+        <w:rPr>
+          <w:rFonts w:ascii="TH SarabunPSK" w:hAnsi="TH SarabunPSK"/>
+          <w:b/>
+          <w:sz w:val="32"/>
+          <w:rFonts w:ascii="TH SarabunPSK" w:hAnsi="TH SarabunPSK" w:cs="TH SarabunPSK"/>
+        </w:rPr>
+        <w:t>๓. ผลลัพธ์การพัฒนาที่คาดหวัง</w:t>
+      </w:r>
+    </w:p>
+    <w:p>
+      <w:pPr>
+        <w:spacing w:before="0" w:after="40" w:line="276" w:lineRule="auto"/>
+        <w:ind w:left="720" w:firstLine="720"/>
+        <w:jc w:val="thaiDistribute"/>
+        <w:rPr>
+          <w:rFonts w:ascii="TH SarabunPSK" w:hAnsi="TH SarabunPSK" w:cs="TH SarabunPSK"/>
+          <w:color w:val="000000" w:themeColor="text1"/>
+          <w:sz w:val="32"/>
+          <w:szCs w:val="32"/>
+        </w:rPr>
+      </w:pPr>
+      <w:r/>
+      <w:r>
+        <w:rPr>
+          <w:rFonts w:ascii="TH SarabunPSK" w:hAnsi="TH SarabunPSK"/>
+          <w:b/>
+          <w:sz w:val="32"/>
+          <w:rFonts w:ascii="TH SarabunPSK" w:hAnsi="TH SarabunPSK" w:cs="TH SarabunPSK"/>
+        </w:rPr>
+        <w:t xml:space="preserve">   ๓.๑ ผลลัพธ์เชิงปริมาณ</w:t>
+      </w:r>
+    </w:p>
+    <w:p>
+      <w:pPr>
+        <w:spacing w:before="0" w:after="40" w:line="276" w:lineRule="auto"/>
+        <w:ind w:left="720" w:firstLine="720"/>
+        <w:jc w:val="thaiDistribute"/>
+        <w:rPr>
+          <w:rFonts w:ascii="TH SarabunPSK" w:hAnsi="TH SarabunPSK" w:cs="TH SarabunPSK"/>
+          <w:color w:val="000000" w:themeColor="text1"/>
+          <w:sz w:val="32"/>
+          <w:szCs w:val="32"/>
+        </w:rPr>
+      </w:pPr>
+      <w:r/>
+      <w:r>
+        <w:rPr>
+          <w:rFonts w:ascii="TH SarabunPSK" w:hAnsi="TH SarabunPSK"/>
+          <w:b w:val="0"/>
+          <w:sz w:val="32"/>
+          <w:rFonts w:ascii="TH SarabunPSK" w:hAnsi="TH SarabunPSK" w:cs="TH SarabunPSK"/>
+        </w:rPr>
+        <w:t xml:space="preserve">   • นักเรียนชั้นประถมศึกษาปีที่ ๕ โรงเรียนบ้านคลองมดแดง มีทักษะการเขียนโปรแกรมแบบบล็อกและผลสัมฤทธิ์ทางการเรียนผ่านเกณฑ์การประเมินตามที่สถานศึกษากำหนด</w:t>
+      </w:r>
+    </w:p>
+    <w:p>
+      <w:pPr>
+        <w:spacing w:before="0" w:after="40" w:line="276" w:lineRule="auto"/>
+        <w:ind w:left="720" w:firstLine="720"/>
+        <w:jc w:val="thaiDistribute"/>
+        <w:rPr>
+          <w:rFonts w:ascii="TH SarabunPSK" w:hAnsi="TH SarabunPSK" w:cs="TH SarabunPSK"/>
+          <w:color w:val="000000" w:themeColor="text1"/>
+          <w:sz w:val="32"/>
+          <w:szCs w:val="32"/>
+        </w:rPr>
+      </w:pPr>
+      <w:r/>
+      <w:r>
+        <w:rPr>
+          <w:rFonts w:ascii="TH SarabunPSK" w:hAnsi="TH SarabunPSK"/>
+          <w:b w:val="0"/>
+          <w:sz w:val="32"/>
+          <w:rFonts w:ascii="TH SarabunPSK" w:hAnsi="TH SarabunPSK" w:cs="TH SarabunPSK"/>
+        </w:rPr>
+        <w:t xml:space="preserve">   • นักเรียนชั้นประถมศึกษาปีที่ ๕ มีคะแนนการทดสอบและทักษะการเขียนโปรแกรมหลังเรียนสูงกว่าก่อนเรียน</w:t>
+      </w:r>
+    </w:p>
+    <w:p>
+      <w:pPr>
+        <w:spacing w:before="0" w:after="40" w:line="276" w:lineRule="auto"/>
+        <w:ind w:left="720" w:firstLine="720"/>
+        <w:jc w:val="thaiDistribute"/>
+        <w:rPr>
+          <w:rFonts w:ascii="TH SarabunPSK" w:hAnsi="TH SarabunPSK" w:cs="TH SarabunPSK"/>
+          <w:color w:val="000000" w:themeColor="text1"/>
+          <w:sz w:val="32"/>
+          <w:szCs w:val="32"/>
+        </w:rPr>
+      </w:pPr>
+      <w:r/>
+      <w:r>
+        <w:rPr>
+          <w:rFonts w:ascii="TH SarabunPSK" w:hAnsi="TH SarabunPSK"/>
+          <w:b w:val="0"/>
+          <w:sz w:val="32"/>
+          <w:rFonts w:ascii="TH SarabunPSK" w:hAnsi="TH SarabunPSK" w:cs="TH SarabunPSK"/>
+        </w:rPr>
+        <w:t xml:space="preserve">   • นักเรียนชั้นประถมศึกษาปีที่ ๕ สามารถปฏิบัติภารกิจการเขียนโปรแกรมแบบบล็อกและส่งชิ้นงานได้ครบถ้วนตามที่กำหนด</w:t>
+      </w:r>
+    </w:p>
+    <w:p>
+      <w:pPr>
+        <w:spacing w:before="0" w:after="40" w:line="276" w:lineRule="auto"/>
+        <w:ind w:left="720" w:firstLine="720"/>
+        <w:jc w:val="thaiDistribute"/>
+        <w:rPr>
+          <w:rFonts w:ascii="TH SarabunPSK" w:hAnsi="TH SarabunPSK" w:cs="TH SarabunPSK"/>
+          <w:color w:val="000000" w:themeColor="text1"/>
+          <w:sz w:val="32"/>
+          <w:szCs w:val="32"/>
+        </w:rPr>
+      </w:pPr>
+      <w:r/>
+      <w:r>
+        <w:rPr>
+          <w:rFonts w:ascii="TH SarabunPSK" w:hAnsi="TH SarabunPSK"/>
+          <w:b/>
+          <w:sz w:val="32"/>
+          <w:rFonts w:ascii="TH SarabunPSK" w:hAnsi="TH SarabunPSK" w:cs="TH SarabunPSK"/>
+        </w:rPr>
+        <w:t xml:space="preserve">   ๓.๒ ผลลัพธ์เชิงคุณภาพ</w:t>
+      </w:r>
+    </w:p>
+    <w:p>
+      <w:pPr>
+        <w:spacing w:before="0" w:after="40" w:line="276" w:lineRule="auto"/>
+        <w:ind w:left="720" w:firstLine="720"/>
+        <w:jc w:val="thaiDistribute"/>
+        <w:rPr>
+          <w:rFonts w:ascii="TH SarabunPSK" w:hAnsi="TH SarabunPSK" w:cs="TH SarabunPSK"/>
+          <w:color w:val="000000" w:themeColor="text1"/>
+          <w:sz w:val="32"/>
+          <w:szCs w:val="32"/>
+        </w:rPr>
+      </w:pPr>
+      <w:r/>
+      <w:r>
+        <w:rPr>
+          <w:rFonts w:ascii="TH SarabunPSK" w:hAnsi="TH SarabunPSK"/>
+          <w:b w:val="0"/>
+          <w:sz w:val="32"/>
+          <w:rFonts w:ascii="TH SarabunPSK" w:hAnsi="TH SarabunPSK" w:cs="TH SarabunPSK"/>
+        </w:rPr>
+        <w:t xml:space="preserve">   • นักเรียนมีความรู้ความเข้าใจในตรรกะการเขียนโปรแกรม สามารถออกแบบลำดับขั้นตอนและต่อบล็อกคำสั่งเพื่อสั่งการแก้ปัญหาได้อย่างถูกต้อง</w:t>
+      </w:r>
+    </w:p>
+    <w:p>
+      <w:pPr>
+        <w:spacing w:before="0" w:after="40" w:line="276" w:lineRule="auto"/>
+        <w:ind w:left="720" w:firstLine="720"/>
+        <w:jc w:val="thaiDistribute"/>
+        <w:rPr>
+          <w:rFonts w:ascii="TH SarabunPSK" w:hAnsi="TH SarabunPSK" w:cs="TH SarabunPSK"/>
+          <w:color w:val="000000" w:themeColor="text1"/>
+          <w:sz w:val="32"/>
+          <w:szCs w:val="32"/>
+        </w:rPr>
+      </w:pPr>
+      <w:r/>
+      <w:r>
+        <w:rPr>
+          <w:rFonts w:ascii="TH SarabunPSK" w:hAnsi="TH SarabunPSK"/>
+          <w:b w:val="0"/>
+          <w:sz w:val="32"/>
+          <w:rFonts w:ascii="TH SarabunPSK" w:hAnsi="TH SarabunPSK" w:cs="TH SarabunPSK"/>
+        </w:rPr>
+        <w:t xml:space="preserve">   • นักเรียนมีทักษะในการตรวจหาและแก้ไขข้อผิดพลาดของโปรแกรม (Debugging) ด้วยตนเอง</w:t>
+      </w:r>
+    </w:p>
+    <w:p>
+      <w:pPr>
+        <w:spacing w:before="0" w:after="40" w:line="276" w:lineRule="auto"/>
+        <w:ind w:left="720" w:firstLine="720"/>
+        <w:jc w:val="thaiDistribute"/>
+        <w:rPr>
+          <w:rFonts w:ascii="TH SarabunPSK" w:hAnsi="TH SarabunPSK" w:cs="TH SarabunPSK"/>
+          <w:color w:val="000000" w:themeColor="text1"/>
+          <w:sz w:val="32"/>
+          <w:szCs w:val="32"/>
+        </w:rPr>
+      </w:pPr>
+      <w:r/>
+      <w:r>
+        <w:rPr>
+          <w:rFonts w:ascii="TH SarabunPSK" w:hAnsi="TH SarabunPSK"/>
+          <w:b w:val="0"/>
+          <w:sz w:val="32"/>
+          <w:rFonts w:ascii="TH SarabunPSK" w:hAnsi="TH SarabunPSK" w:cs="TH SarabunPSK"/>
+        </w:rPr>
+        <w:t xml:space="preserve">   • นักเรียนได้รับการจัดบรรยากาศที่ส่งเสริมและพัฒนาให้เกิดกระบวนการคิด ทักษะการทำงาน ทักษะการเรียนรู้และนวัตกรรม และมีเจตคติที่ดีต่อการเรียนรู้วิชาวิทยาการคำนวณ</w:t>
+      </w:r>
+    </w:p>
+    <w:p>
+      <w:pPr>
+        <w:ind w:left="720" w:firstLine="720"/>
+        <w:jc w:val="thaiDistribute"/>
+        <w:rPr>
+          <w:rFonts w:ascii="TH SarabunPSK" w:hAnsi="TH SarabunPSK" w:cs="TH SarabunPSK"/>
+          <w:color w:val="000000" w:themeColor="text1"/>
+          <w:sz w:val="32"/>
+          <w:szCs w:val="32"/>
+        </w:rPr>
+      </w:pPr>
+      <w:r/>
+    </w:p>
+    <w:p>
+      <w:pPr>
+        <w:ind w:left="720" w:firstLine="720"/>
+        <w:jc w:val="thaiDistribute"/>
+        <w:rPr>
+          <w:rFonts w:ascii="TH SarabunPSK" w:hAnsi="TH SarabunPSK" w:cs="TH SarabunPSK"/>
+          <w:color w:val="000000" w:themeColor="text1"/>
+          <w:sz w:val="32"/>
+          <w:szCs w:val="32"/>
+        </w:rPr>
+      </w:pPr>
+      <w:r/>
+    </w:p>
+    <w:p>
+      <w:pPr>
+        <w:ind w:left="720" w:firstLine="720"/>
+        <w:jc w:val="thaiDistribute"/>
+        <w:rPr>
+          <w:rFonts w:ascii="TH SarabunPSK" w:hAnsi="TH SarabunPSK" w:cs="TH SarabunPSK"/>
+          <w:color w:val="000000" w:themeColor="text1"/>
+          <w:sz w:val="32"/>
+          <w:szCs w:val="32"/>
+        </w:rPr>
+      </w:pPr>
+      <w:r/>
+    </w:p>
+    <w:p>
+      <w:pPr>
+        <w:ind w:left="720" w:firstLine="720"/>
+        <w:jc w:val="thaiDistribute"/>
+        <w:rPr>
+          <w:rFonts w:ascii="TH SarabunPSK" w:hAnsi="TH SarabunPSK" w:cs="TH SarabunPSK"/>
+          <w:color w:val="000000" w:themeColor="text1"/>
+          <w:sz w:val="32"/>
+          <w:szCs w:val="32"/>
+        </w:rPr>
+      </w:pPr>
+      <w:r/>
+    </w:p>
+    <w:p>
+      <w:pPr>
+        <w:ind w:left="720" w:firstLine="720"/>
+        <w:jc w:val="thaiDistribute"/>
+        <w:rPr>
+          <w:rFonts w:ascii="TH SarabunPSK" w:hAnsi="TH SarabunPSK" w:cs="TH SarabunPSK"/>
+          <w:color w:val="000000" w:themeColor="text1"/>
+          <w:sz w:val="32"/>
+          <w:szCs w:val="32"/>
+        </w:rPr>
+      </w:pPr>
+      <w:r/>
+    </w:p>
+    <w:p>
+      <w:pPr>
+        <w:ind w:left="720" w:firstLine="720"/>
+        <w:jc w:val="thaiDistribute"/>
+        <w:rPr>
+          <w:rFonts w:ascii="TH SarabunPSK" w:hAnsi="TH SarabunPSK" w:cs="TH SarabunPSK"/>
+          <w:color w:val="000000" w:themeColor="text1"/>
+          <w:sz w:val="32"/>
+          <w:szCs w:val="32"/>
+        </w:rPr>
+      </w:pPr>
+      <w:r/>
+    </w:p>
+    <w:p>
+      <w:pPr>
+        <w:ind w:left="720" w:firstLine="720"/>
+        <w:jc w:val="thaiDistribute"/>
+        <w:rPr>
+          <w:rFonts w:ascii="TH SarabunPSK" w:hAnsi="TH SarabunPSK" w:cs="TH SarabunPSK"/>
+          <w:color w:val="000000" w:themeColor="text1"/>
+          <w:sz w:val="32"/>
+          <w:szCs w:val="32"/>
+        </w:rPr>
+      </w:pPr>
+      <w:r/>
     </w:p>
     <w:p>
       <w:pPr>
@@ -11032,39 +10077,124 @@
           <w:szCs w:val="32"/>
         </w:rPr>
       </w:pPr>
-      <w:r>
+      <w:r/>
+    </w:p>
+    <w:p>
+      <w:pPr>
+        <w:ind w:left="720" w:firstLine="720"/>
+        <w:jc w:val="thaiDistribute"/>
         <w:rPr>
           <w:rFonts w:ascii="TH SarabunPSK" w:hAnsi="TH SarabunPSK" w:cs="TH SarabunPSK"/>
           <w:color w:val="000000" w:themeColor="text1"/>
           <w:sz w:val="32"/>
           <w:szCs w:val="32"/>
-          <w:cs/>
-        </w:rPr>
-        <w:t xml:space="preserve">   </w:t>
-      </w:r>
-      <w:r>
-        <w:rPr>
-          <w:rFonts w:ascii="TH SarabunPSK" w:hAnsi="TH SarabunPSK" w:cs="TH SarabunPSK"/>
-          <w:b/>
-          <w:bCs/>
+        </w:rPr>
+      </w:pPr>
+      <w:r/>
+    </w:p>
+    <w:p>
+      <w:pPr>
+        <w:ind w:left="1440" w:firstLine="720"/>
+        <w:jc w:val="thaiDistribute"/>
+        <w:rPr>
+          <w:rFonts w:ascii="TH SarabunPSK" w:hAnsi="TH SarabunPSK" w:cs="TH SarabunPSK"/>
           <w:color w:val="000000" w:themeColor="text1"/>
           <w:sz w:val="32"/>
           <w:szCs w:val="32"/>
         </w:rPr>
-        <w:t xml:space="preserve">1. </w:t>
-      </w:r>
-      <w:r>
-        <w:rPr>
-          <w:rFonts w:ascii="TH SarabunPSK" w:hAnsi="TH SarabunPSK" w:cs="TH SarabunPSK"/>
-          <w:b/>
-          <w:bCs/>
+      </w:pPr>
+      <w:r/>
+    </w:p>
+    <w:p>
+      <w:pPr>
+        <w:ind w:left="1440" w:firstLine="720"/>
+        <w:jc w:val="thaiDistribute"/>
+        <w:rPr>
+          <w:rFonts w:ascii="TH SarabunPSK" w:hAnsi="TH SarabunPSK" w:cs="TH SarabunPSK"/>
           <w:color w:val="000000" w:themeColor="text1"/>
           <w:sz w:val="32"/>
           <w:szCs w:val="32"/>
-          <w:cs/>
-        </w:rPr>
-        <w:t>สภาพปัญหาของผู้เรียนและการจัดการเรียนรู้</w:t>
-      </w:r>
+        </w:rPr>
+      </w:pPr>
+      <w:r/>
+    </w:p>
+    <w:p>
+      <w:pPr>
+        <w:ind w:left="1440" w:firstLine="720"/>
+        <w:jc w:val="thaiDistribute"/>
+        <w:rPr>
+          <w:rFonts w:ascii="TH SarabunPSK" w:hAnsi="TH SarabunPSK" w:cs="TH SarabunPSK"/>
+          <w:color w:val="000000" w:themeColor="text1"/>
+          <w:sz w:val="32"/>
+          <w:szCs w:val="32"/>
+        </w:rPr>
+      </w:pPr>
+      <w:r/>
+    </w:p>
+    <w:p>
+      <w:pPr>
+        <w:ind w:left="720" w:firstLine="720"/>
+        <w:jc w:val="thaiDistribute"/>
+        <w:rPr>
+          <w:rFonts w:ascii="TH SarabunPSK" w:hAnsi="TH SarabunPSK" w:cs="TH SarabunPSK"/>
+          <w:color w:val="000000" w:themeColor="text1"/>
+          <w:sz w:val="32"/>
+          <w:szCs w:val="32"/>
+        </w:rPr>
+      </w:pPr>
+      <w:r/>
+    </w:p>
+    <w:p>
+      <w:pPr>
+        <w:ind w:left="1440" w:firstLine="720"/>
+        <w:jc w:val="thaiDistribute"/>
+        <w:rPr>
+          <w:rFonts w:ascii="TH SarabunPSK" w:hAnsi="TH SarabunPSK" w:cs="TH SarabunPSK"/>
+          <w:color w:val="000000" w:themeColor="text1"/>
+          <w:sz w:val="32"/>
+          <w:szCs w:val="32"/>
+        </w:rPr>
+      </w:pPr>
+      <w:r/>
+    </w:p>
+    <w:p>
+      <w:pPr>
+        <w:ind w:left="1440" w:firstLine="720"/>
+        <w:jc w:val="thaiDistribute"/>
+        <w:rPr>
+          <w:rFonts w:ascii="TH SarabunPSK" w:hAnsi="TH SarabunPSK" w:cs="TH SarabunPSK"/>
+          <w:color w:val="000000" w:themeColor="text1"/>
+          <w:sz w:val="32"/>
+          <w:szCs w:val="32"/>
+        </w:rPr>
+      </w:pPr>
+      <w:r/>
+    </w:p>
+    <w:p>
+      <w:pPr>
+        <w:ind w:left="1440" w:firstLine="720"/>
+        <w:jc w:val="thaiDistribute"/>
+        <w:rPr>
+          <w:rFonts w:ascii="TH SarabunPSK" w:hAnsi="TH SarabunPSK" w:cs="TH SarabunPSK"/>
+          <w:color w:val="000000" w:themeColor="text1"/>
+          <w:sz w:val="32"/>
+          <w:szCs w:val="32"/>
+        </w:rPr>
+      </w:pPr>
+      <w:r/>
+    </w:p>
+    <w:p>
+      <w:pPr>
+        <w:ind w:left="1440" w:firstLine="720"/>
+        <w:jc w:val="thaiDistribute"/>
+        <w:rPr>
+          <w:rFonts w:ascii="TH SarabunPSK" w:hAnsi="TH SarabunPSK" w:cs="TH SarabunPSK"/>
+          <w:color w:val="000000" w:themeColor="text1"/>
+          <w:sz w:val="32"/>
+          <w:szCs w:val="32"/>
+        </w:rPr>
+      </w:pPr>
+      <w:r/>
     </w:p>
     <w:p>
       <w:pPr>
@@ -11077,45 +10207,352 @@
           <w:szCs w:val="32"/>
         </w:rPr>
       </w:pPr>
-      <w:r>
+      <w:r/>
+    </w:p>
+    <w:p>
+      <w:pPr>
+        <w:spacing w:after="0" w:line="240" w:lineRule="auto"/>
+        <w:ind w:left="4320" w:firstLine="720"/>
         <w:rPr>
           <w:rFonts w:ascii="TH SarabunPSK" w:hAnsi="TH SarabunPSK" w:cs="TH SarabunPSK"/>
           <w:color w:val="000000" w:themeColor="text1"/>
           <w:sz w:val="32"/>
           <w:szCs w:val="32"/>
-          <w:cs/>
-        </w:rPr>
-        <w:t xml:space="preserve">จากการจัดการเรียนรู้ในรายวิชาวิทยาการคำนวณและเทคโนโลยี สำหรับนักเรียนชั้นประถมศึกษาปีที่ </w:t>
-      </w:r>
+        </w:rPr>
+      </w:pPr>
       <w:r>
         <w:rPr>
           <w:rFonts w:ascii="TH SarabunPSK" w:hAnsi="TH SarabunPSK" w:cs="TH SarabunPSK"/>
           <w:color w:val="000000" w:themeColor="text1"/>
           <w:sz w:val="32"/>
           <w:szCs w:val="32"/>
-        </w:rPr>
-        <w:t xml:space="preserve">1 </w:t>
-      </w:r>
-      <w:r>
+          <w:cs/>
+        </w:rPr>
+        <w:t xml:space="preserve">       ลงชื่อ...................................................</w:t>
+      </w:r>
+    </w:p>
+    <w:p>
+      <w:pPr>
+        <w:spacing w:after="0" w:line="240" w:lineRule="auto"/>
         <w:rPr>
           <w:rFonts w:ascii="TH SarabunPSK" w:hAnsi="TH SarabunPSK" w:cs="TH SarabunPSK"/>
           <w:color w:val="000000" w:themeColor="text1"/>
           <w:sz w:val="32"/>
           <w:szCs w:val="32"/>
-          <w:cs/>
-        </w:rPr>
-        <w:t>โรงเรียนบ้านคลองมดแดง ผู้วิจัยพบว่าทักษะพื้นฐานในการใช้งานอุปกรณ์คอมพิวเตอร์ โดยเฉพาะ</w:t>
-      </w:r>
+        </w:rPr>
+      </w:pPr>
       <w:r>
         <w:rPr>
           <w:rFonts w:ascii="TH SarabunPSK" w:hAnsi="TH SarabunPSK" w:cs="TH SarabunPSK"/>
           <w:color w:val="000000" w:themeColor="text1"/>
           <w:sz w:val="32"/>
           <w:szCs w:val="32"/>
+          <w:cs/>
         </w:rPr>
         <w:t xml:space="preserve"> </w:t>
       </w:r>
       <w:r>
+        <w:rPr>
+          <w:rFonts w:ascii="TH SarabunPSK" w:hAnsi="TH SarabunPSK" w:cs="TH SarabunPSK"/>
+          <w:color w:val="000000" w:themeColor="text1"/>
+          <w:sz w:val="32"/>
+          <w:szCs w:val="32"/>
+          <w:cs/>
+        </w:rPr>
+        <w:tab/>
+      </w:r>
+      <w:r>
+        <w:rPr>
+          <w:rFonts w:ascii="TH SarabunPSK" w:hAnsi="TH SarabunPSK" w:cs="TH SarabunPSK"/>
+          <w:color w:val="000000" w:themeColor="text1"/>
+          <w:sz w:val="32"/>
+          <w:szCs w:val="32"/>
+          <w:cs/>
+        </w:rPr>
+        <w:tab/>
+      </w:r>
+      <w:r>
+        <w:rPr>
+          <w:rFonts w:ascii="TH SarabunPSK" w:hAnsi="TH SarabunPSK" w:cs="TH SarabunPSK"/>
+          <w:color w:val="000000" w:themeColor="text1"/>
+          <w:sz w:val="32"/>
+          <w:szCs w:val="32"/>
+          <w:cs/>
+        </w:rPr>
+        <w:tab/>
+      </w:r>
+      <w:r>
+        <w:rPr>
+          <w:rFonts w:ascii="TH SarabunPSK" w:hAnsi="TH SarabunPSK" w:cs="TH SarabunPSK"/>
+          <w:color w:val="000000" w:themeColor="text1"/>
+          <w:sz w:val="32"/>
+          <w:szCs w:val="32"/>
+          <w:cs/>
+        </w:rPr>
+        <w:tab/>
+      </w:r>
+      <w:r>
+        <w:rPr>
+          <w:rFonts w:ascii="TH SarabunPSK" w:hAnsi="TH SarabunPSK" w:cs="TH SarabunPSK"/>
+          <w:color w:val="000000" w:themeColor="text1"/>
+          <w:sz w:val="32"/>
+          <w:szCs w:val="32"/>
+          <w:cs/>
+        </w:rPr>
+        <w:tab/>
+      </w:r>
+      <w:r>
+        <w:rPr>
+          <w:rFonts w:ascii="TH SarabunPSK" w:hAnsi="TH SarabunPSK" w:cs="TH SarabunPSK"/>
+          <w:color w:val="000000" w:themeColor="text1"/>
+          <w:sz w:val="32"/>
+          <w:szCs w:val="32"/>
+          <w:cs/>
+        </w:rPr>
+        <w:tab/>
+      </w:r>
+      <w:r>
+        <w:rPr>
+          <w:rFonts w:ascii="TH SarabunPSK" w:hAnsi="TH SarabunPSK" w:cs="TH SarabunPSK"/>
+          <w:color w:val="000000" w:themeColor="text1"/>
+          <w:sz w:val="32"/>
+          <w:szCs w:val="32"/>
+          <w:cs/>
+        </w:rPr>
+        <w:tab/>
+        <w:t xml:space="preserve">                 (</w:t>
+      </w:r>
+      <w:r>
+        <w:rPr>
+          <w:rFonts w:ascii="TH SarabunPSK" w:hAnsi="TH SarabunPSK" w:cs="TH SarabunPSK" w:hint="cs"/>
+          <w:color w:val="000000" w:themeColor="text1"/>
+          <w:sz w:val="32"/>
+          <w:szCs w:val="32"/>
+          <w:cs/>
+        </w:rPr>
+        <w:t>นายอนันตชัย  เพ็ชรรี่</w:t>
+      </w:r>
+      <w:r>
+        <w:rPr>
+          <w:rFonts w:ascii="TH SarabunPSK" w:hAnsi="TH SarabunPSK" w:cs="TH SarabunPSK"/>
+          <w:color w:val="000000" w:themeColor="text1"/>
+          <w:sz w:val="32"/>
+          <w:szCs w:val="32"/>
+          <w:cs/>
+        </w:rPr>
+        <w:t>)</w:t>
+      </w:r>
+    </w:p>
+    <w:p>
+      <w:pPr>
+        <w:spacing w:after="0" w:line="240" w:lineRule="auto"/>
+        <w:ind w:left="4320" w:firstLine="720"/>
+        <w:rPr>
+          <w:rFonts w:ascii="TH SarabunPSK" w:hAnsi="TH SarabunPSK" w:cs="TH SarabunPSK"/>
+          <w:color w:val="000000" w:themeColor="text1"/>
+          <w:sz w:val="32"/>
+          <w:szCs w:val="32"/>
+        </w:rPr>
+      </w:pPr>
+      <w:r>
+        <w:rPr>
+          <w:rFonts w:ascii="TH SarabunPSK" w:hAnsi="TH SarabunPSK" w:cs="TH SarabunPSK"/>
+          <w:color w:val="000000" w:themeColor="text1"/>
+          <w:sz w:val="32"/>
+          <w:szCs w:val="32"/>
+          <w:cs/>
+        </w:rPr>
+        <w:lastRenderedPageBreak/>
+        <w:t xml:space="preserve">                   ตำแหน่ง ครู คศ.1</w:t>
+      </w:r>
+    </w:p>
+    <w:p>
+      <w:pPr>
+        <w:spacing w:after="0" w:line="240" w:lineRule="auto"/>
+        <w:ind w:left="4320" w:firstLine="720"/>
+        <w:rPr>
+          <w:rFonts w:ascii="TH SarabunPSK" w:hAnsi="TH SarabunPSK" w:cs="TH SarabunPSK"/>
+          <w:color w:val="000000" w:themeColor="text1"/>
+          <w:sz w:val="32"/>
+          <w:szCs w:val="32"/>
+        </w:rPr>
+      </w:pPr>
+      <w:r>
+        <w:rPr>
+          <w:rFonts w:ascii="TH SarabunPSK" w:hAnsi="TH SarabunPSK" w:cs="TH SarabunPSK"/>
+          <w:color w:val="000000" w:themeColor="text1"/>
+          <w:sz w:val="32"/>
+          <w:szCs w:val="32"/>
+          <w:cs/>
+        </w:rPr>
+        <w:t xml:space="preserve">           ผู้จัดทำข้อตกลงในการพัฒนางาน</w:t>
+      </w:r>
+    </w:p>
+    <w:p>
+      <w:pPr>
+        <w:spacing w:after="0" w:line="240" w:lineRule="auto"/>
+        <w:rPr>
+          <w:rFonts w:ascii="TH SarabunPSK" w:hAnsi="TH SarabunPSK" w:cs="TH SarabunPSK"/>
+          <w:color w:val="000000" w:themeColor="text1"/>
+          <w:sz w:val="32"/>
+          <w:szCs w:val="32"/>
+        </w:rPr>
+      </w:pPr>
+      <w:r>
+        <w:rPr>
+          <w:rFonts w:ascii="TH SarabunPSK" w:hAnsi="TH SarabunPSK" w:cs="TH SarabunPSK"/>
+          <w:color w:val="000000" w:themeColor="text1"/>
+          <w:sz w:val="32"/>
+          <w:szCs w:val="32"/>
+          <w:cs/>
+        </w:rPr>
+        <w:t xml:space="preserve"> </w:t>
+      </w:r>
+      <w:r>
+        <w:rPr>
+          <w:rFonts w:ascii="TH SarabunPSK" w:hAnsi="TH SarabunPSK" w:cs="TH SarabunPSK"/>
+          <w:color w:val="000000" w:themeColor="text1"/>
+          <w:sz w:val="32"/>
+          <w:szCs w:val="32"/>
+          <w:cs/>
+        </w:rPr>
+        <w:tab/>
+      </w:r>
+      <w:r>
+        <w:rPr>
+          <w:rFonts w:ascii="TH SarabunPSK" w:hAnsi="TH SarabunPSK" w:cs="TH SarabunPSK"/>
+          <w:color w:val="000000" w:themeColor="text1"/>
+          <w:sz w:val="32"/>
+          <w:szCs w:val="32"/>
+          <w:cs/>
+        </w:rPr>
+        <w:tab/>
+      </w:r>
+      <w:r>
+        <w:rPr>
+          <w:rFonts w:ascii="TH SarabunPSK" w:hAnsi="TH SarabunPSK" w:cs="TH SarabunPSK"/>
+          <w:color w:val="000000" w:themeColor="text1"/>
+          <w:sz w:val="32"/>
+          <w:szCs w:val="32"/>
+          <w:cs/>
+        </w:rPr>
+        <w:tab/>
+      </w:r>
+      <w:r>
+        <w:rPr>
+          <w:rFonts w:ascii="TH SarabunPSK" w:hAnsi="TH SarabunPSK" w:cs="TH SarabunPSK"/>
+          <w:color w:val="000000" w:themeColor="text1"/>
+          <w:sz w:val="32"/>
+          <w:szCs w:val="32"/>
+          <w:cs/>
+        </w:rPr>
+        <w:tab/>
+      </w:r>
+      <w:r>
+        <w:rPr>
+          <w:rFonts w:ascii="TH SarabunPSK" w:hAnsi="TH SarabunPSK" w:cs="TH SarabunPSK"/>
+          <w:color w:val="000000" w:themeColor="text1"/>
+          <w:sz w:val="32"/>
+          <w:szCs w:val="32"/>
+          <w:cs/>
+        </w:rPr>
+        <w:tab/>
+      </w:r>
+      <w:r>
+        <w:rPr>
+          <w:rFonts w:ascii="TH SarabunPSK" w:hAnsi="TH SarabunPSK" w:cs="TH SarabunPSK"/>
+          <w:color w:val="000000" w:themeColor="text1"/>
+          <w:sz w:val="32"/>
+          <w:szCs w:val="32"/>
+          <w:cs/>
+        </w:rPr>
+        <w:tab/>
+      </w:r>
+      <w:r>
+        <w:rPr>
+          <w:rFonts w:ascii="TH SarabunPSK" w:hAnsi="TH SarabunPSK" w:cs="TH SarabunPSK"/>
+          <w:color w:val="000000" w:themeColor="text1"/>
+          <w:sz w:val="32"/>
+          <w:szCs w:val="32"/>
+          <w:cs/>
+        </w:rPr>
+        <w:tab/>
+      </w:r>
+      <w:r>
+        <w:rPr>
+          <w:rFonts w:ascii="TH SarabunPSK" w:hAnsi="TH SarabunPSK" w:cs="TH SarabunPSK"/>
+          <w:color w:val="000000" w:themeColor="text1"/>
+          <w:sz w:val="32"/>
+          <w:szCs w:val="32"/>
+          <w:cs/>
+        </w:rPr>
+        <w:tab/>
+        <w:t xml:space="preserve">         ...</w:t>
+      </w:r>
+      <w:r>
+        <w:rPr>
+          <w:rFonts w:ascii="TH SarabunPSK" w:hAnsi="TH SarabunPSK" w:cs="TH SarabunPSK"/>
+          <w:color w:val="000000" w:themeColor="text1"/>
+          <w:sz w:val="32"/>
+          <w:szCs w:val="32"/>
+          <w:cs/>
+        </w:rPr>
+        <w:t>...</w:t>
+      </w:r>
+      <w:r>
+        <w:rPr>
+          <w:rFonts w:ascii="TH SarabunPSK" w:hAnsi="TH SarabunPSK" w:cs="TH SarabunPSK"/>
+          <w:color w:val="000000" w:themeColor="text1"/>
+          <w:sz w:val="32"/>
+          <w:szCs w:val="32"/>
+          <w:cs/>
+        </w:rPr>
+        <w:t>..../....</w:t>
+      </w:r>
+      <w:r>
+        <w:rPr>
+          <w:rFonts w:ascii="TH SarabunPSK" w:hAnsi="TH SarabunPSK" w:cs="TH SarabunPSK"/>
+          <w:color w:val="000000" w:themeColor="text1"/>
+          <w:sz w:val="32"/>
+          <w:szCs w:val="32"/>
+          <w:cs/>
+        </w:rPr>
+        <w:t>...</w:t>
+      </w:r>
+      <w:r>
+        <w:rPr>
+          <w:rFonts w:ascii="TH SarabunPSK" w:hAnsi="TH SarabunPSK" w:cs="TH SarabunPSK"/>
+          <w:color w:val="000000" w:themeColor="text1"/>
+          <w:sz w:val="32"/>
+          <w:szCs w:val="32"/>
+          <w:cs/>
+        </w:rPr>
+        <w:t>.../.....</w:t>
+      </w:r>
+      <w:r>
+        <w:rPr>
+          <w:rFonts w:ascii="TH SarabunPSK" w:hAnsi="TH SarabunPSK" w:cs="TH SarabunPSK"/>
+          <w:color w:val="000000" w:themeColor="text1"/>
+          <w:sz w:val="32"/>
+          <w:szCs w:val="32"/>
+          <w:cs/>
+        </w:rPr>
+        <w:t>...</w:t>
+      </w:r>
+      <w:r>
+        <w:rPr>
+          <w:rFonts w:ascii="TH SarabunPSK" w:hAnsi="TH SarabunPSK" w:cs="TH SarabunPSK"/>
+          <w:color w:val="000000" w:themeColor="text1"/>
+          <w:sz w:val="32"/>
+          <w:szCs w:val="32"/>
+          <w:cs/>
+        </w:rPr>
+        <w:t>..</w:t>
+      </w:r>
+    </w:p>
+    <w:p>
+      <w:pPr>
+        <w:spacing w:after="0" w:line="240" w:lineRule="auto"/>
         <w:rPr>
           <w:rFonts w:ascii="TH SarabunPSK" w:hAnsi="TH SarabunPSK" w:cs="TH SarabunPSK"/>
           <w:b/>
@@ -11124,8 +10561,7 @@
           <w:sz w:val="32"/>
           <w:szCs w:val="32"/>
         </w:rPr>
-        <w:t>"</w:t>
-      </w:r>
+      </w:pPr>
       <w:r>
         <w:rPr>
           <w:rFonts w:ascii="TH SarabunPSK" w:hAnsi="TH SarabunPSK" w:cs="TH SarabunPSK"/>
@@ -11136,128 +10572,13 @@
           <w:szCs w:val="32"/>
           <w:cs/>
         </w:rPr>
-        <w:t>เมาส์ (</w:t>
-      </w:r>
-      <w:r>
-        <w:rPr>
-          <w:rFonts w:ascii="TH SarabunPSK" w:hAnsi="TH SarabunPSK" w:cs="TH SarabunPSK"/>
-          <w:b/>
-          <w:bCs/>
-          <w:color w:val="000000" w:themeColor="text1"/>
-          <w:sz w:val="32"/>
-          <w:szCs w:val="32"/>
-        </w:rPr>
-        <w:t>Mouse)"</w:t>
-      </w:r>
-      <w:r>
-        <w:rPr>
-          <w:rFonts w:ascii="TH SarabunPSK" w:hAnsi="TH SarabunPSK" w:cs="TH SarabunPSK"/>
-          <w:color w:val="000000" w:themeColor="text1"/>
-          <w:sz w:val="32"/>
-          <w:szCs w:val="32"/>
-        </w:rPr>
-        <w:t xml:space="preserve"> </w:t>
-      </w:r>
-      <w:r>
-        <w:rPr>
-          <w:rFonts w:ascii="TH SarabunPSK" w:hAnsi="TH SarabunPSK" w:cs="TH SarabunPSK"/>
-          <w:color w:val="000000" w:themeColor="text1"/>
-          <w:sz w:val="32"/>
-          <w:szCs w:val="32"/>
-          <w:cs/>
-        </w:rPr>
-        <w:t>เป็นอุปสรรคสำคัญในการเรียนรู้</w:t>
-      </w:r>
-      <w:r>
-        <w:rPr>
-          <w:rFonts w:ascii="TH SarabunPSK" w:hAnsi="TH SarabunPSK" w:cs="TH SarabunPSK"/>
-          <w:color w:val="000000" w:themeColor="text1"/>
-          <w:sz w:val="32"/>
-          <w:szCs w:val="32"/>
-        </w:rPr>
-        <w:t xml:space="preserve"> </w:t>
-      </w:r>
-      <w:r>
-        <w:rPr>
-          <w:rFonts w:ascii="TH SarabunPSK" w:hAnsi="TH SarabunPSK" w:cs="TH SarabunPSK"/>
-          <w:color w:val="000000" w:themeColor="text1"/>
-          <w:sz w:val="32"/>
-          <w:szCs w:val="32"/>
-          <w:cs/>
-        </w:rPr>
-        <w:t>เนื่องจากนักเรียนในระดับชั้นนี้ส่วนใหญ่ยังขาดความชำนาญในการบังคับทิศทางตัวชี้เมาส์ (</w:t>
-      </w:r>
-      <w:r>
-        <w:rPr>
-          <w:rFonts w:ascii="TH SarabunPSK" w:hAnsi="TH SarabunPSK" w:cs="TH SarabunPSK"/>
-          <w:color w:val="000000" w:themeColor="text1"/>
-          <w:sz w:val="32"/>
-          <w:szCs w:val="32"/>
-        </w:rPr>
-        <w:t xml:space="preserve">Pointer) </w:t>
-      </w:r>
-      <w:r>
-        <w:rPr>
-          <w:rFonts w:ascii="TH SarabunPSK" w:hAnsi="TH SarabunPSK" w:cs="TH SarabunPSK"/>
-          <w:color w:val="000000" w:themeColor="text1"/>
-          <w:sz w:val="32"/>
-          <w:szCs w:val="32"/>
-          <w:cs/>
-        </w:rPr>
-        <w:t>การคลิกซ้าย-ขวา การดับเบิลคลิก และการลากวาง (</w:t>
-      </w:r>
-      <w:r>
-        <w:rPr>
-          <w:rFonts w:ascii="TH SarabunPSK" w:hAnsi="TH SarabunPSK" w:cs="TH SarabunPSK"/>
-          <w:color w:val="000000" w:themeColor="text1"/>
-          <w:sz w:val="32"/>
-          <w:szCs w:val="32"/>
-        </w:rPr>
-        <w:t>Drag and Drop) [</w:t>
-      </w:r>
-      <w:r>
-        <w:rPr>
-          <w:rFonts w:ascii="TH SarabunPSK" w:hAnsi="TH SarabunPSK" w:cs="TH SarabunPSK"/>
-          <w:color w:val="000000" w:themeColor="text1"/>
-          <w:sz w:val="32"/>
-          <w:szCs w:val="32"/>
-          <w:cs/>
-        </w:rPr>
-        <w:t xml:space="preserve">ประเด็นจากการสนทนา] ซึ่งเป็นทักษะพื้นฐานที่จำเป็นอย่างยิ่งในการใช้เทคโนโลยีเพื่อการสร้างสรรค์ จัดเก็บ และเรียกใช้ข้อมูลตามตัวชี้วัด ว </w:t>
-      </w:r>
-      <w:r>
-        <w:rPr>
-          <w:rFonts w:ascii="TH SarabunPSK" w:hAnsi="TH SarabunPSK" w:cs="TH SarabunPSK"/>
-          <w:color w:val="000000" w:themeColor="text1"/>
-          <w:sz w:val="32"/>
-          <w:szCs w:val="32"/>
-        </w:rPr>
-        <w:t xml:space="preserve">4.2 </w:t>
-      </w:r>
-      <w:r>
-        <w:rPr>
-          <w:rFonts w:ascii="TH SarabunPSK" w:hAnsi="TH SarabunPSK" w:cs="TH SarabunPSK"/>
-          <w:color w:val="000000" w:themeColor="text1"/>
-          <w:sz w:val="32"/>
-          <w:szCs w:val="32"/>
-          <w:cs/>
-        </w:rPr>
-        <w:t>ป.</w:t>
-      </w:r>
-      <w:r>
-        <w:rPr>
-          <w:rFonts w:ascii="TH SarabunPSK" w:hAnsi="TH SarabunPSK" w:cs="TH SarabunPSK"/>
-          <w:color w:val="000000" w:themeColor="text1"/>
-          <w:sz w:val="32"/>
-          <w:szCs w:val="32"/>
-        </w:rPr>
-        <w:t>1/4</w:t>
+        <w:t>ความเห็นของผู้อำนวยการสถานศึกษา</w:t>
       </w:r>
     </w:p>
     <w:p>
       <w:pPr>
-        <w:ind w:firstLine="720"/>
-        <w:jc w:val="thaiDistribute"/>
+        <w:spacing w:after="0" w:line="240" w:lineRule="auto"/>
+        <w:ind w:left="720" w:firstLine="720"/>
         <w:rPr>
           <w:rFonts w:ascii="TH SarabunPSK" w:hAnsi="TH SarabunPSK" w:cs="TH SarabunPSK"/>
           <w:color w:val="000000" w:themeColor="text1"/>
@@ -11271,9 +10592,8 @@
           <w:color w:val="000000" w:themeColor="text1"/>
           <w:sz w:val="32"/>
           <w:szCs w:val="32"/>
-          <w:cs/>
-        </w:rPr>
-        <w:t>สภาพปัญหาที่พบอย่างชัดเจนจากการสังเกตพฤติกรรมในชั้นเรียนคือ นักเรียนขาดทักษะการประสานสัมพันธ์ระหว่างมือและตา (</w:t>
+        </w:rPr>
+        <w:t xml:space="preserve">( ) </w:t>
       </w:r>
       <w:r>
         <w:rPr>
@@ -11281,102 +10601,18 @@
           <w:color w:val="000000" w:themeColor="text1"/>
           <w:sz w:val="32"/>
           <w:szCs w:val="32"/>
-        </w:rPr>
-        <w:t xml:space="preserve">Eye-Hand Coordination) </w:t>
-      </w:r>
-      <w:r>
-        <w:rPr>
-          <w:rFonts w:ascii="TH SarabunPSK" w:hAnsi="TH SarabunPSK" w:cs="TH SarabunPSK"/>
-          <w:color w:val="000000" w:themeColor="text1"/>
-          <w:sz w:val="32"/>
-          <w:szCs w:val="32"/>
-          <w:cs/>
-        </w:rPr>
-        <w:t>ส่งผลให้การปฏิบัติงานในคาบเรียนเป็นไปอย่างล่าช้า และนักเรียนบางส่วนเกิดความประหม่าในการใช้งานอุปกรณ์</w:t>
-      </w:r>
-      <w:r>
-        <w:rPr>
-          <w:rFonts w:ascii="TH SarabunPSK" w:hAnsi="TH SarabunPSK" w:cs="TH SarabunPSK"/>
-          <w:color w:val="000000" w:themeColor="text1"/>
-          <w:sz w:val="32"/>
-          <w:szCs w:val="32"/>
-        </w:rPr>
-        <w:t xml:space="preserve"> </w:t>
-      </w:r>
-      <w:r>
-        <w:rPr>
-          <w:rFonts w:ascii="TH SarabunPSK" w:hAnsi="TH SarabunPSK" w:cs="TH SarabunPSK"/>
-          <w:color w:val="000000" w:themeColor="text1"/>
-          <w:sz w:val="32"/>
-          <w:szCs w:val="32"/>
-          <w:cs/>
-        </w:rPr>
-        <w:t>นอกจากนี้ การจัดการเรียนรู้ในรูปแบบเดิมที่เน้นการบรรยายหรือการทำใบงานในกระดาษ (</w:t>
-      </w:r>
-      <w:r>
-        <w:rPr>
-          <w:rFonts w:ascii="TH SarabunPSK" w:hAnsi="TH SarabunPSK" w:cs="TH SarabunPSK"/>
-          <w:color w:val="000000" w:themeColor="text1"/>
-          <w:sz w:val="32"/>
-          <w:szCs w:val="32"/>
-        </w:rPr>
-        <w:t xml:space="preserve">Paper-based) </w:t>
-      </w:r>
-      <w:r>
-        <w:rPr>
-          <w:rFonts w:ascii="TH SarabunPSK" w:hAnsi="TH SarabunPSK" w:cs="TH SarabunPSK"/>
-          <w:color w:val="000000" w:themeColor="text1"/>
-          <w:sz w:val="32"/>
-          <w:szCs w:val="32"/>
-          <w:cs/>
-        </w:rPr>
-        <w:t>ทำให้ผู้เรียนเกิดความเบื่อหน่าย ขาดสมาธิ และไม่สามารถจดจำขั้นตอนการใช้งานได้อย่างยั่งยืน</w:t>
-      </w:r>
-      <w:r>
-        <w:rPr>
-          <w:rFonts w:ascii="TH SarabunPSK" w:hAnsi="TH SarabunPSK" w:cs="TH SarabunPSK"/>
-          <w:color w:val="000000" w:themeColor="text1"/>
-          <w:sz w:val="32"/>
-          <w:szCs w:val="32"/>
-        </w:rPr>
-        <w:t xml:space="preserve"> </w:t>
-      </w:r>
-      <w:r>
-        <w:rPr>
-          <w:rFonts w:ascii="TH SarabunPSK" w:hAnsi="TH SarabunPSK" w:cs="TH SarabunPSK"/>
-          <w:color w:val="000000" w:themeColor="text1"/>
-          <w:sz w:val="32"/>
-          <w:szCs w:val="32"/>
-          <w:cs/>
-        </w:rPr>
-        <w:t>ซึ่งสอดคล้องกับธรรมชาติของเด็กวัย ป.</w:t>
-      </w:r>
-      <w:r>
-        <w:rPr>
-          <w:rFonts w:ascii="TH SarabunPSK" w:hAnsi="TH SarabunPSK" w:cs="TH SarabunPSK"/>
-          <w:color w:val="000000" w:themeColor="text1"/>
-          <w:sz w:val="32"/>
-          <w:szCs w:val="32"/>
-        </w:rPr>
-        <w:t xml:space="preserve">1 </w:t>
-      </w:r>
-      <w:r>
-        <w:rPr>
-          <w:rFonts w:ascii="TH SarabunPSK" w:hAnsi="TH SarabunPSK" w:cs="TH SarabunPSK"/>
-          <w:color w:val="000000" w:themeColor="text1"/>
-          <w:sz w:val="32"/>
-          <w:szCs w:val="32"/>
-          <w:cs/>
-        </w:rPr>
-        <w:t>ที่ต้องการการเรียนรู้ผ่านการเล่นและการลงมือปฏิบัติจริง</w:t>
+          <w:cs/>
+        </w:rPr>
+        <w:t>เห็นชอบให้เป็นข้อตกลงในการพัฒนางาน</w:t>
       </w:r>
     </w:p>
     <w:p>
       <w:pPr>
-        <w:ind w:firstLine="720"/>
+        <w:spacing w:after="0" w:line="240" w:lineRule="auto"/>
+        <w:ind w:firstLine="1440"/>
         <w:jc w:val="thaiDistribute"/>
         <w:rPr>
-          <w:rFonts w:ascii="TH SarabunPSK" w:hAnsi="TH SarabunPSK" w:cs="TH SarabunPSK" w:hint="cs"/>
+          <w:rFonts w:ascii="TH SarabunPSK" w:hAnsi="TH SarabunPSK" w:cs="TH SarabunPSK"/>
           <w:color w:val="000000" w:themeColor="text1"/>
           <w:sz w:val="32"/>
           <w:szCs w:val="32"/>
@@ -11388,9 +10624,8 @@
           <w:color w:val="000000" w:themeColor="text1"/>
           <w:sz w:val="32"/>
           <w:szCs w:val="32"/>
-          <w:cs/>
-        </w:rPr>
-        <w:t>ดังนั้น เพื่อแก้ปัญหาความเบื่อหน่ายและยกระดับทักษะปฏิบัติ ผู้วิจัยจึงมีแนวคิดที่จะนำสื่อ</w:t>
+        </w:rPr>
+        <w:t xml:space="preserve">( ) </w:t>
       </w:r>
       <w:r>
         <w:rPr>
@@ -11398,191 +10633,14 @@
           <w:color w:val="000000" w:themeColor="text1"/>
           <w:sz w:val="32"/>
           <w:szCs w:val="32"/>
-        </w:rPr>
-        <w:t xml:space="preserve"> </w:t>
-      </w:r>
-      <w:r>
-        <w:rPr>
-          <w:rFonts w:ascii="TH SarabunPSK" w:hAnsi="TH SarabunPSK" w:cs="TH SarabunPSK"/>
-          <w:b/>
-          <w:bCs/>
-          <w:color w:val="000000" w:themeColor="text1"/>
-          <w:sz w:val="32"/>
-          <w:szCs w:val="32"/>
-          <w:cs/>
-        </w:rPr>
-        <w:t>เกมคอมพิวเตอร์ (</w:t>
-      </w:r>
-      <w:r>
-        <w:rPr>
-          <w:rFonts w:ascii="TH SarabunPSK" w:hAnsi="TH SarabunPSK" w:cs="TH SarabunPSK"/>
-          <w:b/>
-          <w:bCs/>
-          <w:color w:val="000000" w:themeColor="text1"/>
-          <w:sz w:val="32"/>
-          <w:szCs w:val="32"/>
-        </w:rPr>
-        <w:t>Instructional Games)</w:t>
-      </w:r>
-      <w:r>
-        <w:rPr>
-          <w:rFonts w:ascii="TH SarabunPSK" w:hAnsi="TH SarabunPSK" w:cs="TH SarabunPSK"/>
-          <w:color w:val="000000" w:themeColor="text1"/>
-          <w:sz w:val="32"/>
-          <w:szCs w:val="32"/>
-        </w:rPr>
-        <w:t xml:space="preserve"> </w:t>
-      </w:r>
-      <w:r>
-        <w:rPr>
-          <w:rFonts w:ascii="TH SarabunPSK" w:hAnsi="TH SarabunPSK" w:cs="TH SarabunPSK"/>
-          <w:color w:val="000000" w:themeColor="text1"/>
-          <w:sz w:val="32"/>
-          <w:szCs w:val="32"/>
-          <w:cs/>
-        </w:rPr>
-        <w:t>มาผสมผสานกับแนวคิด</w:t>
-      </w:r>
-      <w:r>
-        <w:rPr>
-          <w:rFonts w:ascii="TH SarabunPSK" w:hAnsi="TH SarabunPSK" w:cs="TH SarabunPSK"/>
-          <w:color w:val="000000" w:themeColor="text1"/>
-          <w:sz w:val="32"/>
-          <w:szCs w:val="32"/>
-        </w:rPr>
-        <w:t xml:space="preserve"> </w:t>
-      </w:r>
-      <w:r>
-        <w:rPr>
-          <w:rFonts w:ascii="TH SarabunPSK" w:hAnsi="TH SarabunPSK" w:cs="TH SarabunPSK"/>
-          <w:b/>
-          <w:bCs/>
-          <w:color w:val="000000" w:themeColor="text1"/>
-          <w:sz w:val="32"/>
-          <w:szCs w:val="32"/>
-          <w:cs/>
-        </w:rPr>
-        <w:t>เกม</w:t>
-      </w:r>
-      <w:proofErr w:type="spellStart"/>
-      <w:r>
-        <w:rPr>
-          <w:rFonts w:ascii="TH SarabunPSK" w:hAnsi="TH SarabunPSK" w:cs="TH SarabunPSK"/>
-          <w:b/>
-          <w:bCs/>
-          <w:color w:val="000000" w:themeColor="text1"/>
-          <w:sz w:val="32"/>
-          <w:szCs w:val="32"/>
-          <w:cs/>
-        </w:rPr>
-        <w:t>มิฟิ</w:t>
-      </w:r>
-      <w:proofErr w:type="spellEnd"/>
-      <w:r>
-        <w:rPr>
-          <w:rFonts w:ascii="TH SarabunPSK" w:hAnsi="TH SarabunPSK" w:cs="TH SarabunPSK"/>
-          <w:b/>
-          <w:bCs/>
-          <w:color w:val="000000" w:themeColor="text1"/>
-          <w:sz w:val="32"/>
-          <w:szCs w:val="32"/>
-          <w:cs/>
-        </w:rPr>
-        <w:t>เคชัน (</w:t>
-      </w:r>
-      <w:r>
-        <w:rPr>
-          <w:rFonts w:ascii="TH SarabunPSK" w:hAnsi="TH SarabunPSK" w:cs="TH SarabunPSK"/>
-          <w:b/>
-          <w:bCs/>
-          <w:color w:val="000000" w:themeColor="text1"/>
-          <w:sz w:val="32"/>
-          <w:szCs w:val="32"/>
-        </w:rPr>
-        <w:t>Gamification)</w:t>
-      </w:r>
-      <w:r>
-        <w:rPr>
-          <w:rFonts w:ascii="TH SarabunPSK" w:hAnsi="TH SarabunPSK" w:cs="TH SarabunPSK"/>
-          <w:color w:val="000000" w:themeColor="text1"/>
-          <w:sz w:val="32"/>
-          <w:szCs w:val="32"/>
-        </w:rPr>
-        <w:t xml:space="preserve"> </w:t>
-      </w:r>
-      <w:r>
-        <w:rPr>
-          <w:rFonts w:ascii="TH SarabunPSK" w:hAnsi="TH SarabunPSK" w:cs="TH SarabunPSK"/>
-          <w:color w:val="000000" w:themeColor="text1"/>
-          <w:sz w:val="32"/>
-          <w:szCs w:val="32"/>
-          <w:cs/>
-        </w:rPr>
-        <w:t>ซึ่งเป็นการนำกลไกของเกมมาใช้กระตุ้นแรงจูงใจ</w:t>
-      </w:r>
-      <w:r>
-        <w:rPr>
-          <w:rFonts w:ascii="TH SarabunPSK" w:hAnsi="TH SarabunPSK" w:cs="TH SarabunPSK"/>
-          <w:color w:val="000000" w:themeColor="text1"/>
-          <w:sz w:val="32"/>
-          <w:szCs w:val="32"/>
-        </w:rPr>
-        <w:t xml:space="preserve"> </w:t>
-      </w:r>
-      <w:r>
-        <w:rPr>
-          <w:rFonts w:ascii="TH SarabunPSK" w:hAnsi="TH SarabunPSK" w:cs="TH SarabunPSK"/>
-          <w:color w:val="000000" w:themeColor="text1"/>
-          <w:sz w:val="32"/>
-          <w:szCs w:val="32"/>
-          <w:cs/>
-        </w:rPr>
-        <w:t>โดยเปลี่ยนจากการฝึกทักษะที่น่าเบื่อให้เป็นภารกิจที่ท้าทาย ร่วมกับการจัดการเรียนรู้แบบ</w:t>
-      </w:r>
-      <w:r>
-        <w:rPr>
-          <w:rFonts w:ascii="TH SarabunPSK" w:hAnsi="TH SarabunPSK" w:cs="TH SarabunPSK"/>
-          <w:color w:val="000000" w:themeColor="text1"/>
-          <w:sz w:val="32"/>
-          <w:szCs w:val="32"/>
-        </w:rPr>
-        <w:t xml:space="preserve"> </w:t>
-      </w:r>
-      <w:r>
-        <w:rPr>
-          <w:rFonts w:ascii="TH SarabunPSK" w:hAnsi="TH SarabunPSK" w:cs="TH SarabunPSK"/>
-          <w:b/>
-          <w:bCs/>
-          <w:color w:val="000000" w:themeColor="text1"/>
-          <w:sz w:val="32"/>
-          <w:szCs w:val="32"/>
-        </w:rPr>
-        <w:t>Active Learning</w:t>
-      </w:r>
-      <w:r>
-        <w:rPr>
-          <w:rFonts w:ascii="TH SarabunPSK" w:hAnsi="TH SarabunPSK" w:cs="TH SarabunPSK"/>
-          <w:color w:val="000000" w:themeColor="text1"/>
-          <w:sz w:val="32"/>
-          <w:szCs w:val="32"/>
-        </w:rPr>
-        <w:t xml:space="preserve"> </w:t>
-      </w:r>
-      <w:r>
-        <w:rPr>
-          <w:rFonts w:ascii="TH SarabunPSK" w:hAnsi="TH SarabunPSK" w:cs="TH SarabunPSK"/>
-          <w:color w:val="000000" w:themeColor="text1"/>
-          <w:sz w:val="32"/>
-          <w:szCs w:val="32"/>
-          <w:cs/>
-        </w:rPr>
-        <w:t>เพื่อให้ผู้เรียนมีส่วนร่วมสูงสุดและสามารถสร้างองค์ความรู้เรื่องการใช้เทคโนโลยีเบื้องต้นผ่านประสบการณ์ตรง</w:t>
+          <w:cs/>
+        </w:rPr>
+        <w:t>ไม่เห็นชอบให้เป็นข้อตกลงในการพัฒนางาน โดยมีข้อเสนอแนะเพื่อนำไปแก้ไข และเสนอเพื่อพิจารณาอีกครั้ง ดังนี้</w:t>
       </w:r>
     </w:p>
     <w:p>
       <w:pPr>
-        <w:ind w:firstLine="720"/>
-        <w:jc w:val="thaiDistribute"/>
+        <w:spacing w:after="0" w:line="240" w:lineRule="auto"/>
         <w:rPr>
           <w:rFonts w:ascii="TH SarabunPSK" w:hAnsi="TH SarabunPSK" w:cs="TH SarabunPSK"/>
           <w:color w:val="000000" w:themeColor="text1"/>
@@ -11593,1617 +10651,16 @@
       <w:r>
         <w:rPr>
           <w:rFonts w:ascii="TH SarabunPSK" w:hAnsi="TH SarabunPSK" w:cs="TH SarabunPSK"/>
-          <w:b/>
-          <w:bCs/>
           <w:color w:val="000000" w:themeColor="text1"/>
           <w:sz w:val="32"/>
           <w:szCs w:val="32"/>
         </w:rPr>
-        <w:t xml:space="preserve">2. </w:t>
-      </w:r>
-      <w:r>
-        <w:rPr>
-          <w:rFonts w:ascii="TH SarabunPSK" w:hAnsi="TH SarabunPSK" w:cs="TH SarabunPSK"/>
-          <w:b/>
-          <w:bCs/>
-          <w:color w:val="000000" w:themeColor="text1"/>
-          <w:sz w:val="32"/>
-          <w:szCs w:val="32"/>
-          <w:cs/>
-        </w:rPr>
-        <w:t>วิธีการดำเนินการให้บรรลุผล</w:t>
+        <w:t>……………………………………………………………………………………………………………………………………………………………………………………………………………………………………………………………………………………………………………………………………………………………………………………………………………………………………………………………………………………………………………………………………………………………………………………………………………………………………………………………………………………………………………………</w:t>
       </w:r>
     </w:p>
     <w:p>
       <w:pPr>
-        <w:ind w:firstLine="720"/>
-        <w:jc w:val="thaiDistribute"/>
-        <w:rPr>
-          <w:rFonts w:ascii="TH SarabunPSK" w:hAnsi="TH SarabunPSK" w:cs="TH SarabunPSK" w:hint="cs"/>
-          <w:color w:val="000000" w:themeColor="text1"/>
-          <w:sz w:val="32"/>
-          <w:szCs w:val="32"/>
-        </w:rPr>
-      </w:pPr>
-      <w:r>
-        <w:rPr>
-          <w:rFonts w:ascii="TH SarabunPSK" w:hAnsi="TH SarabunPSK" w:cs="TH SarabunPSK" w:hint="cs"/>
-          <w:color w:val="000000" w:themeColor="text1"/>
-          <w:sz w:val="32"/>
-          <w:szCs w:val="32"/>
-          <w:cs/>
-        </w:rPr>
-        <w:t>การ</w:t>
-      </w:r>
-      <w:r>
-        <w:rPr>
-          <w:rFonts w:ascii="TH SarabunPSK" w:hAnsi="TH SarabunPSK" w:cs="TH SarabunPSK"/>
-          <w:color w:val="000000" w:themeColor="text1"/>
-          <w:sz w:val="32"/>
-          <w:szCs w:val="32"/>
-          <w:cs/>
-        </w:rPr>
-        <w:t>ดำเนินการพัฒนาทักษะการใช้เมาส์ตามวงจรการพัฒนาสื่อการสอนแบบ</w:t>
-      </w:r>
-      <w:r>
-        <w:rPr>
-          <w:rFonts w:ascii="TH SarabunPSK" w:hAnsi="TH SarabunPSK" w:cs="TH SarabunPSK"/>
-          <w:color w:val="000000" w:themeColor="text1"/>
-          <w:sz w:val="32"/>
-          <w:szCs w:val="32"/>
-        </w:rPr>
-        <w:t xml:space="preserve"> </w:t>
-      </w:r>
-      <w:r>
-        <w:rPr>
-          <w:rFonts w:ascii="TH SarabunPSK" w:hAnsi="TH SarabunPSK" w:cs="TH SarabunPSK"/>
-          <w:b/>
-          <w:bCs/>
-          <w:color w:val="000000" w:themeColor="text1"/>
-          <w:sz w:val="32"/>
-          <w:szCs w:val="32"/>
-        </w:rPr>
-        <w:t>ADDIE Model</w:t>
-      </w:r>
-      <w:r>
-        <w:rPr>
-          <w:rFonts w:ascii="TH SarabunPSK" w:hAnsi="TH SarabunPSK" w:cs="TH SarabunPSK"/>
-          <w:color w:val="000000" w:themeColor="text1"/>
-          <w:sz w:val="32"/>
-          <w:szCs w:val="32"/>
-        </w:rPr>
-        <w:t xml:space="preserve"> </w:t>
-      </w:r>
-      <w:r>
-        <w:rPr>
-          <w:rFonts w:ascii="TH SarabunPSK" w:hAnsi="TH SarabunPSK" w:cs="TH SarabunPSK"/>
-          <w:color w:val="000000" w:themeColor="text1"/>
-          <w:sz w:val="32"/>
-          <w:szCs w:val="32"/>
-          <w:cs/>
-        </w:rPr>
-        <w:t>ร่วมกับการจัดกิจกรรมการเรียนรู้เชิงรุก ดังนี้</w:t>
-      </w:r>
-    </w:p>
-    <w:p>
-      <w:pPr>
-        <w:ind w:left="720" w:firstLine="720"/>
-        <w:jc w:val="thaiDistribute"/>
-        <w:rPr>
-          <w:rFonts w:ascii="TH SarabunPSK" w:hAnsi="TH SarabunPSK" w:cs="TH SarabunPSK" w:hint="cs"/>
-          <w:color w:val="000000" w:themeColor="text1"/>
-          <w:sz w:val="32"/>
-          <w:szCs w:val="32"/>
-        </w:rPr>
-      </w:pPr>
-      <w:r>
-        <w:rPr>
-          <w:rFonts w:ascii="TH SarabunPSK" w:hAnsi="TH SarabunPSK" w:cs="TH SarabunPSK"/>
-          <w:b/>
-          <w:bCs/>
-          <w:color w:val="000000" w:themeColor="text1"/>
-          <w:sz w:val="32"/>
-          <w:szCs w:val="32"/>
-        </w:rPr>
-        <w:t xml:space="preserve">2.1 </w:t>
-      </w:r>
-      <w:r>
-        <w:rPr>
-          <w:rFonts w:ascii="TH SarabunPSK" w:hAnsi="TH SarabunPSK" w:cs="TH SarabunPSK"/>
-          <w:b/>
-          <w:bCs/>
-          <w:color w:val="000000" w:themeColor="text1"/>
-          <w:sz w:val="32"/>
-          <w:szCs w:val="32"/>
-          <w:cs/>
-        </w:rPr>
-        <w:t>ขั้นการวิเคราะห์ (</w:t>
-      </w:r>
-      <w:r>
-        <w:rPr>
-          <w:rFonts w:ascii="TH SarabunPSK" w:hAnsi="TH SarabunPSK" w:cs="TH SarabunPSK"/>
-          <w:b/>
-          <w:bCs/>
-          <w:color w:val="000000" w:themeColor="text1"/>
-          <w:sz w:val="32"/>
-          <w:szCs w:val="32"/>
-        </w:rPr>
-        <w:t>Analysis)</w:t>
-      </w:r>
-    </w:p>
-    <w:p>
-      <w:pPr>
-        <w:ind w:left="720" w:firstLine="720"/>
-        <w:jc w:val="thaiDistribute"/>
-        <w:rPr>
-          <w:rFonts w:ascii="TH SarabunPSK" w:hAnsi="TH SarabunPSK" w:cs="TH SarabunPSK"/>
-          <w:color w:val="000000" w:themeColor="text1"/>
-          <w:sz w:val="32"/>
-          <w:szCs w:val="32"/>
-        </w:rPr>
-      </w:pPr>
-      <w:r>
-        <w:rPr>
-          <w:rFonts w:ascii="TH SarabunPSK" w:hAnsi="TH SarabunPSK" w:cs="TH SarabunPSK"/>
-          <w:color w:val="000000" w:themeColor="text1"/>
-          <w:sz w:val="32"/>
-          <w:szCs w:val="32"/>
-        </w:rPr>
-        <w:t xml:space="preserve">• </w:t>
-      </w:r>
-      <w:r>
-        <w:rPr>
-          <w:rFonts w:ascii="TH SarabunPSK" w:hAnsi="TH SarabunPSK" w:cs="TH SarabunPSK"/>
-          <w:color w:val="000000" w:themeColor="text1"/>
-          <w:sz w:val="32"/>
-          <w:szCs w:val="32"/>
-          <w:cs/>
-        </w:rPr>
-        <w:t xml:space="preserve">วิเคราะห์หลักสูตรแกนกลางและมาตรฐานการเรียนรู้ ว </w:t>
-      </w:r>
-      <w:r>
-        <w:rPr>
-          <w:rFonts w:ascii="TH SarabunPSK" w:hAnsi="TH SarabunPSK" w:cs="TH SarabunPSK"/>
-          <w:color w:val="000000" w:themeColor="text1"/>
-          <w:sz w:val="32"/>
-          <w:szCs w:val="32"/>
-        </w:rPr>
-        <w:t>4.2</w:t>
-      </w:r>
-    </w:p>
-    <w:p>
-      <w:pPr>
-        <w:ind w:left="720" w:firstLine="720"/>
-        <w:jc w:val="thaiDistribute"/>
-        <w:rPr>
-          <w:rFonts w:ascii="TH SarabunPSK" w:hAnsi="TH SarabunPSK" w:cs="TH SarabunPSK"/>
-          <w:color w:val="000000" w:themeColor="text1"/>
-          <w:sz w:val="32"/>
-          <w:szCs w:val="32"/>
-        </w:rPr>
-      </w:pPr>
-      <w:r>
-        <w:rPr>
-          <w:rFonts w:ascii="TH SarabunPSK" w:hAnsi="TH SarabunPSK" w:cs="TH SarabunPSK"/>
-          <w:color w:val="000000" w:themeColor="text1"/>
-          <w:sz w:val="32"/>
-          <w:szCs w:val="32"/>
-        </w:rPr>
-        <w:t xml:space="preserve">• </w:t>
-      </w:r>
-      <w:r>
-        <w:rPr>
-          <w:rFonts w:ascii="TH SarabunPSK" w:hAnsi="TH SarabunPSK" w:cs="TH SarabunPSK"/>
-          <w:color w:val="000000" w:themeColor="text1"/>
-          <w:sz w:val="32"/>
-          <w:szCs w:val="32"/>
-          <w:cs/>
-        </w:rPr>
-        <w:t xml:space="preserve">สำรวจพื้นฐานเดิมของนักเรียนกลุ่มเป้าหมาย </w:t>
-      </w:r>
-      <w:r>
-        <w:rPr>
-          <w:rFonts w:ascii="TH SarabunPSK" w:hAnsi="TH SarabunPSK" w:cs="TH SarabunPSK"/>
-          <w:color w:val="000000" w:themeColor="text1"/>
-          <w:sz w:val="32"/>
-          <w:szCs w:val="32"/>
-        </w:rPr>
-        <w:t xml:space="preserve">9 </w:t>
-      </w:r>
-      <w:r>
-        <w:rPr>
-          <w:rFonts w:ascii="TH SarabunPSK" w:hAnsi="TH SarabunPSK" w:cs="TH SarabunPSK"/>
-          <w:color w:val="000000" w:themeColor="text1"/>
-          <w:sz w:val="32"/>
-          <w:szCs w:val="32"/>
-          <w:cs/>
-        </w:rPr>
-        <w:t>คน เกี่ยวกับทักษะการใช้เมาส์ โดยใช้แบบทดสอบก่อนเรียน (</w:t>
-      </w:r>
-      <w:r>
-        <w:rPr>
-          <w:rFonts w:ascii="TH SarabunPSK" w:hAnsi="TH SarabunPSK" w:cs="TH SarabunPSK"/>
-          <w:color w:val="000000" w:themeColor="text1"/>
-          <w:sz w:val="32"/>
-          <w:szCs w:val="32"/>
-        </w:rPr>
-        <w:t xml:space="preserve">Pre-test) </w:t>
-      </w:r>
-      <w:r>
-        <w:rPr>
-          <w:rFonts w:ascii="TH SarabunPSK" w:hAnsi="TH SarabunPSK" w:cs="TH SarabunPSK"/>
-          <w:color w:val="000000" w:themeColor="text1"/>
-          <w:sz w:val="32"/>
-          <w:szCs w:val="32"/>
-          <w:cs/>
-        </w:rPr>
-        <w:t>และแบบสังเกตพฤติกรรมเบื้องต้น</w:t>
-      </w:r>
-    </w:p>
-    <w:p>
-      <w:pPr>
-        <w:ind w:left="720" w:firstLine="720"/>
-        <w:jc w:val="thaiDistribute"/>
-        <w:rPr>
-          <w:rFonts w:ascii="TH SarabunPSK" w:hAnsi="TH SarabunPSK" w:cs="TH SarabunPSK" w:hint="cs"/>
-          <w:color w:val="000000" w:themeColor="text1"/>
-          <w:sz w:val="32"/>
-          <w:szCs w:val="32"/>
-        </w:rPr>
-      </w:pPr>
-      <w:r>
-        <w:rPr>
-          <w:rFonts w:ascii="TH SarabunPSK" w:hAnsi="TH SarabunPSK" w:cs="TH SarabunPSK"/>
-          <w:b/>
-          <w:bCs/>
-          <w:color w:val="000000" w:themeColor="text1"/>
-          <w:sz w:val="32"/>
-          <w:szCs w:val="32"/>
-        </w:rPr>
-        <w:t xml:space="preserve">2.2 </w:t>
-      </w:r>
-      <w:r>
-        <w:rPr>
-          <w:rFonts w:ascii="TH SarabunPSK" w:hAnsi="TH SarabunPSK" w:cs="TH SarabunPSK"/>
-          <w:b/>
-          <w:bCs/>
-          <w:color w:val="000000" w:themeColor="text1"/>
-          <w:sz w:val="32"/>
-          <w:szCs w:val="32"/>
-          <w:cs/>
-        </w:rPr>
-        <w:t>ขั้นการออกแบบ (</w:t>
-      </w:r>
-      <w:r>
-        <w:rPr>
-          <w:rFonts w:ascii="TH SarabunPSK" w:hAnsi="TH SarabunPSK" w:cs="TH SarabunPSK"/>
-          <w:b/>
-          <w:bCs/>
-          <w:color w:val="000000" w:themeColor="text1"/>
-          <w:sz w:val="32"/>
-          <w:szCs w:val="32"/>
-        </w:rPr>
-        <w:t xml:space="preserve">Design) </w:t>
-      </w:r>
-      <w:r>
-        <w:rPr>
-          <w:rFonts w:ascii="TH SarabunPSK" w:hAnsi="TH SarabunPSK" w:cs="TH SarabunPSK"/>
-          <w:b/>
-          <w:bCs/>
-          <w:color w:val="000000" w:themeColor="text1"/>
-          <w:sz w:val="32"/>
-          <w:szCs w:val="32"/>
-          <w:cs/>
-        </w:rPr>
-        <w:t>และการพัฒนา (</w:t>
-      </w:r>
-      <w:r>
-        <w:rPr>
-          <w:rFonts w:ascii="TH SarabunPSK" w:hAnsi="TH SarabunPSK" w:cs="TH SarabunPSK"/>
-          <w:b/>
-          <w:bCs/>
-          <w:color w:val="000000" w:themeColor="text1"/>
-          <w:sz w:val="32"/>
-          <w:szCs w:val="32"/>
-        </w:rPr>
-        <w:t>Development)</w:t>
-      </w:r>
-    </w:p>
-    <w:p>
-      <w:pPr>
-        <w:ind w:left="720" w:firstLine="720"/>
-        <w:jc w:val="thaiDistribute"/>
-        <w:rPr>
-          <w:rFonts w:ascii="TH SarabunPSK" w:hAnsi="TH SarabunPSK" w:cs="TH SarabunPSK"/>
-          <w:color w:val="000000" w:themeColor="text1"/>
-          <w:sz w:val="32"/>
-          <w:szCs w:val="32"/>
-        </w:rPr>
-      </w:pPr>
-      <w:r>
-        <w:rPr>
-          <w:rFonts w:ascii="TH SarabunPSK" w:hAnsi="TH SarabunPSK" w:cs="TH SarabunPSK"/>
-          <w:color w:val="000000" w:themeColor="text1"/>
-          <w:sz w:val="32"/>
-          <w:szCs w:val="32"/>
-        </w:rPr>
-        <w:t xml:space="preserve">• </w:t>
-      </w:r>
-      <w:r>
-        <w:rPr>
-          <w:rFonts w:ascii="TH SarabunPSK" w:hAnsi="TH SarabunPSK" w:cs="TH SarabunPSK"/>
-          <w:color w:val="000000" w:themeColor="text1"/>
-          <w:sz w:val="32"/>
-          <w:szCs w:val="32"/>
-          <w:cs/>
-        </w:rPr>
-        <w:t xml:space="preserve">ออกแบบแผนการจัดการเรียนรู้ </w:t>
-      </w:r>
-      <w:r>
-        <w:rPr>
-          <w:rFonts w:ascii="TH SarabunPSK" w:hAnsi="TH SarabunPSK" w:cs="TH SarabunPSK"/>
-          <w:color w:val="000000" w:themeColor="text1"/>
-          <w:sz w:val="32"/>
-          <w:szCs w:val="32"/>
-        </w:rPr>
-        <w:t xml:space="preserve">4 </w:t>
-      </w:r>
-      <w:r>
-        <w:rPr>
-          <w:rFonts w:ascii="TH SarabunPSK" w:hAnsi="TH SarabunPSK" w:cs="TH SarabunPSK"/>
-          <w:color w:val="000000" w:themeColor="text1"/>
-          <w:sz w:val="32"/>
-          <w:szCs w:val="32"/>
-          <w:cs/>
-        </w:rPr>
-        <w:t xml:space="preserve">ชั่วโมง ที่เน้นเทคนิค </w:t>
-      </w:r>
-      <w:r>
-        <w:rPr>
-          <w:rFonts w:ascii="TH SarabunPSK" w:hAnsi="TH SarabunPSK" w:cs="TH SarabunPSK"/>
-          <w:color w:val="000000" w:themeColor="text1"/>
-          <w:sz w:val="32"/>
-          <w:szCs w:val="32"/>
-        </w:rPr>
-        <w:t>Active Learning</w:t>
-      </w:r>
-    </w:p>
-    <w:p>
-      <w:pPr>
-        <w:ind w:left="720" w:firstLine="720"/>
-        <w:jc w:val="thaiDistribute"/>
-        <w:rPr>
-          <w:rFonts w:ascii="TH SarabunPSK" w:hAnsi="TH SarabunPSK" w:cs="TH SarabunPSK" w:hint="cs"/>
-          <w:color w:val="000000" w:themeColor="text1"/>
-          <w:sz w:val="32"/>
-          <w:szCs w:val="32"/>
-        </w:rPr>
-      </w:pPr>
-      <w:r>
-        <w:rPr>
-          <w:rFonts w:ascii="TH SarabunPSK" w:hAnsi="TH SarabunPSK" w:cs="TH SarabunPSK"/>
-          <w:color w:val="000000" w:themeColor="text1"/>
-          <w:sz w:val="32"/>
-          <w:szCs w:val="32"/>
-        </w:rPr>
-        <w:lastRenderedPageBreak/>
-        <w:t xml:space="preserve">• </w:t>
-      </w:r>
-      <w:r>
-        <w:rPr>
-          <w:rFonts w:ascii="TH SarabunPSK" w:hAnsi="TH SarabunPSK" w:cs="TH SarabunPSK"/>
-          <w:color w:val="000000" w:themeColor="text1"/>
-          <w:sz w:val="32"/>
-          <w:szCs w:val="32"/>
-          <w:cs/>
-        </w:rPr>
-        <w:t>คัดเลือกและจัดเตรียมสื่อเกมที่เหมาะสมจากแหล่งต่างๆ เช่น</w:t>
-      </w:r>
-    </w:p>
-    <w:p>
-      <w:pPr>
-        <w:ind w:left="720" w:firstLine="720"/>
-        <w:jc w:val="thaiDistribute"/>
-        <w:rPr>
-          <w:rFonts w:ascii="TH SarabunPSK" w:hAnsi="TH SarabunPSK" w:cs="TH SarabunPSK" w:hint="cs"/>
-          <w:color w:val="000000" w:themeColor="text1"/>
-          <w:sz w:val="32"/>
-          <w:szCs w:val="32"/>
-        </w:rPr>
-      </w:pPr>
-      <w:r>
-        <w:rPr>
-          <w:rFonts w:ascii="TH SarabunPSK" w:hAnsi="TH SarabunPSK" w:cs="TH SarabunPSK"/>
-          <w:color w:val="000000" w:themeColor="text1"/>
-          <w:sz w:val="32"/>
-          <w:szCs w:val="32"/>
-        </w:rPr>
-        <w:t>    </w:t>
-      </w:r>
-      <w:r>
-        <w:rPr>
-          <w:rFonts w:ascii="Arial" w:hAnsi="Arial" w:cs="Arial"/>
-          <w:color w:val="000000" w:themeColor="text1"/>
-          <w:sz w:val="32"/>
-          <w:szCs w:val="32"/>
-        </w:rPr>
-        <w:t>◦</w:t>
-      </w:r>
-      <w:r>
-        <w:rPr>
-          <w:rFonts w:ascii="TH SarabunPSK" w:hAnsi="TH SarabunPSK" w:cs="TH SarabunPSK"/>
-          <w:color w:val="000000" w:themeColor="text1"/>
-          <w:sz w:val="32"/>
-          <w:szCs w:val="32"/>
-        </w:rPr>
-        <w:t xml:space="preserve"> </w:t>
-      </w:r>
-      <w:r>
-        <w:rPr>
-          <w:rFonts w:ascii="TH SarabunPSK" w:hAnsi="TH SarabunPSK" w:cs="TH SarabunPSK"/>
-          <w:b/>
-          <w:bCs/>
-          <w:color w:val="000000" w:themeColor="text1"/>
-          <w:sz w:val="32"/>
-          <w:szCs w:val="32"/>
-        </w:rPr>
-        <w:t>Code.org</w:t>
-      </w:r>
-      <w:r>
-        <w:rPr>
-          <w:rFonts w:ascii="TH SarabunPSK" w:hAnsi="TH SarabunPSK" w:cs="TH SarabunPSK"/>
-          <w:color w:val="000000" w:themeColor="text1"/>
-          <w:sz w:val="32"/>
-          <w:szCs w:val="32"/>
-        </w:rPr>
-        <w:t xml:space="preserve"> </w:t>
-      </w:r>
-      <w:r>
-        <w:rPr>
-          <w:rFonts w:ascii="TH SarabunPSK" w:hAnsi="TH SarabunPSK" w:cs="TH SarabunPSK"/>
-          <w:color w:val="000000" w:themeColor="text1"/>
-          <w:sz w:val="32"/>
-          <w:szCs w:val="32"/>
-          <w:cs/>
-        </w:rPr>
-        <w:t xml:space="preserve">ภาค </w:t>
-      </w:r>
-      <w:r>
-        <w:rPr>
-          <w:rFonts w:ascii="TH SarabunPSK" w:hAnsi="TH SarabunPSK" w:cs="TH SarabunPSK"/>
-          <w:color w:val="000000" w:themeColor="text1"/>
-          <w:sz w:val="32"/>
-          <w:szCs w:val="32"/>
-        </w:rPr>
-        <w:t xml:space="preserve">Pre-reader </w:t>
-      </w:r>
-      <w:r>
-        <w:rPr>
-          <w:rFonts w:ascii="TH SarabunPSK" w:hAnsi="TH SarabunPSK" w:cs="TH SarabunPSK"/>
-          <w:color w:val="000000" w:themeColor="text1"/>
-          <w:sz w:val="32"/>
-          <w:szCs w:val="32"/>
-          <w:cs/>
-        </w:rPr>
-        <w:t>เพื่อฝึกทักษะการลากและวาง</w:t>
-      </w:r>
-    </w:p>
-    <w:p>
-      <w:pPr>
-        <w:ind w:left="720" w:firstLine="720"/>
-        <w:jc w:val="thaiDistribute"/>
-        <w:rPr>
-          <w:rFonts w:ascii="TH SarabunPSK" w:hAnsi="TH SarabunPSK" w:cs="TH SarabunPSK"/>
-          <w:color w:val="000000" w:themeColor="text1"/>
-          <w:sz w:val="32"/>
-          <w:szCs w:val="32"/>
-        </w:rPr>
-      </w:pPr>
-      <w:r>
-        <w:rPr>
-          <w:rFonts w:ascii="TH SarabunPSK" w:hAnsi="TH SarabunPSK" w:cs="TH SarabunPSK"/>
-          <w:color w:val="000000" w:themeColor="text1"/>
-          <w:sz w:val="32"/>
-          <w:szCs w:val="32"/>
-        </w:rPr>
-        <w:t>    </w:t>
-      </w:r>
-      <w:r>
-        <w:rPr>
-          <w:rFonts w:ascii="Arial" w:hAnsi="Arial" w:cs="Arial"/>
-          <w:color w:val="000000" w:themeColor="text1"/>
-          <w:sz w:val="32"/>
-          <w:szCs w:val="32"/>
-        </w:rPr>
-        <w:t>◦</w:t>
-      </w:r>
-      <w:r>
-        <w:rPr>
-          <w:rFonts w:ascii="TH SarabunPSK" w:hAnsi="TH SarabunPSK" w:cs="TH SarabunPSK"/>
-          <w:color w:val="000000" w:themeColor="text1"/>
-          <w:sz w:val="32"/>
-          <w:szCs w:val="32"/>
-        </w:rPr>
-        <w:t xml:space="preserve"> </w:t>
-      </w:r>
-      <w:r>
-        <w:rPr>
-          <w:rFonts w:ascii="TH SarabunPSK" w:hAnsi="TH SarabunPSK" w:cs="TH SarabunPSK"/>
-          <w:b/>
-          <w:bCs/>
-          <w:color w:val="000000" w:themeColor="text1"/>
-          <w:sz w:val="32"/>
-          <w:szCs w:val="32"/>
-        </w:rPr>
-        <w:t xml:space="preserve">Poki.com </w:t>
-      </w:r>
-      <w:r>
-        <w:rPr>
-          <w:rFonts w:ascii="TH SarabunPSK" w:hAnsi="TH SarabunPSK" w:cs="TH SarabunPSK"/>
-          <w:b/>
-          <w:bCs/>
-          <w:color w:val="000000" w:themeColor="text1"/>
-          <w:sz w:val="32"/>
-          <w:szCs w:val="32"/>
-          <w:cs/>
-        </w:rPr>
-        <w:t xml:space="preserve">และ </w:t>
-      </w:r>
-      <w:r>
-        <w:rPr>
-          <w:rFonts w:ascii="TH SarabunPSK" w:hAnsi="TH SarabunPSK" w:cs="TH SarabunPSK"/>
-          <w:b/>
-          <w:bCs/>
-          <w:color w:val="000000" w:themeColor="text1"/>
-          <w:sz w:val="32"/>
-          <w:szCs w:val="32"/>
-        </w:rPr>
-        <w:t>Canva Games:</w:t>
-      </w:r>
-      <w:r>
-        <w:rPr>
-          <w:rFonts w:ascii="TH SarabunPSK" w:hAnsi="TH SarabunPSK" w:cs="TH SarabunPSK"/>
-          <w:color w:val="000000" w:themeColor="text1"/>
-          <w:sz w:val="32"/>
-          <w:szCs w:val="32"/>
-        </w:rPr>
-        <w:t xml:space="preserve"> </w:t>
-      </w:r>
-      <w:r>
-        <w:rPr>
-          <w:rFonts w:ascii="TH SarabunPSK" w:hAnsi="TH SarabunPSK" w:cs="TH SarabunPSK"/>
-          <w:color w:val="000000" w:themeColor="text1"/>
-          <w:sz w:val="32"/>
-          <w:szCs w:val="32"/>
-          <w:cs/>
-        </w:rPr>
-        <w:t xml:space="preserve">เพื่อฝึกการเคลื่อนที่เมาส์ในทิศทางต่างๆ อย่างสนุกสนาน </w:t>
-      </w:r>
-    </w:p>
-    <w:p>
-      <w:pPr>
-        <w:ind w:left="720" w:firstLine="720"/>
-        <w:jc w:val="thaiDistribute"/>
-        <w:rPr>
-          <w:rFonts w:ascii="TH SarabunPSK" w:hAnsi="TH SarabunPSK" w:cs="TH SarabunPSK"/>
-          <w:color w:val="000000" w:themeColor="text1"/>
-          <w:sz w:val="32"/>
-          <w:szCs w:val="32"/>
-        </w:rPr>
-      </w:pPr>
-      <w:r>
-        <w:rPr>
-          <w:rFonts w:ascii="TH SarabunPSK" w:hAnsi="TH SarabunPSK" w:cs="TH SarabunPSK"/>
-          <w:color w:val="000000" w:themeColor="text1"/>
-          <w:sz w:val="32"/>
-          <w:szCs w:val="32"/>
-        </w:rPr>
-        <w:t xml:space="preserve">• </w:t>
-      </w:r>
-      <w:r>
-        <w:rPr>
-          <w:rFonts w:ascii="TH SarabunPSK" w:hAnsi="TH SarabunPSK" w:cs="TH SarabunPSK"/>
-          <w:color w:val="000000" w:themeColor="text1"/>
-          <w:sz w:val="32"/>
-          <w:szCs w:val="32"/>
-          <w:cs/>
-        </w:rPr>
-        <w:t>นำกลไกเกม</w:t>
-      </w:r>
-      <w:proofErr w:type="spellStart"/>
-      <w:r>
-        <w:rPr>
-          <w:rFonts w:ascii="TH SarabunPSK" w:hAnsi="TH SarabunPSK" w:cs="TH SarabunPSK"/>
-          <w:color w:val="000000" w:themeColor="text1"/>
-          <w:sz w:val="32"/>
-          <w:szCs w:val="32"/>
-          <w:cs/>
-        </w:rPr>
-        <w:t>มิฟิ</w:t>
-      </w:r>
-      <w:proofErr w:type="spellEnd"/>
-      <w:r>
-        <w:rPr>
-          <w:rFonts w:ascii="TH SarabunPSK" w:hAnsi="TH SarabunPSK" w:cs="TH SarabunPSK"/>
-          <w:color w:val="000000" w:themeColor="text1"/>
-          <w:sz w:val="32"/>
-          <w:szCs w:val="32"/>
-          <w:cs/>
-        </w:rPr>
-        <w:t xml:space="preserve">เคชัน </w:t>
-      </w:r>
-      <w:r>
-        <w:rPr>
-          <w:rFonts w:ascii="TH SarabunPSK" w:hAnsi="TH SarabunPSK" w:cs="TH SarabunPSK"/>
-          <w:color w:val="000000" w:themeColor="text1"/>
-          <w:sz w:val="32"/>
-          <w:szCs w:val="32"/>
-        </w:rPr>
-        <w:t xml:space="preserve">7 </w:t>
-      </w:r>
-      <w:r>
-        <w:rPr>
-          <w:rFonts w:ascii="TH SarabunPSK" w:hAnsi="TH SarabunPSK" w:cs="TH SarabunPSK"/>
-          <w:color w:val="000000" w:themeColor="text1"/>
-          <w:sz w:val="32"/>
-          <w:szCs w:val="32"/>
-          <w:cs/>
-        </w:rPr>
-        <w:t>องค์ประกอบมาใช้ ได้แก่ กติกา</w:t>
-      </w:r>
-      <w:r>
-        <w:rPr>
-          <w:rFonts w:ascii="TH SarabunPSK" w:hAnsi="TH SarabunPSK" w:cs="TH SarabunPSK"/>
-          <w:color w:val="000000" w:themeColor="text1"/>
-          <w:sz w:val="32"/>
-          <w:szCs w:val="32"/>
-        </w:rPr>
-        <w:t xml:space="preserve">, </w:t>
-      </w:r>
-      <w:r>
-        <w:rPr>
-          <w:rFonts w:ascii="TH SarabunPSK" w:hAnsi="TH SarabunPSK" w:cs="TH SarabunPSK"/>
-          <w:color w:val="000000" w:themeColor="text1"/>
-          <w:sz w:val="32"/>
-          <w:szCs w:val="32"/>
-          <w:cs/>
-        </w:rPr>
-        <w:t>การแข่งขัน</w:t>
-      </w:r>
-      <w:r>
-        <w:rPr>
-          <w:rFonts w:ascii="TH SarabunPSK" w:hAnsi="TH SarabunPSK" w:cs="TH SarabunPSK"/>
-          <w:color w:val="000000" w:themeColor="text1"/>
-          <w:sz w:val="32"/>
-          <w:szCs w:val="32"/>
-        </w:rPr>
-        <w:t xml:space="preserve">, </w:t>
-      </w:r>
-      <w:r>
-        <w:rPr>
-          <w:rFonts w:ascii="TH SarabunPSK" w:hAnsi="TH SarabunPSK" w:cs="TH SarabunPSK"/>
-          <w:color w:val="000000" w:themeColor="text1"/>
-          <w:sz w:val="32"/>
-          <w:szCs w:val="32"/>
-          <w:cs/>
-        </w:rPr>
-        <w:t>เวลา</w:t>
-      </w:r>
-      <w:r>
-        <w:rPr>
-          <w:rFonts w:ascii="TH SarabunPSK" w:hAnsi="TH SarabunPSK" w:cs="TH SarabunPSK"/>
-          <w:color w:val="000000" w:themeColor="text1"/>
-          <w:sz w:val="32"/>
-          <w:szCs w:val="32"/>
-        </w:rPr>
-        <w:t xml:space="preserve">, </w:t>
-      </w:r>
-      <w:r>
-        <w:rPr>
-          <w:rFonts w:ascii="TH SarabunPSK" w:hAnsi="TH SarabunPSK" w:cs="TH SarabunPSK"/>
-          <w:color w:val="000000" w:themeColor="text1"/>
-          <w:sz w:val="32"/>
-          <w:szCs w:val="32"/>
-          <w:cs/>
-        </w:rPr>
-        <w:t>ระดับ (</w:t>
-      </w:r>
-      <w:r>
-        <w:rPr>
-          <w:rFonts w:ascii="TH SarabunPSK" w:hAnsi="TH SarabunPSK" w:cs="TH SarabunPSK"/>
-          <w:color w:val="000000" w:themeColor="text1"/>
-          <w:sz w:val="32"/>
-          <w:szCs w:val="32"/>
-        </w:rPr>
-        <w:t xml:space="preserve">Levels), </w:t>
-      </w:r>
-      <w:r>
-        <w:rPr>
-          <w:rFonts w:ascii="TH SarabunPSK" w:hAnsi="TH SarabunPSK" w:cs="TH SarabunPSK"/>
-          <w:color w:val="000000" w:themeColor="text1"/>
-          <w:sz w:val="32"/>
-          <w:szCs w:val="32"/>
-          <w:cs/>
-        </w:rPr>
-        <w:t>ความร่วมมือ</w:t>
-      </w:r>
-      <w:r>
-        <w:rPr>
-          <w:rFonts w:ascii="TH SarabunPSK" w:hAnsi="TH SarabunPSK" w:cs="TH SarabunPSK"/>
-          <w:color w:val="000000" w:themeColor="text1"/>
-          <w:sz w:val="32"/>
-          <w:szCs w:val="32"/>
-        </w:rPr>
-        <w:t xml:space="preserve">, </w:t>
-      </w:r>
-      <w:r>
-        <w:rPr>
-          <w:rFonts w:ascii="TH SarabunPSK" w:hAnsi="TH SarabunPSK" w:cs="TH SarabunPSK"/>
-          <w:color w:val="000000" w:themeColor="text1"/>
-          <w:sz w:val="32"/>
-          <w:szCs w:val="32"/>
-          <w:cs/>
-        </w:rPr>
-        <w:t>รางวัลเหรียญตรา (</w:t>
-      </w:r>
-      <w:r>
-        <w:rPr>
-          <w:rFonts w:ascii="TH SarabunPSK" w:hAnsi="TH SarabunPSK" w:cs="TH SarabunPSK"/>
-          <w:color w:val="000000" w:themeColor="text1"/>
-          <w:sz w:val="32"/>
-          <w:szCs w:val="32"/>
-        </w:rPr>
-        <w:t xml:space="preserve">Badges) </w:t>
-      </w:r>
-      <w:r>
-        <w:rPr>
-          <w:rFonts w:ascii="TH SarabunPSK" w:hAnsi="TH SarabunPSK" w:cs="TH SarabunPSK"/>
-          <w:color w:val="000000" w:themeColor="text1"/>
-          <w:sz w:val="32"/>
-          <w:szCs w:val="32"/>
-          <w:cs/>
-        </w:rPr>
-        <w:t>และผลสะท้อนกลับทันที (</w:t>
-      </w:r>
-      <w:r>
-        <w:rPr>
-          <w:rFonts w:ascii="TH SarabunPSK" w:hAnsi="TH SarabunPSK" w:cs="TH SarabunPSK"/>
-          <w:color w:val="000000" w:themeColor="text1"/>
-          <w:sz w:val="32"/>
-          <w:szCs w:val="32"/>
-        </w:rPr>
-        <w:t xml:space="preserve">Feedback) </w:t>
-      </w:r>
-      <w:r>
-        <w:rPr>
-          <w:rFonts w:ascii="TH SarabunPSK" w:hAnsi="TH SarabunPSK" w:cs="TH SarabunPSK"/>
-          <w:color w:val="000000" w:themeColor="text1"/>
-          <w:sz w:val="32"/>
-          <w:szCs w:val="32"/>
-          <w:cs/>
-        </w:rPr>
-        <w:t>เพื่อสร้างความท้าทาย</w:t>
-      </w:r>
-    </w:p>
-    <w:p>
-      <w:pPr>
-        <w:ind w:left="720" w:firstLine="720"/>
-        <w:jc w:val="thaiDistribute"/>
-        <w:rPr>
-          <w:rFonts w:ascii="TH SarabunPSK" w:hAnsi="TH SarabunPSK" w:cs="TH SarabunPSK"/>
-          <w:color w:val="000000" w:themeColor="text1"/>
-          <w:sz w:val="32"/>
-          <w:szCs w:val="32"/>
-        </w:rPr>
-      </w:pPr>
-      <w:r>
-        <w:rPr>
-          <w:rFonts w:ascii="TH SarabunPSK" w:hAnsi="TH SarabunPSK" w:cs="TH SarabunPSK"/>
-          <w:color w:val="000000" w:themeColor="text1"/>
-          <w:sz w:val="32"/>
-          <w:szCs w:val="32"/>
-        </w:rPr>
-        <w:t xml:space="preserve">• </w:t>
-      </w:r>
-      <w:r>
-        <w:rPr>
-          <w:rFonts w:ascii="TH SarabunPSK" w:hAnsi="TH SarabunPSK" w:cs="TH SarabunPSK"/>
-          <w:color w:val="000000" w:themeColor="text1"/>
-          <w:sz w:val="32"/>
-          <w:szCs w:val="32"/>
-          <w:cs/>
-        </w:rPr>
-        <w:t xml:space="preserve">ตรวจสอบคุณภาพสื่อและเครื่องมือวัดผลโดยผู้เชี่ยวชาญเพื่อหาค่า </w:t>
-      </w:r>
-      <w:r>
-        <w:rPr>
-          <w:rFonts w:ascii="TH SarabunPSK" w:hAnsi="TH SarabunPSK" w:cs="TH SarabunPSK"/>
-          <w:color w:val="000000" w:themeColor="text1"/>
-          <w:sz w:val="32"/>
-          <w:szCs w:val="32"/>
-        </w:rPr>
-        <w:t>IOC</w:t>
-      </w:r>
-    </w:p>
-    <w:p>
-      <w:pPr>
-        <w:ind w:left="720" w:firstLine="720"/>
-        <w:jc w:val="thaiDistribute"/>
-        <w:rPr>
-          <w:rFonts w:ascii="TH SarabunPSK" w:hAnsi="TH SarabunPSK" w:cs="TH SarabunPSK"/>
-          <w:color w:val="000000" w:themeColor="text1"/>
-          <w:sz w:val="32"/>
-          <w:szCs w:val="32"/>
-        </w:rPr>
-      </w:pPr>
-      <w:r>
-        <w:rPr>
-          <w:rFonts w:ascii="TH SarabunPSK" w:hAnsi="TH SarabunPSK" w:cs="TH SarabunPSK"/>
-          <w:b/>
-          <w:bCs/>
-          <w:color w:val="000000" w:themeColor="text1"/>
-          <w:sz w:val="32"/>
-          <w:szCs w:val="32"/>
-        </w:rPr>
-        <w:t xml:space="preserve">2.3 </w:t>
-      </w:r>
-      <w:r>
-        <w:rPr>
-          <w:rFonts w:ascii="TH SarabunPSK" w:hAnsi="TH SarabunPSK" w:cs="TH SarabunPSK"/>
-          <w:b/>
-          <w:bCs/>
-          <w:color w:val="000000" w:themeColor="text1"/>
-          <w:sz w:val="32"/>
-          <w:szCs w:val="32"/>
-          <w:cs/>
-        </w:rPr>
-        <w:t>ขั้นการนำไปใช้ (</w:t>
-      </w:r>
-      <w:r>
-        <w:rPr>
-          <w:rFonts w:ascii="TH SarabunPSK" w:hAnsi="TH SarabunPSK" w:cs="TH SarabunPSK"/>
-          <w:b/>
-          <w:bCs/>
-          <w:color w:val="000000" w:themeColor="text1"/>
-          <w:sz w:val="32"/>
-          <w:szCs w:val="32"/>
-        </w:rPr>
-        <w:t>Implementation):</w:t>
-      </w:r>
-    </w:p>
-    <w:p>
-      <w:pPr>
-        <w:ind w:left="720" w:firstLine="720"/>
-        <w:jc w:val="thaiDistribute"/>
-        <w:rPr>
-          <w:rFonts w:ascii="TH SarabunPSK" w:hAnsi="TH SarabunPSK" w:cs="TH SarabunPSK"/>
-          <w:color w:val="000000" w:themeColor="text1"/>
-          <w:sz w:val="32"/>
-          <w:szCs w:val="32"/>
-        </w:rPr>
-      </w:pPr>
-      <w:r>
-        <w:rPr>
-          <w:rFonts w:ascii="TH SarabunPSK" w:hAnsi="TH SarabunPSK" w:cs="TH SarabunPSK"/>
-          <w:color w:val="000000" w:themeColor="text1"/>
-          <w:sz w:val="32"/>
-          <w:szCs w:val="32"/>
-        </w:rPr>
-        <w:t xml:space="preserve">• </w:t>
-      </w:r>
-      <w:r>
-        <w:rPr>
-          <w:rFonts w:ascii="TH SarabunPSK" w:hAnsi="TH SarabunPSK" w:cs="TH SarabunPSK"/>
-          <w:color w:val="000000" w:themeColor="text1"/>
-          <w:sz w:val="32"/>
-          <w:szCs w:val="32"/>
-          <w:cs/>
-        </w:rPr>
-        <w:t>จัดการเรียนการสอนตามแผนที่กำหนด โดยครูทำหน้าที่เป็นผู้อำนวยความสะดวก (</w:t>
-      </w:r>
-      <w:r>
-        <w:rPr>
-          <w:rFonts w:ascii="TH SarabunPSK" w:hAnsi="TH SarabunPSK" w:cs="TH SarabunPSK"/>
-          <w:color w:val="000000" w:themeColor="text1"/>
-          <w:sz w:val="32"/>
-          <w:szCs w:val="32"/>
-        </w:rPr>
-        <w:t>Coach)</w:t>
-      </w:r>
-    </w:p>
-    <w:p>
-      <w:pPr>
-        <w:ind w:left="720" w:firstLine="720"/>
-        <w:jc w:val="thaiDistribute"/>
-        <w:rPr>
-          <w:rFonts w:ascii="TH SarabunPSK" w:hAnsi="TH SarabunPSK" w:cs="TH SarabunPSK"/>
-          <w:color w:val="000000" w:themeColor="text1"/>
-          <w:sz w:val="32"/>
-          <w:szCs w:val="32"/>
-        </w:rPr>
-      </w:pPr>
-      <w:r>
-        <w:rPr>
-          <w:rFonts w:ascii="TH SarabunPSK" w:hAnsi="TH SarabunPSK" w:cs="TH SarabunPSK"/>
-          <w:color w:val="000000" w:themeColor="text1"/>
-          <w:sz w:val="32"/>
-          <w:szCs w:val="32"/>
-        </w:rPr>
-        <w:t xml:space="preserve">• </w:t>
-      </w:r>
-      <w:r>
-        <w:rPr>
-          <w:rFonts w:ascii="TH SarabunPSK" w:hAnsi="TH SarabunPSK" w:cs="TH SarabunPSK"/>
-          <w:color w:val="000000" w:themeColor="text1"/>
-          <w:sz w:val="32"/>
-          <w:szCs w:val="32"/>
-          <w:cs/>
-        </w:rPr>
-        <w:t>ใช้สถานการณ์ในเกมเป็นตัวกระตุ้น (</w:t>
-      </w:r>
-      <w:r>
-        <w:rPr>
-          <w:rFonts w:ascii="TH SarabunPSK" w:hAnsi="TH SarabunPSK" w:cs="TH SarabunPSK"/>
-          <w:color w:val="000000" w:themeColor="text1"/>
-          <w:sz w:val="32"/>
-          <w:szCs w:val="32"/>
-        </w:rPr>
-        <w:t xml:space="preserve">Engagement) </w:t>
-      </w:r>
-      <w:r>
-        <w:rPr>
-          <w:rFonts w:ascii="TH SarabunPSK" w:hAnsi="TH SarabunPSK" w:cs="TH SarabunPSK"/>
-          <w:color w:val="000000" w:themeColor="text1"/>
-          <w:sz w:val="32"/>
-          <w:szCs w:val="32"/>
-          <w:cs/>
-        </w:rPr>
-        <w:t>ให้นักเรียนได้ลองผิดลองถูกและฝึกปฏิบัติซ้ำๆ จนเกิดความชำนาญ (</w:t>
-      </w:r>
-      <w:r>
-        <w:rPr>
-          <w:rFonts w:ascii="TH SarabunPSK" w:hAnsi="TH SarabunPSK" w:cs="TH SarabunPSK"/>
-          <w:color w:val="000000" w:themeColor="text1"/>
-          <w:sz w:val="32"/>
-          <w:szCs w:val="32"/>
-        </w:rPr>
-        <w:t>Mechanism)</w:t>
-      </w:r>
-    </w:p>
-    <w:p>
-      <w:pPr>
-        <w:ind w:left="720" w:firstLine="720"/>
-        <w:jc w:val="thaiDistribute"/>
-        <w:rPr>
-          <w:rFonts w:ascii="TH SarabunPSK" w:hAnsi="TH SarabunPSK" w:cs="TH SarabunPSK"/>
-          <w:color w:val="000000" w:themeColor="text1"/>
-          <w:sz w:val="32"/>
-          <w:szCs w:val="32"/>
-        </w:rPr>
-      </w:pPr>
-      <w:r>
-        <w:rPr>
-          <w:rFonts w:ascii="TH SarabunPSK" w:hAnsi="TH SarabunPSK" w:cs="TH SarabunPSK"/>
-          <w:b/>
-          <w:bCs/>
-          <w:color w:val="000000" w:themeColor="text1"/>
-          <w:sz w:val="32"/>
-          <w:szCs w:val="32"/>
-        </w:rPr>
-        <w:t xml:space="preserve">2.4 </w:t>
-      </w:r>
-      <w:r>
-        <w:rPr>
-          <w:rFonts w:ascii="TH SarabunPSK" w:hAnsi="TH SarabunPSK" w:cs="TH SarabunPSK"/>
-          <w:b/>
-          <w:bCs/>
-          <w:color w:val="000000" w:themeColor="text1"/>
-          <w:sz w:val="32"/>
-          <w:szCs w:val="32"/>
-          <w:cs/>
-        </w:rPr>
-        <w:t>ขั้นการประเมินผล (</w:t>
-      </w:r>
-      <w:r>
-        <w:rPr>
-          <w:rFonts w:ascii="TH SarabunPSK" w:hAnsi="TH SarabunPSK" w:cs="TH SarabunPSK"/>
-          <w:b/>
-          <w:bCs/>
-          <w:color w:val="000000" w:themeColor="text1"/>
-          <w:sz w:val="32"/>
-          <w:szCs w:val="32"/>
-        </w:rPr>
-        <w:t>Evaluation):</w:t>
-      </w:r>
-    </w:p>
-    <w:p>
-      <w:pPr>
-        <w:ind w:left="720" w:firstLine="720"/>
-        <w:jc w:val="thaiDistribute"/>
-        <w:rPr>
-          <w:rFonts w:ascii="TH SarabunPSK" w:hAnsi="TH SarabunPSK" w:cs="TH SarabunPSK"/>
-          <w:color w:val="000000" w:themeColor="text1"/>
-          <w:sz w:val="32"/>
-          <w:szCs w:val="32"/>
-        </w:rPr>
-      </w:pPr>
-      <w:r>
-        <w:rPr>
-          <w:rFonts w:ascii="TH SarabunPSK" w:hAnsi="TH SarabunPSK" w:cs="TH SarabunPSK"/>
-          <w:color w:val="000000" w:themeColor="text1"/>
-          <w:sz w:val="32"/>
-          <w:szCs w:val="32"/>
-        </w:rPr>
-        <w:t xml:space="preserve">• </w:t>
-      </w:r>
-      <w:r>
-        <w:rPr>
-          <w:rFonts w:ascii="TH SarabunPSK" w:hAnsi="TH SarabunPSK" w:cs="TH SarabunPSK"/>
-          <w:color w:val="000000" w:themeColor="text1"/>
-          <w:sz w:val="32"/>
-          <w:szCs w:val="32"/>
-          <w:cs/>
-        </w:rPr>
-        <w:t>ให้นักเรียนทำแบบทดสอบวัดทักษะการใช้เมาส์หลังเรียน (</w:t>
-      </w:r>
-      <w:r>
-        <w:rPr>
-          <w:rFonts w:ascii="TH SarabunPSK" w:hAnsi="TH SarabunPSK" w:cs="TH SarabunPSK"/>
-          <w:color w:val="000000" w:themeColor="text1"/>
-          <w:sz w:val="32"/>
-          <w:szCs w:val="32"/>
-        </w:rPr>
-        <w:t>Post-test)</w:t>
-      </w:r>
-    </w:p>
-    <w:p>
-      <w:pPr>
-        <w:ind w:left="720" w:firstLine="720"/>
-        <w:jc w:val="thaiDistribute"/>
-        <w:rPr>
-          <w:rFonts w:ascii="TH SarabunPSK" w:hAnsi="TH SarabunPSK" w:cs="TH SarabunPSK"/>
-          <w:color w:val="000000" w:themeColor="text1"/>
-          <w:sz w:val="32"/>
-          <w:szCs w:val="32"/>
-        </w:rPr>
-      </w:pPr>
-      <w:r>
-        <w:rPr>
-          <w:rFonts w:ascii="TH SarabunPSK" w:hAnsi="TH SarabunPSK" w:cs="TH SarabunPSK"/>
-          <w:color w:val="000000" w:themeColor="text1"/>
-          <w:sz w:val="32"/>
-          <w:szCs w:val="32"/>
-        </w:rPr>
-        <w:t xml:space="preserve">• </w:t>
-      </w:r>
-      <w:r>
-        <w:rPr>
-          <w:rFonts w:ascii="TH SarabunPSK" w:hAnsi="TH SarabunPSK" w:cs="TH SarabunPSK"/>
-          <w:color w:val="000000" w:themeColor="text1"/>
-          <w:sz w:val="32"/>
-          <w:szCs w:val="32"/>
-          <w:cs/>
-        </w:rPr>
-        <w:t>ประเมินความพึงพอใจและแรงจูงใจของนักเรียนที่มีต่อบทเรียน</w:t>
-      </w:r>
-    </w:p>
-    <w:p>
-      <w:pPr>
-        <w:ind w:left="720" w:firstLine="720"/>
-        <w:jc w:val="thaiDistribute"/>
-        <w:rPr>
-          <w:rFonts w:ascii="TH SarabunPSK" w:hAnsi="TH SarabunPSK" w:cs="TH SarabunPSK" w:hint="cs"/>
-          <w:color w:val="000000" w:themeColor="text1"/>
-          <w:sz w:val="32"/>
-          <w:szCs w:val="32"/>
-        </w:rPr>
-      </w:pPr>
-      <w:r>
-        <w:rPr>
-          <w:rFonts w:ascii="TH SarabunPSK" w:hAnsi="TH SarabunPSK" w:cs="TH SarabunPSK"/>
-          <w:color w:val="000000" w:themeColor="text1"/>
-          <w:sz w:val="32"/>
-          <w:szCs w:val="32"/>
-        </w:rPr>
-        <w:t xml:space="preserve">• </w:t>
-      </w:r>
-      <w:r>
-        <w:rPr>
-          <w:rFonts w:ascii="TH SarabunPSK" w:hAnsi="TH SarabunPSK" w:cs="TH SarabunPSK"/>
-          <w:color w:val="000000" w:themeColor="text1"/>
-          <w:sz w:val="32"/>
-          <w:szCs w:val="32"/>
-          <w:cs/>
-        </w:rPr>
-        <w:t xml:space="preserve">เปรียบเทียบคะแนนก่อนและหลังเรียนด้วยสถิติ </w:t>
-      </w:r>
-      <w:r>
-        <w:rPr>
-          <w:rFonts w:ascii="TH SarabunPSK" w:hAnsi="TH SarabunPSK" w:cs="TH SarabunPSK"/>
-          <w:color w:val="000000" w:themeColor="text1"/>
-          <w:sz w:val="32"/>
-          <w:szCs w:val="32"/>
-        </w:rPr>
-        <w:t>t-test</w:t>
-      </w:r>
-    </w:p>
-    <w:p>
-      <w:pPr>
-        <w:ind w:firstLine="720"/>
-        <w:jc w:val="thaiDistribute"/>
-        <w:rPr>
-          <w:rFonts w:ascii="TH SarabunPSK" w:hAnsi="TH SarabunPSK" w:cs="TH SarabunPSK"/>
-          <w:color w:val="000000" w:themeColor="text1"/>
-          <w:sz w:val="32"/>
-          <w:szCs w:val="32"/>
-        </w:rPr>
-      </w:pPr>
-      <w:r>
-        <w:rPr>
-          <w:rFonts w:ascii="TH SarabunPSK" w:hAnsi="TH SarabunPSK" w:cs="TH SarabunPSK"/>
-          <w:b/>
-          <w:bCs/>
-          <w:color w:val="000000" w:themeColor="text1"/>
-          <w:sz w:val="32"/>
-          <w:szCs w:val="32"/>
-        </w:rPr>
-        <w:t xml:space="preserve">3. </w:t>
-      </w:r>
-      <w:r>
-        <w:rPr>
-          <w:rFonts w:ascii="TH SarabunPSK" w:hAnsi="TH SarabunPSK" w:cs="TH SarabunPSK"/>
-          <w:b/>
-          <w:bCs/>
-          <w:color w:val="000000" w:themeColor="text1"/>
-          <w:sz w:val="32"/>
-          <w:szCs w:val="32"/>
-          <w:cs/>
-        </w:rPr>
-        <w:t>ผลลัพธ์การพัฒนาที่คาดหวัง</w:t>
-      </w:r>
-    </w:p>
-    <w:p>
-      <w:pPr>
-        <w:ind w:left="720" w:firstLine="720"/>
-        <w:jc w:val="thaiDistribute"/>
-        <w:rPr>
-          <w:rFonts w:ascii="TH SarabunPSK" w:hAnsi="TH SarabunPSK" w:cs="TH SarabunPSK" w:hint="cs"/>
-          <w:color w:val="000000" w:themeColor="text1"/>
-          <w:sz w:val="32"/>
-          <w:szCs w:val="32"/>
-        </w:rPr>
-      </w:pPr>
-      <w:r>
-        <w:rPr>
-          <w:rFonts w:ascii="TH SarabunPSK" w:hAnsi="TH SarabunPSK" w:cs="TH SarabunPSK"/>
-          <w:b/>
-          <w:bCs/>
-          <w:color w:val="000000" w:themeColor="text1"/>
-          <w:sz w:val="32"/>
-          <w:szCs w:val="32"/>
-        </w:rPr>
-        <w:t xml:space="preserve">3.1 </w:t>
-      </w:r>
-      <w:r>
-        <w:rPr>
-          <w:rFonts w:ascii="TH SarabunPSK" w:hAnsi="TH SarabunPSK" w:cs="TH SarabunPSK"/>
-          <w:b/>
-          <w:bCs/>
-          <w:color w:val="000000" w:themeColor="text1"/>
-          <w:sz w:val="32"/>
-          <w:szCs w:val="32"/>
-          <w:cs/>
-        </w:rPr>
-        <w:t>ผลลัพธ์เชิงปริมาณ</w:t>
-      </w:r>
-    </w:p>
-    <w:p>
-      <w:pPr>
-        <w:ind w:left="1440" w:firstLine="720"/>
-        <w:jc w:val="thaiDistribute"/>
-        <w:rPr>
-          <w:rFonts w:ascii="TH SarabunPSK" w:hAnsi="TH SarabunPSK" w:cs="TH SarabunPSK" w:hint="cs"/>
-          <w:color w:val="000000" w:themeColor="text1"/>
-          <w:sz w:val="32"/>
-          <w:szCs w:val="32"/>
-        </w:rPr>
-      </w:pPr>
-      <w:r>
-        <w:rPr>
-          <w:rFonts w:ascii="TH SarabunPSK" w:hAnsi="TH SarabunPSK" w:cs="TH SarabunPSK"/>
-          <w:color w:val="000000" w:themeColor="text1"/>
-          <w:sz w:val="32"/>
-          <w:szCs w:val="32"/>
-        </w:rPr>
-        <w:t xml:space="preserve">• </w:t>
-      </w:r>
-      <w:r>
-        <w:rPr>
-          <w:rFonts w:ascii="TH SarabunPSK" w:hAnsi="TH SarabunPSK" w:cs="TH SarabunPSK"/>
-          <w:color w:val="000000" w:themeColor="text1"/>
-          <w:sz w:val="32"/>
-          <w:szCs w:val="32"/>
-          <w:cs/>
-        </w:rPr>
-        <w:t xml:space="preserve">นักเรียนชั้นประถมศึกษาปีที่ </w:t>
-      </w:r>
-      <w:r>
-        <w:rPr>
-          <w:rFonts w:ascii="TH SarabunPSK" w:hAnsi="TH SarabunPSK" w:cs="TH SarabunPSK"/>
-          <w:color w:val="000000" w:themeColor="text1"/>
-          <w:sz w:val="32"/>
-          <w:szCs w:val="32"/>
-        </w:rPr>
-        <w:t xml:space="preserve">1 </w:t>
-      </w:r>
-      <w:r>
-        <w:rPr>
-          <w:rFonts w:ascii="TH SarabunPSK" w:hAnsi="TH SarabunPSK" w:cs="TH SarabunPSK"/>
-          <w:color w:val="000000" w:themeColor="text1"/>
-          <w:sz w:val="32"/>
-          <w:szCs w:val="32"/>
-          <w:cs/>
-        </w:rPr>
-        <w:t>โรงเรียนบ้านคลองมดแดง จำนวน</w:t>
-      </w:r>
-      <w:r>
-        <w:rPr>
-          <w:rFonts w:ascii="TH SarabunPSK" w:hAnsi="TH SarabunPSK" w:cs="TH SarabunPSK"/>
-          <w:color w:val="000000" w:themeColor="text1"/>
-          <w:sz w:val="32"/>
-          <w:szCs w:val="32"/>
-        </w:rPr>
-        <w:t xml:space="preserve"> </w:t>
-      </w:r>
-      <w:r>
-        <w:rPr>
-          <w:rFonts w:ascii="TH SarabunPSK" w:hAnsi="TH SarabunPSK" w:cs="TH SarabunPSK"/>
-          <w:b/>
-          <w:bCs/>
-          <w:color w:val="000000" w:themeColor="text1"/>
-          <w:sz w:val="32"/>
-          <w:szCs w:val="32"/>
-        </w:rPr>
-        <w:t xml:space="preserve">9 </w:t>
-      </w:r>
-      <w:r>
-        <w:rPr>
-          <w:rFonts w:ascii="TH SarabunPSK" w:hAnsi="TH SarabunPSK" w:cs="TH SarabunPSK"/>
-          <w:b/>
-          <w:bCs/>
-          <w:color w:val="000000" w:themeColor="text1"/>
-          <w:sz w:val="32"/>
-          <w:szCs w:val="32"/>
-          <w:cs/>
-        </w:rPr>
-        <w:t xml:space="preserve">คน (ร้อยละ </w:t>
-      </w:r>
-      <w:r>
-        <w:rPr>
-          <w:rFonts w:ascii="TH SarabunPSK" w:hAnsi="TH SarabunPSK" w:cs="TH SarabunPSK"/>
-          <w:b/>
-          <w:bCs/>
-          <w:color w:val="000000" w:themeColor="text1"/>
-          <w:sz w:val="32"/>
-          <w:szCs w:val="32"/>
-        </w:rPr>
-        <w:t>100)</w:t>
-      </w:r>
-      <w:r>
-        <w:rPr>
-          <w:rFonts w:ascii="TH SarabunPSK" w:hAnsi="TH SarabunPSK" w:cs="TH SarabunPSK"/>
-          <w:color w:val="000000" w:themeColor="text1"/>
-          <w:sz w:val="32"/>
-          <w:szCs w:val="32"/>
-        </w:rPr>
-        <w:t xml:space="preserve"> </w:t>
-      </w:r>
-      <w:r>
-        <w:rPr>
-          <w:rFonts w:ascii="TH SarabunPSK" w:hAnsi="TH SarabunPSK" w:cs="TH SarabunPSK"/>
-          <w:color w:val="000000" w:themeColor="text1"/>
-          <w:sz w:val="32"/>
-          <w:szCs w:val="32"/>
-          <w:cs/>
-        </w:rPr>
-        <w:t>มีทักษะปฏิบัติการใช้งานเมาส์เบื้องต้นผ่านเกณฑ์ที่กำหนด</w:t>
-      </w:r>
-    </w:p>
-    <w:p>
-      <w:pPr>
-        <w:ind w:left="1440" w:firstLine="720"/>
-        <w:jc w:val="thaiDistribute"/>
-        <w:rPr>
-          <w:rFonts w:ascii="TH SarabunPSK" w:hAnsi="TH SarabunPSK" w:cs="TH SarabunPSK"/>
-          <w:color w:val="000000" w:themeColor="text1"/>
-          <w:sz w:val="32"/>
-          <w:szCs w:val="32"/>
-        </w:rPr>
-      </w:pPr>
-      <w:r>
-        <w:rPr>
-          <w:rFonts w:ascii="TH SarabunPSK" w:hAnsi="TH SarabunPSK" w:cs="TH SarabunPSK"/>
-          <w:color w:val="000000" w:themeColor="text1"/>
-          <w:sz w:val="32"/>
-          <w:szCs w:val="32"/>
-        </w:rPr>
-        <w:t xml:space="preserve">• </w:t>
-      </w:r>
-      <w:r>
-        <w:rPr>
-          <w:rFonts w:ascii="TH SarabunPSK" w:hAnsi="TH SarabunPSK" w:cs="TH SarabunPSK"/>
-          <w:color w:val="000000" w:themeColor="text1"/>
-          <w:sz w:val="32"/>
-          <w:szCs w:val="32"/>
-          <w:cs/>
-        </w:rPr>
-        <w:t>ผลสัมฤทธิ์ทางการเรียนของนักเรียนหลังการใช้สื่อเกมคอมพิวเตอร์สูงกว่าก่อนเรียนอย่างมีนัยสำคัญทางสถิติที่ระดับ .</w:t>
-      </w:r>
-      <w:r>
-        <w:rPr>
-          <w:rFonts w:ascii="TH SarabunPSK" w:hAnsi="TH SarabunPSK" w:cs="TH SarabunPSK"/>
-          <w:color w:val="000000" w:themeColor="text1"/>
-          <w:sz w:val="32"/>
-          <w:szCs w:val="32"/>
-        </w:rPr>
-        <w:t>05</w:t>
-      </w:r>
-    </w:p>
-    <w:p>
-      <w:pPr>
-        <w:ind w:left="1440" w:firstLine="720"/>
-        <w:jc w:val="thaiDistribute"/>
-        <w:rPr>
-          <w:rFonts w:ascii="TH SarabunPSK" w:hAnsi="TH SarabunPSK" w:cs="TH SarabunPSK"/>
-          <w:color w:val="000000" w:themeColor="text1"/>
-          <w:sz w:val="32"/>
-          <w:szCs w:val="32"/>
-        </w:rPr>
-      </w:pPr>
-      <w:r>
-        <w:rPr>
-          <w:rFonts w:ascii="TH SarabunPSK" w:hAnsi="TH SarabunPSK" w:cs="TH SarabunPSK"/>
-          <w:color w:val="000000" w:themeColor="text1"/>
-          <w:sz w:val="32"/>
-          <w:szCs w:val="32"/>
-        </w:rPr>
-        <w:t xml:space="preserve">• </w:t>
-      </w:r>
-      <w:r>
-        <w:rPr>
-          <w:rFonts w:ascii="TH SarabunPSK" w:hAnsi="TH SarabunPSK" w:cs="TH SarabunPSK"/>
-          <w:color w:val="000000" w:themeColor="text1"/>
-          <w:sz w:val="32"/>
-          <w:szCs w:val="32"/>
-          <w:cs/>
-        </w:rPr>
-        <w:t>นักเรียนส่งภารกิจหรือผลงานในชั้นเรียนตรงตามเวลาที่กำหนดเพิ่มมากขึ้น เนื่องจากการใช้กลไกเวลาและรางวัลในเกม</w:t>
-      </w:r>
-      <w:proofErr w:type="spellStart"/>
-      <w:r>
-        <w:rPr>
-          <w:rFonts w:ascii="TH SarabunPSK" w:hAnsi="TH SarabunPSK" w:cs="TH SarabunPSK"/>
-          <w:color w:val="000000" w:themeColor="text1"/>
-          <w:sz w:val="32"/>
-          <w:szCs w:val="32"/>
-          <w:cs/>
-        </w:rPr>
-        <w:t>มิฟิ</w:t>
-      </w:r>
-      <w:proofErr w:type="spellEnd"/>
-      <w:r>
-        <w:rPr>
-          <w:rFonts w:ascii="TH SarabunPSK" w:hAnsi="TH SarabunPSK" w:cs="TH SarabunPSK"/>
-          <w:color w:val="000000" w:themeColor="text1"/>
-          <w:sz w:val="32"/>
-          <w:szCs w:val="32"/>
-          <w:cs/>
-        </w:rPr>
-        <w:t>เคชัน</w:t>
-      </w:r>
-    </w:p>
-    <w:p>
-      <w:pPr>
-        <w:ind w:left="720" w:firstLine="720"/>
-        <w:jc w:val="thaiDistribute"/>
-        <w:rPr>
-          <w:rFonts w:ascii="TH SarabunPSK" w:hAnsi="TH SarabunPSK" w:cs="TH SarabunPSK"/>
-          <w:color w:val="000000" w:themeColor="text1"/>
-          <w:sz w:val="32"/>
-          <w:szCs w:val="32"/>
-        </w:rPr>
-      </w:pPr>
-      <w:r>
-        <w:rPr>
-          <w:rFonts w:ascii="TH SarabunPSK" w:hAnsi="TH SarabunPSK" w:cs="TH SarabunPSK"/>
-          <w:b/>
-          <w:bCs/>
-          <w:color w:val="000000" w:themeColor="text1"/>
-          <w:sz w:val="32"/>
-          <w:szCs w:val="32"/>
-        </w:rPr>
-        <w:t xml:space="preserve">3.2 </w:t>
-      </w:r>
-      <w:r>
-        <w:rPr>
-          <w:rFonts w:ascii="TH SarabunPSK" w:hAnsi="TH SarabunPSK" w:cs="TH SarabunPSK"/>
-          <w:b/>
-          <w:bCs/>
-          <w:color w:val="000000" w:themeColor="text1"/>
-          <w:sz w:val="32"/>
-          <w:szCs w:val="32"/>
-          <w:cs/>
-        </w:rPr>
-        <w:t>ผลลัพธ์เชิงคุณภาพ:</w:t>
-      </w:r>
-    </w:p>
-    <w:p>
-      <w:pPr>
-        <w:ind w:left="1440" w:firstLine="720"/>
-        <w:jc w:val="thaiDistribute"/>
-        <w:rPr>
-          <w:rFonts w:ascii="TH SarabunPSK" w:hAnsi="TH SarabunPSK" w:cs="TH SarabunPSK"/>
-          <w:color w:val="000000" w:themeColor="text1"/>
-          <w:sz w:val="32"/>
-          <w:szCs w:val="32"/>
-        </w:rPr>
-      </w:pPr>
-      <w:r>
-        <w:rPr>
-          <w:rFonts w:ascii="TH SarabunPSK" w:hAnsi="TH SarabunPSK" w:cs="TH SarabunPSK"/>
-          <w:color w:val="000000" w:themeColor="text1"/>
-          <w:sz w:val="32"/>
-          <w:szCs w:val="32"/>
-        </w:rPr>
-        <w:t xml:space="preserve">• </w:t>
-      </w:r>
-      <w:r>
-        <w:rPr>
-          <w:rFonts w:ascii="TH SarabunPSK" w:hAnsi="TH SarabunPSK" w:cs="TH SarabunPSK"/>
-          <w:color w:val="000000" w:themeColor="text1"/>
-          <w:sz w:val="32"/>
-          <w:szCs w:val="32"/>
-          <w:cs/>
-        </w:rPr>
-        <w:t>นักเรียนเกิดแรงจูงใจใฝ่สัมฤทธิ์และความกระตือรือร้นในการเรียนวิชาคอมพิวเตอร์ อยู่ในระดับ "มากที่สุด"</w:t>
-      </w:r>
-    </w:p>
-    <w:p>
-      <w:pPr>
-        <w:ind w:left="1440" w:firstLine="720"/>
-        <w:jc w:val="thaiDistribute"/>
-        <w:rPr>
-          <w:rFonts w:ascii="TH SarabunPSK" w:hAnsi="TH SarabunPSK" w:cs="TH SarabunPSK"/>
-          <w:color w:val="000000" w:themeColor="text1"/>
-          <w:sz w:val="32"/>
-          <w:szCs w:val="32"/>
-        </w:rPr>
-      </w:pPr>
-      <w:r>
-        <w:rPr>
-          <w:rFonts w:ascii="TH SarabunPSK" w:hAnsi="TH SarabunPSK" w:cs="TH SarabunPSK"/>
-          <w:color w:val="000000" w:themeColor="text1"/>
-          <w:sz w:val="32"/>
-          <w:szCs w:val="32"/>
-        </w:rPr>
-        <w:t xml:space="preserve">• </w:t>
-      </w:r>
-      <w:r>
-        <w:rPr>
-          <w:rFonts w:ascii="TH SarabunPSK" w:hAnsi="TH SarabunPSK" w:cs="TH SarabunPSK"/>
-          <w:color w:val="000000" w:themeColor="text1"/>
-          <w:sz w:val="32"/>
-          <w:szCs w:val="32"/>
-          <w:cs/>
-        </w:rPr>
-        <w:t>นักเรียนมีทักษะการทำงานเป็นทีมและการมีปฏิสัมพันธ์ที่ดีในชั้นเรียนผ่านกิจกรรมเกมแบบกลุ่ม</w:t>
-      </w:r>
-    </w:p>
-    <w:p>
-      <w:pPr>
-        <w:ind w:left="1440" w:firstLine="720"/>
-        <w:jc w:val="thaiDistribute"/>
-        <w:rPr>
-          <w:rFonts w:ascii="TH SarabunPSK" w:hAnsi="TH SarabunPSK" w:cs="TH SarabunPSK" w:hint="cs"/>
-          <w:color w:val="000000" w:themeColor="text1"/>
-          <w:sz w:val="32"/>
-          <w:szCs w:val="32"/>
-        </w:rPr>
-      </w:pPr>
-      <w:r>
-        <w:rPr>
-          <w:rFonts w:ascii="TH SarabunPSK" w:hAnsi="TH SarabunPSK" w:cs="TH SarabunPSK"/>
-          <w:color w:val="000000" w:themeColor="text1"/>
-          <w:sz w:val="32"/>
-          <w:szCs w:val="32"/>
-        </w:rPr>
-        <w:t xml:space="preserve">• </w:t>
-      </w:r>
-      <w:r>
-        <w:rPr>
-          <w:rFonts w:ascii="TH SarabunPSK" w:hAnsi="TH SarabunPSK" w:cs="TH SarabunPSK"/>
-          <w:color w:val="000000" w:themeColor="text1"/>
-          <w:sz w:val="32"/>
-          <w:szCs w:val="32"/>
-          <w:cs/>
-        </w:rPr>
-        <w:t>นักเรียนมีเจตคติที่ดีต่อการใช้เทคโนโลยีสารสนเทศอย่างปลอดภัยและมีวินัยในการดูแลรักษาอุปกรณ์เบื้องต้น</w:t>
-      </w:r>
-    </w:p>
-    <w:p>
-      <w:pPr>
-        <w:ind w:left="1440" w:firstLine="720"/>
-        <w:jc w:val="thaiDistribute"/>
-        <w:rPr>
-          <w:rFonts w:ascii="TH SarabunPSK" w:hAnsi="TH SarabunPSK" w:cs="TH SarabunPSK"/>
-          <w:color w:val="000000" w:themeColor="text1"/>
-          <w:sz w:val="32"/>
-          <w:szCs w:val="32"/>
-        </w:rPr>
-      </w:pPr>
-      <w:r>
-        <w:rPr>
-          <w:rFonts w:ascii="TH SarabunPSK" w:hAnsi="TH SarabunPSK" w:cs="TH SarabunPSK"/>
-          <w:color w:val="000000" w:themeColor="text1"/>
-          <w:sz w:val="32"/>
-          <w:szCs w:val="32"/>
-        </w:rPr>
-        <w:lastRenderedPageBreak/>
-        <w:t xml:space="preserve">• </w:t>
-      </w:r>
-      <w:r>
-        <w:rPr>
-          <w:rFonts w:ascii="TH SarabunPSK" w:hAnsi="TH SarabunPSK" w:cs="TH SarabunPSK"/>
-          <w:color w:val="000000" w:themeColor="text1"/>
-          <w:sz w:val="32"/>
-          <w:szCs w:val="32"/>
-          <w:cs/>
-        </w:rPr>
-        <w:t xml:space="preserve">การจัดการเรียนรู้แบบ </w:t>
-      </w:r>
-      <w:r>
-        <w:rPr>
-          <w:rFonts w:ascii="TH SarabunPSK" w:hAnsi="TH SarabunPSK" w:cs="TH SarabunPSK"/>
-          <w:color w:val="000000" w:themeColor="text1"/>
-          <w:sz w:val="32"/>
-          <w:szCs w:val="32"/>
-        </w:rPr>
-        <w:t xml:space="preserve">Active Learning </w:t>
-      </w:r>
-      <w:r>
-        <w:rPr>
-          <w:rFonts w:ascii="TH SarabunPSK" w:hAnsi="TH SarabunPSK" w:cs="TH SarabunPSK"/>
-          <w:color w:val="000000" w:themeColor="text1"/>
-          <w:sz w:val="32"/>
-          <w:szCs w:val="32"/>
-          <w:cs/>
-        </w:rPr>
-        <w:t>ช่วยให้นักเรียนพัฒนาทักษะการคิดวิเคราะห์และการแก้ปัญหาเบื้องต้น ซึ่งเป็นพื้นฐานสำคัญของการเรียนรู้ตลอดชีวิต (</w:t>
-      </w:r>
-      <w:r>
-        <w:rPr>
-          <w:rFonts w:ascii="TH SarabunPSK" w:hAnsi="TH SarabunPSK" w:cs="TH SarabunPSK"/>
-          <w:color w:val="000000" w:themeColor="text1"/>
-          <w:sz w:val="32"/>
-          <w:szCs w:val="32"/>
-        </w:rPr>
-        <w:t xml:space="preserve">Life-long Learning) </w:t>
-      </w:r>
-      <w:r>
-        <w:rPr>
-          <w:rFonts w:ascii="TH SarabunPSK" w:hAnsi="TH SarabunPSK" w:cs="TH SarabunPSK"/>
-          <w:color w:val="000000" w:themeColor="text1"/>
-          <w:sz w:val="32"/>
-          <w:szCs w:val="32"/>
-          <w:cs/>
-        </w:rPr>
-        <w:t>ในยุคดิจิทัล</w:t>
-      </w:r>
-    </w:p>
-    <w:p>
-      <w:pPr>
-        <w:ind w:firstLine="720"/>
-        <w:jc w:val="thaiDistribute"/>
+        <w:spacing w:after="0" w:line="240" w:lineRule="auto"/>
         <w:rPr>
           <w:rFonts w:ascii="TH SarabunPSK" w:hAnsi="TH SarabunPSK" w:cs="TH SarabunPSK"/>
           <w:color w:val="000000" w:themeColor="text1"/>
@@ -13231,7 +10688,7 @@
           <w:szCs w:val="32"/>
           <w:cs/>
         </w:rPr>
-        <w:t xml:space="preserve">       ลงชื่อ...................................................</w:t>
+        <w:t>ลงชื่อ...................................................................</w:t>
       </w:r>
     </w:p>
     <w:p>
@@ -13323,7 +10780,7 @@
           <w:cs/>
         </w:rPr>
         <w:tab/>
-        <w:t xml:space="preserve">                 (</w:t>
+        <w:t xml:space="preserve">             (</w:t>
       </w:r>
       <w:r>
         <w:rPr>
@@ -13333,29 +10790,7 @@
           <w:szCs w:val="32"/>
           <w:cs/>
         </w:rPr>
-        <w:t>นาย</w:t>
-      </w:r>
-      <w:proofErr w:type="spellStart"/>
-      <w:r>
-        <w:rPr>
-          <w:rFonts w:ascii="TH SarabunPSK" w:hAnsi="TH SarabunPSK" w:cs="TH SarabunPSK" w:hint="cs"/>
-          <w:color w:val="000000" w:themeColor="text1"/>
-          <w:sz w:val="32"/>
-          <w:szCs w:val="32"/>
-          <w:cs/>
-        </w:rPr>
-        <w:t>อนันต</w:t>
-      </w:r>
-      <w:proofErr w:type="spellEnd"/>
-      <w:r>
-        <w:rPr>
-          <w:rFonts w:ascii="TH SarabunPSK" w:hAnsi="TH SarabunPSK" w:cs="TH SarabunPSK" w:hint="cs"/>
-          <w:color w:val="000000" w:themeColor="text1"/>
-          <w:sz w:val="32"/>
-          <w:szCs w:val="32"/>
-          <w:cs/>
-        </w:rPr>
-        <w:t>ชัย  เพ็ชรรี่</w:t>
+        <w:t>นายปรัชญา  ปรางค์ชัยภูมิ</w:t>
       </w:r>
       <w:r>
         <w:rPr>
@@ -13387,520 +10822,17 @@
           <w:szCs w:val="32"/>
           <w:cs/>
         </w:rPr>
-        <w:t xml:space="preserve">                   ตำแหน่ง ครู </w:t>
-      </w:r>
-      <w:proofErr w:type="spellStart"/>
-      <w:r>
-        <w:rPr>
-          <w:rFonts w:ascii="TH SarabunPSK" w:hAnsi="TH SarabunPSK" w:cs="TH SarabunPSK"/>
+        <w:t>ตำแหน่ง ผู้อำนวยการโรงเรียน</w:t>
+      </w:r>
+      <w:r>
+        <w:rPr>
+          <w:rFonts w:ascii="TH SarabunPSK" w:hAnsi="TH SarabunPSK" w:cs="TH SarabunPSK" w:hint="cs"/>
           <w:color w:val="000000" w:themeColor="text1"/>
           <w:sz w:val="32"/>
           <w:szCs w:val="32"/>
           <w:cs/>
         </w:rPr>
-        <w:t>คศ</w:t>
-      </w:r>
-      <w:proofErr w:type="spellEnd"/>
-      <w:r>
-        <w:rPr>
-          <w:rFonts w:ascii="TH SarabunPSK" w:hAnsi="TH SarabunPSK" w:cs="TH SarabunPSK"/>
-          <w:color w:val="000000" w:themeColor="text1"/>
-          <w:sz w:val="32"/>
-          <w:szCs w:val="32"/>
-          <w:cs/>
-        </w:rPr>
-        <w:t>.1</w:t>
-      </w:r>
-    </w:p>
-    <w:p>
-      <w:pPr>
-        <w:spacing w:after="0" w:line="240" w:lineRule="auto"/>
-        <w:ind w:left="4320" w:firstLine="720"/>
-        <w:rPr>
-          <w:rFonts w:ascii="TH SarabunPSK" w:hAnsi="TH SarabunPSK" w:cs="TH SarabunPSK"/>
-          <w:color w:val="000000" w:themeColor="text1"/>
-          <w:sz w:val="32"/>
-          <w:szCs w:val="32"/>
-        </w:rPr>
-      </w:pPr>
-      <w:r>
-        <w:rPr>
-          <w:rFonts w:ascii="TH SarabunPSK" w:hAnsi="TH SarabunPSK" w:cs="TH SarabunPSK"/>
-          <w:color w:val="000000" w:themeColor="text1"/>
-          <w:sz w:val="32"/>
-          <w:szCs w:val="32"/>
-          <w:cs/>
-        </w:rPr>
-        <w:t xml:space="preserve">           ผู้จัดทำข้อตกลงในการพัฒนางาน</w:t>
-      </w:r>
-    </w:p>
-    <w:p>
-      <w:pPr>
-        <w:spacing w:after="0" w:line="240" w:lineRule="auto"/>
-        <w:rPr>
-          <w:rFonts w:ascii="TH SarabunPSK" w:hAnsi="TH SarabunPSK" w:cs="TH SarabunPSK"/>
-          <w:color w:val="000000" w:themeColor="text1"/>
-          <w:sz w:val="32"/>
-          <w:szCs w:val="32"/>
-        </w:rPr>
-      </w:pPr>
-      <w:r>
-        <w:rPr>
-          <w:rFonts w:ascii="TH SarabunPSK" w:hAnsi="TH SarabunPSK" w:cs="TH SarabunPSK"/>
-          <w:color w:val="000000" w:themeColor="text1"/>
-          <w:sz w:val="32"/>
-          <w:szCs w:val="32"/>
-          <w:cs/>
-        </w:rPr>
-        <w:t xml:space="preserve"> </w:t>
-      </w:r>
-      <w:r>
-        <w:rPr>
-          <w:rFonts w:ascii="TH SarabunPSK" w:hAnsi="TH SarabunPSK" w:cs="TH SarabunPSK"/>
-          <w:color w:val="000000" w:themeColor="text1"/>
-          <w:sz w:val="32"/>
-          <w:szCs w:val="32"/>
-          <w:cs/>
-        </w:rPr>
-        <w:tab/>
-      </w:r>
-      <w:r>
-        <w:rPr>
-          <w:rFonts w:ascii="TH SarabunPSK" w:hAnsi="TH SarabunPSK" w:cs="TH SarabunPSK"/>
-          <w:color w:val="000000" w:themeColor="text1"/>
-          <w:sz w:val="32"/>
-          <w:szCs w:val="32"/>
-          <w:cs/>
-        </w:rPr>
-        <w:tab/>
-      </w:r>
-      <w:r>
-        <w:rPr>
-          <w:rFonts w:ascii="TH SarabunPSK" w:hAnsi="TH SarabunPSK" w:cs="TH SarabunPSK"/>
-          <w:color w:val="000000" w:themeColor="text1"/>
-          <w:sz w:val="32"/>
-          <w:szCs w:val="32"/>
-          <w:cs/>
-        </w:rPr>
-        <w:tab/>
-      </w:r>
-      <w:r>
-        <w:rPr>
-          <w:rFonts w:ascii="TH SarabunPSK" w:hAnsi="TH SarabunPSK" w:cs="TH SarabunPSK"/>
-          <w:color w:val="000000" w:themeColor="text1"/>
-          <w:sz w:val="32"/>
-          <w:szCs w:val="32"/>
-          <w:cs/>
-        </w:rPr>
-        <w:tab/>
-      </w:r>
-      <w:r>
-        <w:rPr>
-          <w:rFonts w:ascii="TH SarabunPSK" w:hAnsi="TH SarabunPSK" w:cs="TH SarabunPSK"/>
-          <w:color w:val="000000" w:themeColor="text1"/>
-          <w:sz w:val="32"/>
-          <w:szCs w:val="32"/>
-          <w:cs/>
-        </w:rPr>
-        <w:tab/>
-      </w:r>
-      <w:r>
-        <w:rPr>
-          <w:rFonts w:ascii="TH SarabunPSK" w:hAnsi="TH SarabunPSK" w:cs="TH SarabunPSK"/>
-          <w:color w:val="000000" w:themeColor="text1"/>
-          <w:sz w:val="32"/>
-          <w:szCs w:val="32"/>
-          <w:cs/>
-        </w:rPr>
-        <w:tab/>
-      </w:r>
-      <w:r>
-        <w:rPr>
-          <w:rFonts w:ascii="TH SarabunPSK" w:hAnsi="TH SarabunPSK" w:cs="TH SarabunPSK"/>
-          <w:color w:val="000000" w:themeColor="text1"/>
-          <w:sz w:val="32"/>
-          <w:szCs w:val="32"/>
-          <w:cs/>
-        </w:rPr>
-        <w:tab/>
-      </w:r>
-      <w:r>
-        <w:rPr>
-          <w:rFonts w:ascii="TH SarabunPSK" w:hAnsi="TH SarabunPSK" w:cs="TH SarabunPSK"/>
-          <w:color w:val="000000" w:themeColor="text1"/>
-          <w:sz w:val="32"/>
-          <w:szCs w:val="32"/>
-          <w:cs/>
-        </w:rPr>
-        <w:tab/>
-        <w:t xml:space="preserve">         ...</w:t>
-      </w:r>
-      <w:r>
-        <w:rPr>
-          <w:rFonts w:ascii="TH SarabunPSK" w:hAnsi="TH SarabunPSK" w:cs="TH SarabunPSK"/>
-          <w:color w:val="000000" w:themeColor="text1"/>
-          <w:sz w:val="32"/>
-          <w:szCs w:val="32"/>
-          <w:cs/>
-        </w:rPr>
-        <w:t>...</w:t>
-      </w:r>
-      <w:r>
-        <w:rPr>
-          <w:rFonts w:ascii="TH SarabunPSK" w:hAnsi="TH SarabunPSK" w:cs="TH SarabunPSK"/>
-          <w:color w:val="000000" w:themeColor="text1"/>
-          <w:sz w:val="32"/>
-          <w:szCs w:val="32"/>
-          <w:cs/>
-        </w:rPr>
-        <w:t>..../....</w:t>
-      </w:r>
-      <w:r>
-        <w:rPr>
-          <w:rFonts w:ascii="TH SarabunPSK" w:hAnsi="TH SarabunPSK" w:cs="TH SarabunPSK"/>
-          <w:color w:val="000000" w:themeColor="text1"/>
-          <w:sz w:val="32"/>
-          <w:szCs w:val="32"/>
-          <w:cs/>
-        </w:rPr>
-        <w:t>...</w:t>
-      </w:r>
-      <w:r>
-        <w:rPr>
-          <w:rFonts w:ascii="TH SarabunPSK" w:hAnsi="TH SarabunPSK" w:cs="TH SarabunPSK"/>
-          <w:color w:val="000000" w:themeColor="text1"/>
-          <w:sz w:val="32"/>
-          <w:szCs w:val="32"/>
-          <w:cs/>
-        </w:rPr>
-        <w:t>.../.....</w:t>
-      </w:r>
-      <w:r>
-        <w:rPr>
-          <w:rFonts w:ascii="TH SarabunPSK" w:hAnsi="TH SarabunPSK" w:cs="TH SarabunPSK"/>
-          <w:color w:val="000000" w:themeColor="text1"/>
-          <w:sz w:val="32"/>
-          <w:szCs w:val="32"/>
-          <w:cs/>
-        </w:rPr>
-        <w:t>...</w:t>
-      </w:r>
-      <w:r>
-        <w:rPr>
-          <w:rFonts w:ascii="TH SarabunPSK" w:hAnsi="TH SarabunPSK" w:cs="TH SarabunPSK"/>
-          <w:color w:val="000000" w:themeColor="text1"/>
-          <w:sz w:val="32"/>
-          <w:szCs w:val="32"/>
-          <w:cs/>
-        </w:rPr>
-        <w:t>..</w:t>
-      </w:r>
-    </w:p>
-    <w:p>
-      <w:pPr>
-        <w:spacing w:after="0" w:line="240" w:lineRule="auto"/>
-        <w:rPr>
-          <w:rFonts w:ascii="TH SarabunPSK" w:hAnsi="TH SarabunPSK" w:cs="TH SarabunPSK"/>
-          <w:b/>
-          <w:bCs/>
-          <w:color w:val="000000" w:themeColor="text1"/>
-          <w:sz w:val="32"/>
-          <w:szCs w:val="32"/>
-        </w:rPr>
-      </w:pPr>
-      <w:r>
-        <w:rPr>
-          <w:rFonts w:ascii="TH SarabunPSK" w:hAnsi="TH SarabunPSK" w:cs="TH SarabunPSK"/>
-          <w:b/>
-          <w:bCs/>
-          <w:color w:val="000000" w:themeColor="text1"/>
-          <w:sz w:val="32"/>
-          <w:szCs w:val="32"/>
-          <w:cs/>
-        </w:rPr>
-        <w:t>ความเห็นของผู้อำนวยการสถานศึกษา</w:t>
-      </w:r>
-    </w:p>
-    <w:p>
-      <w:pPr>
-        <w:spacing w:after="0" w:line="240" w:lineRule="auto"/>
-        <w:ind w:left="720" w:firstLine="720"/>
-        <w:rPr>
-          <w:rFonts w:ascii="TH SarabunPSK" w:hAnsi="TH SarabunPSK" w:cs="TH SarabunPSK"/>
-          <w:color w:val="000000" w:themeColor="text1"/>
-          <w:sz w:val="32"/>
-          <w:szCs w:val="32"/>
-        </w:rPr>
-      </w:pPr>
-      <w:proofErr w:type="gramStart"/>
-      <w:r>
-        <w:rPr>
-          <w:rFonts w:ascii="TH SarabunPSK" w:hAnsi="TH SarabunPSK" w:cs="TH SarabunPSK"/>
-          <w:color w:val="000000" w:themeColor="text1"/>
-          <w:sz w:val="32"/>
-          <w:szCs w:val="32"/>
-        </w:rPr>
-        <w:t>( )</w:t>
-      </w:r>
-      <w:proofErr w:type="gramEnd"/>
-      <w:r>
-        <w:rPr>
-          <w:rFonts w:ascii="TH SarabunPSK" w:hAnsi="TH SarabunPSK" w:cs="TH SarabunPSK"/>
-          <w:color w:val="000000" w:themeColor="text1"/>
-          <w:sz w:val="32"/>
-          <w:szCs w:val="32"/>
-        </w:rPr>
-        <w:t xml:space="preserve"> </w:t>
-      </w:r>
-      <w:r>
-        <w:rPr>
-          <w:rFonts w:ascii="TH SarabunPSK" w:hAnsi="TH SarabunPSK" w:cs="TH SarabunPSK"/>
-          <w:color w:val="000000" w:themeColor="text1"/>
-          <w:sz w:val="32"/>
-          <w:szCs w:val="32"/>
-          <w:cs/>
-        </w:rPr>
-        <w:t>เห็นชอบให้เป็นข้อตกลงในการพัฒนางาน</w:t>
-      </w:r>
-    </w:p>
-    <w:p>
-      <w:pPr>
-        <w:spacing w:after="0" w:line="240" w:lineRule="auto"/>
-        <w:ind w:firstLine="1440"/>
-        <w:jc w:val="thaiDistribute"/>
-        <w:rPr>
-          <w:rFonts w:ascii="TH SarabunPSK" w:hAnsi="TH SarabunPSK" w:cs="TH SarabunPSK"/>
-          <w:color w:val="000000" w:themeColor="text1"/>
-          <w:sz w:val="32"/>
-          <w:szCs w:val="32"/>
-        </w:rPr>
-      </w:pPr>
-      <w:proofErr w:type="gramStart"/>
-      <w:r>
-        <w:rPr>
-          <w:rFonts w:ascii="TH SarabunPSK" w:hAnsi="TH SarabunPSK" w:cs="TH SarabunPSK"/>
-          <w:color w:val="000000" w:themeColor="text1"/>
-          <w:sz w:val="32"/>
-          <w:szCs w:val="32"/>
-        </w:rPr>
-        <w:t>( )</w:t>
-      </w:r>
-      <w:proofErr w:type="gramEnd"/>
-      <w:r>
-        <w:rPr>
-          <w:rFonts w:ascii="TH SarabunPSK" w:hAnsi="TH SarabunPSK" w:cs="TH SarabunPSK"/>
-          <w:color w:val="000000" w:themeColor="text1"/>
-          <w:sz w:val="32"/>
-          <w:szCs w:val="32"/>
-        </w:rPr>
-        <w:t xml:space="preserve"> </w:t>
-      </w:r>
-      <w:r>
-        <w:rPr>
-          <w:rFonts w:ascii="TH SarabunPSK" w:hAnsi="TH SarabunPSK" w:cs="TH SarabunPSK"/>
-          <w:color w:val="000000" w:themeColor="text1"/>
-          <w:sz w:val="32"/>
-          <w:szCs w:val="32"/>
-          <w:cs/>
-        </w:rPr>
-        <w:t>ไม่เห็นชอบให้เป็นข้อตกลงในการพัฒนางาน โดยมีข้อเสนอแนะเพื่อนำไปแก้ไข และเสนอเพื่อพิจารณาอีกครั้ง ดังนี้</w:t>
-      </w:r>
-    </w:p>
-    <w:p>
-      <w:pPr>
-        <w:spacing w:after="0" w:line="240" w:lineRule="auto"/>
-        <w:rPr>
-          <w:rFonts w:ascii="TH SarabunPSK" w:hAnsi="TH SarabunPSK" w:cs="TH SarabunPSK"/>
-          <w:color w:val="000000" w:themeColor="text1"/>
-          <w:sz w:val="32"/>
-          <w:szCs w:val="32"/>
-        </w:rPr>
-      </w:pPr>
-      <w:r>
-        <w:rPr>
-          <w:rFonts w:ascii="TH SarabunPSK" w:hAnsi="TH SarabunPSK" w:cs="TH SarabunPSK"/>
-          <w:color w:val="000000" w:themeColor="text1"/>
-          <w:sz w:val="32"/>
-          <w:szCs w:val="32"/>
-        </w:rPr>
-        <w:t>……………………………………………………………………………………………………………………………………………………………………………………………………………………………………………………………………………………………………………………………………………………………………………………………………………………………………………………………………………………………………………………………………………………………………………………………………………………………………………………………………………………………………………………</w:t>
-      </w:r>
-    </w:p>
-    <w:p>
-      <w:pPr>
-        <w:spacing w:after="0" w:line="240" w:lineRule="auto"/>
-        <w:rPr>
-          <w:rFonts w:ascii="TH SarabunPSK" w:hAnsi="TH SarabunPSK" w:cs="TH SarabunPSK"/>
-          <w:color w:val="000000" w:themeColor="text1"/>
-          <w:sz w:val="32"/>
-          <w:szCs w:val="32"/>
-        </w:rPr>
-      </w:pPr>
-    </w:p>
-    <w:p>
-      <w:pPr>
-        <w:spacing w:after="0" w:line="240" w:lineRule="auto"/>
-        <w:ind w:left="4320" w:firstLine="720"/>
-        <w:rPr>
-          <w:rFonts w:ascii="TH SarabunPSK" w:hAnsi="TH SarabunPSK" w:cs="TH SarabunPSK"/>
-          <w:color w:val="000000" w:themeColor="text1"/>
-          <w:sz w:val="32"/>
-          <w:szCs w:val="32"/>
-        </w:rPr>
-      </w:pPr>
-      <w:r>
-        <w:rPr>
-          <w:rFonts w:ascii="TH SarabunPSK" w:hAnsi="TH SarabunPSK" w:cs="TH SarabunPSK"/>
-          <w:color w:val="000000" w:themeColor="text1"/>
-          <w:sz w:val="32"/>
-          <w:szCs w:val="32"/>
-          <w:cs/>
-        </w:rPr>
-        <w:t>ลงชื่อ...................................................................</w:t>
-      </w:r>
-    </w:p>
-    <w:p>
-      <w:pPr>
-        <w:spacing w:after="0" w:line="240" w:lineRule="auto"/>
-        <w:rPr>
-          <w:rFonts w:ascii="TH SarabunPSK" w:hAnsi="TH SarabunPSK" w:cs="TH SarabunPSK"/>
-          <w:color w:val="000000" w:themeColor="text1"/>
-          <w:sz w:val="32"/>
-          <w:szCs w:val="32"/>
-        </w:rPr>
-      </w:pPr>
-      <w:r>
-        <w:rPr>
-          <w:rFonts w:ascii="TH SarabunPSK" w:hAnsi="TH SarabunPSK" w:cs="TH SarabunPSK"/>
-          <w:color w:val="000000" w:themeColor="text1"/>
-          <w:sz w:val="32"/>
-          <w:szCs w:val="32"/>
-          <w:cs/>
-        </w:rPr>
-        <w:t xml:space="preserve"> </w:t>
-      </w:r>
-      <w:r>
-        <w:rPr>
-          <w:rFonts w:ascii="TH SarabunPSK" w:hAnsi="TH SarabunPSK" w:cs="TH SarabunPSK"/>
-          <w:color w:val="000000" w:themeColor="text1"/>
-          <w:sz w:val="32"/>
-          <w:szCs w:val="32"/>
-          <w:cs/>
-        </w:rPr>
-        <w:tab/>
-      </w:r>
-      <w:r>
-        <w:rPr>
-          <w:rFonts w:ascii="TH SarabunPSK" w:hAnsi="TH SarabunPSK" w:cs="TH SarabunPSK"/>
-          <w:color w:val="000000" w:themeColor="text1"/>
-          <w:sz w:val="32"/>
-          <w:szCs w:val="32"/>
-          <w:cs/>
-        </w:rPr>
-        <w:tab/>
-      </w:r>
-      <w:r>
-        <w:rPr>
-          <w:rFonts w:ascii="TH SarabunPSK" w:hAnsi="TH SarabunPSK" w:cs="TH SarabunPSK"/>
-          <w:color w:val="000000" w:themeColor="text1"/>
-          <w:sz w:val="32"/>
-          <w:szCs w:val="32"/>
-          <w:cs/>
-        </w:rPr>
-        <w:tab/>
-      </w:r>
-      <w:r>
-        <w:rPr>
-          <w:rFonts w:ascii="TH SarabunPSK" w:hAnsi="TH SarabunPSK" w:cs="TH SarabunPSK"/>
-          <w:color w:val="000000" w:themeColor="text1"/>
-          <w:sz w:val="32"/>
-          <w:szCs w:val="32"/>
-          <w:cs/>
-        </w:rPr>
-        <w:tab/>
-      </w:r>
-      <w:r>
-        <w:rPr>
-          <w:rFonts w:ascii="TH SarabunPSK" w:hAnsi="TH SarabunPSK" w:cs="TH SarabunPSK"/>
-          <w:color w:val="000000" w:themeColor="text1"/>
-          <w:sz w:val="32"/>
-          <w:szCs w:val="32"/>
-          <w:cs/>
-        </w:rPr>
-        <w:tab/>
-      </w:r>
-      <w:r>
-        <w:rPr>
-          <w:rFonts w:ascii="TH SarabunPSK" w:hAnsi="TH SarabunPSK" w:cs="TH SarabunPSK"/>
-          <w:color w:val="000000" w:themeColor="text1"/>
-          <w:sz w:val="32"/>
-          <w:szCs w:val="32"/>
-          <w:cs/>
-        </w:rPr>
-        <w:tab/>
-      </w:r>
-      <w:r>
-        <w:rPr>
-          <w:rFonts w:ascii="TH SarabunPSK" w:hAnsi="TH SarabunPSK" w:cs="TH SarabunPSK"/>
-          <w:color w:val="000000" w:themeColor="text1"/>
-          <w:sz w:val="32"/>
-          <w:szCs w:val="32"/>
-          <w:cs/>
-        </w:rPr>
-        <w:tab/>
-        <w:t xml:space="preserve">             (</w:t>
-      </w:r>
-      <w:r>
-        <w:rPr>
-          <w:rFonts w:ascii="TH SarabunPSK" w:hAnsi="TH SarabunPSK" w:cs="TH SarabunPSK"/>
-          <w:color w:val="000000" w:themeColor="text1"/>
-          <w:sz w:val="32"/>
-          <w:szCs w:val="32"/>
-          <w:cs/>
-        </w:rPr>
-        <w:t>..........................................</w:t>
-      </w:r>
-      <w:r>
-        <w:rPr>
-          <w:rFonts w:ascii="TH SarabunPSK" w:hAnsi="TH SarabunPSK" w:cs="TH SarabunPSK"/>
-          <w:color w:val="000000" w:themeColor="text1"/>
-          <w:sz w:val="32"/>
-          <w:szCs w:val="32"/>
-          <w:cs/>
-        </w:rPr>
-        <w:t>)</w:t>
-      </w:r>
-    </w:p>
-    <w:p>
-      <w:pPr>
-        <w:spacing w:after="0" w:line="240" w:lineRule="auto"/>
-        <w:ind w:left="4320" w:firstLine="720"/>
-        <w:rPr>
-          <w:rFonts w:ascii="TH SarabunPSK" w:hAnsi="TH SarabunPSK" w:cs="TH SarabunPSK"/>
-          <w:color w:val="000000" w:themeColor="text1"/>
-          <w:sz w:val="32"/>
-          <w:szCs w:val="32"/>
-        </w:rPr>
-      </w:pPr>
-      <w:r>
-        <w:rPr>
-          <w:rFonts w:ascii="TH SarabunPSK" w:hAnsi="TH SarabunPSK" w:cs="TH SarabunPSK"/>
-          <w:color w:val="000000" w:themeColor="text1"/>
-          <w:sz w:val="32"/>
-          <w:szCs w:val="32"/>
-          <w:cs/>
-        </w:rPr>
-        <w:t>ตำแหน่ง ผู้อำนวยการโรงเรียน</w:t>
-      </w:r>
-      <w:r>
-        <w:rPr>
-          <w:rFonts w:ascii="TH SarabunPSK" w:hAnsi="TH SarabunPSK" w:cs="TH SarabunPSK"/>
-          <w:color w:val="000000" w:themeColor="text1"/>
-          <w:sz w:val="32"/>
-          <w:szCs w:val="32"/>
-          <w:cs/>
-        </w:rPr>
-        <w:t>..........................</w:t>
+        <w:t>บ้านคลองมดแดง</w:t>
       </w:r>
     </w:p>
     <w:p>
@@ -14613,10 +11545,12 @@
   <w:style w:type="paragraph" w:default="1" w:styleId="Normal">
     <w:name w:val="Normal"/>
     <w:qFormat/>
+    <w:rsid w:val="003B0C12"/>
   </w:style>
   <w:style w:type="character" w:default="1" w:styleId="DefaultParagraphFont">
     <w:name w:val="Default Paragraph Font"/>
     <w:uiPriority w:val="1"/>
+    <w:semiHidden/>
     <w:unhideWhenUsed/>
   </w:style>
   <w:style w:type="table" w:default="1" w:styleId="TableNormal">
